--- a/Hyundai_Knowledge_Assistant_Project_Documentation.docx
+++ b/Hyundai_Knowledge_Assistant_Project_Documentation.docx
@@ -25,7 +25,7 @@
           <w:b/>
           <w:sz w:val="32"/>
         </w:rPr>
-        <w:t>Complete Project Documentation</w:t>
+        <w:t>Complete Technical Documentation</w:t>
         <w:br/>
       </w:r>
     </w:p>
@@ -37,7 +37,7 @@
         <w:rPr>
           <w:sz w:val="24"/>
         </w:rPr>
-        <w:t>Semantic FAQ Chatbot with Authentication, OTP Email, Test Drive Booking &amp; Admin Panel</w:t>
+        <w:t>Retrieval-Based Semantic FAQ Chatbot · Auth · OTP Email · Bookings · Admin Panel</w:t>
         <w:br/>
         <w:br/>
       </w:r>
@@ -50,21 +50,21 @@
         <w:rPr>
           <w:sz w:val="22"/>
         </w:rPr>
-        <w:t>Prepared for: Project Presentation &amp; Viva</w:t>
+        <w:t>Prepared for: Project Presentation, Viva &amp; Code Review</w:t>
         <w:br/>
       </w:r>
       <w:r>
         <w:rPr>
           <w:sz w:val="22"/>
         </w:rPr>
-        <w:t>Version: 2.1.0</w:t>
+        <w:t>Version: 2.2.0</w:t>
         <w:br/>
       </w:r>
       <w:r>
         <w:rPr>
           <w:sz w:val="22"/>
         </w:rPr>
-        <w:t>Stack: React + FastAPI + ChromaDB + SQLite + BGE-M3 Embeddings</w:t>
+        <w:t>Stack: React 18 + Vite 6 + FastAPI + ChromaDB + SQLite + BGE-M3 Embeddings</w:t>
       </w:r>
     </w:p>
     <w:p>
@@ -93,7 +93,7 @@
         <w:pStyle w:val="ListBullet"/>
       </w:pPr>
       <w:r>
-        <w:t>2. Problem Statement &amp; Solution</w:t>
+        <w:t>2. Complete End-to-End Flow</w:t>
       </w:r>
     </w:p>
     <w:p>
@@ -109,7 +109,7 @@
         <w:pStyle w:val="ListBullet"/>
       </w:pPr>
       <w:r>
-        <w:t>4. Technology Stack &amp; Libraries (Detailed)</w:t>
+        <w:t>4. Technology Stack &amp; Libraries</w:t>
       </w:r>
     </w:p>
     <w:p>
@@ -117,7 +117,7 @@
         <w:pStyle w:val="ListBullet"/>
       </w:pPr>
       <w:r>
-        <w:t>5. How Semantic Search Works</w:t>
+        <w:t>5. Knowledge Base Design &amp; Chunking Strategy</w:t>
       </w:r>
     </w:p>
     <w:p>
@@ -125,7 +125,7 @@
         <w:pStyle w:val="ListBullet"/>
       </w:pPr>
       <w:r>
-        <w:t>6. Database Design (SQLite)</w:t>
+        <w:t>6. Embeddings &amp; Semantic Search (ChromaDB)</w:t>
       </w:r>
     </w:p>
     <w:p>
@@ -133,7 +133,7 @@
         <w:pStyle w:val="ListBullet"/>
       </w:pPr>
       <w:r>
-        <w:t>7. API Endpoints (Complete List)</w:t>
+        <w:t>7. Context, Sessions &amp; Clarification Logic</w:t>
       </w:r>
     </w:p>
     <w:p>
@@ -141,7 +141,7 @@
         <w:pStyle w:val="ListBullet"/>
       </w:pPr>
       <w:r>
-        <w:t>8. Authentication &amp; Security</w:t>
+        <w:t>8. Database Design (SQLite)</w:t>
       </w:r>
     </w:p>
     <w:p>
@@ -149,7 +149,7 @@
         <w:pStyle w:val="ListBullet"/>
       </w:pPr>
       <w:r>
-        <w:t>9. Email OTP System (SMTP)</w:t>
+        <w:t>9. API Endpoints (Complete)</w:t>
       </w:r>
     </w:p>
     <w:p>
@@ -157,7 +157,7 @@
         <w:pStyle w:val="ListBullet"/>
       </w:pPr>
       <w:r>
-        <w:t>10. Test Drive Booking System</w:t>
+        <w:t>10. Authentication, OTP &amp; Email</w:t>
       </w:r>
     </w:p>
     <w:p>
@@ -165,7 +165,7 @@
         <w:pStyle w:val="ListBullet"/>
       </w:pPr>
       <w:r>
-        <w:t>11. Admin Dashboard</w:t>
+        <w:t>11. Test Drive Booking System</w:t>
       </w:r>
     </w:p>
     <w:p>
@@ -173,7 +173,7 @@
         <w:pStyle w:val="ListBullet"/>
       </w:pPr>
       <w:r>
-        <w:t>12. Frontend Structure</w:t>
+        <w:t>12. Admin Dashboard</w:t>
       </w:r>
     </w:p>
     <w:p>
@@ -181,7 +181,7 @@
         <w:pStyle w:val="ListBullet"/>
       </w:pPr>
       <w:r>
-        <w:t>13. Every File Explained</w:t>
+        <w:t>13. Frontend Architecture</w:t>
       </w:r>
     </w:p>
     <w:p>
@@ -189,7 +189,7 @@
         <w:pStyle w:val="ListBullet"/>
       </w:pPr>
       <w:r>
-        <w:t>14. Environment Variables</w:t>
+        <w:t>14. Every File Explained</w:t>
       </w:r>
     </w:p>
     <w:p>
@@ -197,7 +197,7 @@
         <w:pStyle w:val="ListBullet"/>
       </w:pPr>
       <w:r>
-        <w:t>15. How to Run the Project</w:t>
+        <w:t>15. Code Comments Guide (How to Read the Source)</w:t>
       </w:r>
     </w:p>
     <w:p>
@@ -205,7 +205,7 @@
         <w:pStyle w:val="ListBullet"/>
       </w:pPr>
       <w:r>
-        <w:t>16. Data Flow Diagrams (Text)</w:t>
+        <w:t>16. Environment Variables</w:t>
       </w:r>
     </w:p>
     <w:p>
@@ -213,7 +213,7 @@
         <w:pStyle w:val="ListBullet"/>
       </w:pPr>
       <w:r>
-        <w:t>17. Common Viva Questions &amp; Answers</w:t>
+        <w:t>17. How to Run</w:t>
       </w:r>
     </w:p>
     <w:p>
@@ -221,7 +221,7 @@
         <w:pStyle w:val="ListBullet"/>
       </w:pPr>
       <w:r>
-        <w:t>18. Limitations &amp; Future Scope</w:t>
+        <w:t>18. Viva Questions &amp; Answers</w:t>
       </w:r>
     </w:p>
     <w:p>
@@ -229,7 +229,7 @@
         <w:pStyle w:val="ListBullet"/>
       </w:pPr>
       <w:r>
-        <w:t>19. Security Notes Before GitHub</w:t>
+        <w:t>19. Limitations &amp; Future Scope</w:t>
       </w:r>
     </w:p>
     <w:p>
@@ -250,7 +250,7 @@
         <w:rPr>
           <w:b w:val="0"/>
         </w:rPr>
-        <w:t>Hyundai Knowledge Assistant is a full-stack web application that helps users get answers about Hyundai vehicles, book test drives, and manage their account. It is a RETRIEVAL-BASED chatbot — meaning it does NOT use ChatGPT or any LLM to generate answers. Every answer comes directly from a pre-defined Excel FAQ knowledge base using semantic (meaning-based) search.</w:t>
+        <w:t>Hyundai Knowledge Assistant is a full-stack web application for Hyundai showroom customers. It answers vehicle questions from a verified FAQ knowledge base, books test drives, and supports user accounts with email OTP security.</w:t>
       </w:r>
     </w:p>
     <w:p>
@@ -258,95 +258,15 @@
         <w:rPr>
           <w:b/>
         </w:rPr>
-        <w:t>Key Features:</w:t>
+        <w:t>Critical design choice: This is a RETRIEVAL-BASED chatbot.</w:t>
       </w:r>
     </w:p>
     <w:p>
-      <w:pPr>
-        <w:pStyle w:val="ListBullet"/>
-      </w:pPr>
       <w:r>
-        <w:t>Semantic FAQ search powered by ChromaDB vector database and BGE-M3 embeddings</w:t>
-      </w:r>
-    </w:p>
-    <w:p>
-      <w:pPr>
-        <w:pStyle w:val="ListBullet"/>
-      </w:pPr>
-      <w:r>
-        <w:t>User registration and login with Two-Factor Authentication (OTP via email)</w:t>
-      </w:r>
-    </w:p>
-    <w:p>
-      <w:pPr>
-        <w:pStyle w:val="ListBullet"/>
-      </w:pPr>
-      <w:r>
-        <w:t>Forgot password and reset password with email OTP</w:t>
-      </w:r>
-    </w:p>
-    <w:p>
-      <w:pPr>
-        <w:pStyle w:val="ListBullet"/>
-      </w:pPr>
-      <w:r>
-        <w:t>Test drive booking with 1-hour time slots (10 AM to 8 PM)</w:t>
-      </w:r>
-    </w:p>
-    <w:p>
-      <w:pPr>
-        <w:pStyle w:val="ListBullet"/>
-      </w:pPr>
-      <w:r>
-        <w:t>Slot conflict detection — prevents double booking</w:t>
-      </w:r>
-    </w:p>
-    <w:p>
-      <w:pPr>
-        <w:pStyle w:val="ListBullet"/>
-      </w:pPr>
-      <w:r>
-        <w:t>Available slot display inside chat (e.g., 'What are available timings for today?')</w:t>
-      </w:r>
-    </w:p>
-    <w:p>
-      <w:pPr>
-        <w:pStyle w:val="ListBullet"/>
-      </w:pPr>
-      <w:r>
-        <w:t>Dynamic follow-up suggestion chips after each answer</w:t>
-      </w:r>
-    </w:p>
-    <w:p>
-      <w:pPr>
-        <w:pStyle w:val="ListBullet"/>
-      </w:pPr>
-      <w:r>
-        <w:t>Per-user chat session history (separate for each logged-in user)</w:t>
-      </w:r>
-    </w:p>
-    <w:p>
-      <w:pPr>
-        <w:pStyle w:val="ListBullet"/>
-      </w:pPr>
-      <w:r>
-        <w:t>Admin dashboard for booking management and chat monitoring</w:t>
-      </w:r>
-    </w:p>
-    <w:p>
-      <w:pPr>
-        <w:pStyle w:val="ListBullet"/>
-      </w:pPr>
-      <w:r>
-        <w:t>Dark-themed ChatGPT-style user interface</w:t>
-      </w:r>
-    </w:p>
-    <w:p>
-      <w:pPr>
-        <w:pStyle w:val="Heading1"/>
-      </w:pPr>
-      <w:r>
-        <w:t>2. Problem Statement &amp; Solution</w:t>
+        <w:rPr>
+          <w:b w:val="0"/>
+        </w:rPr>
+        <w:t>It does NOT use ChatGPT, Gemini, or any LLM to generate text. Every answer is copied verbatim from the Excel FAQ database after semantic matching. If no match is found, the bot says 'Sorry, no data found.' — it never invents prices or specs.</w:t>
       </w:r>
     </w:p>
     <w:p>
@@ -354,31 +274,399 @@
         <w:rPr>
           <w:b/>
         </w:rPr>
-        <w:t>Problem:</w:t>
+        <w:t>Key features:</w:t>
       </w:r>
     </w:p>
     <w:p>
+      <w:pPr>
+        <w:pStyle w:val="ListBullet"/>
+      </w:pPr>
       <w:r>
-        <w:rPr>
-          <w:b w:val="0"/>
-        </w:rPr>
-        <w:t>Hyundai showroom customers frequently ask repetitive questions about car prices, mileage, features, warranty, and test drives. Staff cannot answer 24/7. Keyword-based search fails when users phrase questions differently (e.g., 'Creta cost' vs 'price of Hyundai Creta').</w:t>
+        <w:t>Semantic FAQ search — 165 Q&amp;A pairs, ChromaDB + BGE-M3 embeddings</w:t>
       </w:r>
     </w:p>
     <w:p>
+      <w:pPr>
+        <w:pStyle w:val="ListBullet"/>
+      </w:pPr>
       <w:r>
-        <w:rPr>
-          <w:b/>
-        </w:rPr>
-        <w:t>Solution:</w:t>
+        <w:t>Topic + vehicle re-ranking (price, mileage, seats, compare)</w:t>
       </w:r>
     </w:p>
     <w:p>
+      <w:pPr>
+        <w:pStyle w:val="ListBullet"/>
+      </w:pPr>
       <w:r>
-        <w:rPr>
-          <w:b w:val="0"/>
-        </w:rPr>
-        <w:t>We built a semantic search chatbot that understands the MEANING of questions, not just exact keywords. Questions are converted to numerical vectors (embeddings) and compared against stored FAQ vectors. The closest match above a confidence threshold returns the stored answer. If no match is found, the system honestly says 'Sorry, no data found.' — no fake AI generation.</w:t>
+        <w:t>Session context — follow-ups like 'its mileage' after asking about Creta</w:t>
+      </w:r>
+    </w:p>
+    <w:p>
+      <w:pPr>
+        <w:pStyle w:val="ListBullet"/>
+      </w:pPr>
+      <w:r>
+        <w:t>Clarification prompts — asks car model when user says 'its price' with no context</w:t>
+      </w:r>
+    </w:p>
+    <w:p>
+      <w:pPr>
+        <w:pStyle w:val="ListBullet"/>
+      </w:pPr>
+      <w:r>
+        <w:t>Spelling tolerance — typos like milage, tucsan, compair are normalized</w:t>
+      </w:r>
+    </w:p>
+    <w:p>
+      <w:pPr>
+        <w:pStyle w:val="ListBullet"/>
+      </w:pPr>
+      <w:r>
+        <w:t>Registration &amp; login with email OTP (2FA)</w:t>
+      </w:r>
+    </w:p>
+    <w:p>
+      <w:pPr>
+        <w:pStyle w:val="ListBullet"/>
+      </w:pPr>
+      <w:r>
+        <w:t>Forgot / reset password via OTP</w:t>
+      </w:r>
+    </w:p>
+    <w:p>
+      <w:pPr>
+        <w:pStyle w:val="ListBullet"/>
+      </w:pPr>
+      <w:r>
+        <w:t>Test drive booking with 1-hour slots (10 AM–8 PM)</w:t>
+      </w:r>
+    </w:p>
+    <w:p>
+      <w:pPr>
+        <w:pStyle w:val="ListBullet"/>
+      </w:pPr>
+      <w:r>
+        <w:t>In-chat slot table when user asks for available timings</w:t>
+      </w:r>
+    </w:p>
+    <w:p>
+      <w:pPr>
+        <w:pStyle w:val="ListBullet"/>
+      </w:pPr>
+      <w:r>
+        <w:t>Dynamic follow-up suggestion chips</w:t>
+      </w:r>
+    </w:p>
+    <w:p>
+      <w:pPr>
+        <w:pStyle w:val="ListBullet"/>
+      </w:pPr>
+      <w:r>
+        <w:t>Per-user chat sessions stored in SQLite</w:t>
+      </w:r>
+    </w:p>
+    <w:p>
+      <w:pPr>
+        <w:pStyle w:val="ListBullet"/>
+      </w:pPr>
+      <w:r>
+        <w:t>Sidebar: last 5 Q&amp;A history across all logins</w:t>
+      </w:r>
+    </w:p>
+    <w:p>
+      <w:pPr>
+        <w:pStyle w:val="ListBullet"/>
+      </w:pPr>
+      <w:r>
+        <w:t>Admin dashboard: bookings CRUD + paginated chat monitor (IST timestamps)</w:t>
+      </w:r>
+    </w:p>
+    <w:p>
+      <w:pPr>
+        <w:pStyle w:val="Heading1"/>
+      </w:pPr>
+      <w:r>
+        <w:t>2. Complete End-to-End Flow</w:t>
+      </w:r>
+    </w:p>
+    <w:p>
+      <w:pPr>
+        <w:pStyle w:val="Heading2"/>
+      </w:pPr>
+      <w:r>
+        <w:t>2.1 Application Startup</w:t>
+      </w:r>
+    </w:p>
+    <w:p>
+      <w:pPr>
+        <w:pStyle w:val="ListNumber"/>
+      </w:pPr>
+      <w:r>
+        <w:t>Developer runs: uvicorn app:app --port 8000 (backend) and npm run dev (frontend).</w:t>
+      </w:r>
+    </w:p>
+    <w:p>
+      <w:pPr>
+        <w:pStyle w:val="ListNumber"/>
+      </w:pPr>
+      <w:r>
+        <w:t>FastAPI lifespan hook calls init_db() → creates SQLite tables if missing.</w:t>
+      </w:r>
+    </w:p>
+    <w:p>
+      <w:pPr>
+        <w:pStyle w:val="ListNumber"/>
+      </w:pPr>
+      <w:r>
+        <w:t>vector_store.initialize() reads data/hyundai_faq.xlsx via Pandas.</w:t>
+      </w:r>
+    </w:p>
+    <w:p>
+      <w:pPr>
+        <w:pStyle w:val="ListNumber"/>
+      </w:pPr>
+      <w:r>
+        <w:t>If Excel hash/count/model changed → embed all FAQ questions → store in ChromaDB.</w:t>
+      </w:r>
+    </w:p>
+    <w:p>
+      <w:pPr>
+        <w:pStyle w:val="ListNumber"/>
+      </w:pPr>
+      <w:r>
+        <w:t>Frontend loads at http://127.0.0.1:5173; /api/* proxied to port 8000.</w:t>
+      </w:r>
+    </w:p>
+    <w:p>
+      <w:pPr>
+        <w:pStyle w:val="Heading2"/>
+      </w:pPr>
+      <w:r>
+        <w:t>2.2 User Login Flow</w:t>
+      </w:r>
+    </w:p>
+    <w:p>
+      <w:pPr>
+        <w:pStyle w:val="ListNumber"/>
+      </w:pPr>
+      <w:r>
+        <w:t>User opens AuthModal → enters email + password.</w:t>
+      </w:r>
+    </w:p>
+    <w:p>
+      <w:pPr>
+        <w:pStyle w:val="ListNumber"/>
+      </w:pPr>
+      <w:r>
+        <w:t>POST /auth/login verifies bcrypt hash → generates 6-digit OTP → saves to otp_codes table.</w:t>
+      </w:r>
+    </w:p>
+    <w:p>
+      <w:pPr>
+        <w:pStyle w:val="ListNumber"/>
+      </w:pPr>
+      <w:r>
+        <w:t>email_service.py sends HTML OTP email via Gmail SMTP (never returned to UI).</w:t>
+      </w:r>
+    </w:p>
+    <w:p>
+      <w:pPr>
+        <w:pStyle w:val="ListNumber"/>
+      </w:pPr>
+      <w:r>
+        <w:t>User enters OTP → POST /auth/verify-login-otp → JWT issued.</w:t>
+      </w:r>
+    </w:p>
+    <w:p>
+      <w:pPr>
+        <w:pStyle w:val="ListNumber"/>
+      </w:pPr>
+      <w:r>
+        <w:t>AuthContext stores token in localStorage; api.js sends Authorization: Bearer header.</w:t>
+      </w:r>
+    </w:p>
+    <w:p>
+      <w:pPr>
+        <w:pStyle w:val="ListNumber"/>
+      </w:pPr>
+      <w:r>
+        <w:t>useSessionChat calls POST /chat/session/start → new ChatSession with empty context.</w:t>
+      </w:r>
+    </w:p>
+    <w:p>
+      <w:pPr>
+        <w:pStyle w:val="ListNumber"/>
+      </w:pPr>
+      <w:r>
+        <w:t>Middle chat area is blank; sidebar loads GET /chat/recent (last 5 user Q&amp;As).</w:t>
+      </w:r>
+    </w:p>
+    <w:p>
+      <w:pPr>
+        <w:pStyle w:val="Heading2"/>
+      </w:pPr>
+      <w:r>
+        <w:t>2.3 FAQ Chat Flow (Logged-In User)</w:t>
+      </w:r>
+    </w:p>
+    <w:p>
+      <w:pPr>
+        <w:pStyle w:val="ListNumber"/>
+      </w:pPr>
+      <w:r>
+        <w:t>User types message → ChatPage.handleSend → POST /chat with message + session_id.</w:t>
+      </w:r>
+    </w:p>
+    <w:p>
+      <w:pPr>
+        <w:pStyle w:val="ListNumber"/>
+      </w:pPr>
+      <w:r>
+        <w:t>app.py normalizes typos (normalize_message).</w:t>
+      </w:r>
+    </w:p>
+    <w:p>
+      <w:pPr>
+        <w:pStyle w:val="ListNumber"/>
+      </w:pPr>
+      <w:r>
+        <w:t>Loads session context: last_vehicle, last_topic, pending_topic from chat_sessions.context_json.</w:t>
+      </w:r>
+    </w:p>
+    <w:p>
+      <w:pPr>
+        <w:pStyle w:val="ListNumber"/>
+      </w:pPr>
+      <w:r>
+        <w:t>If vague ('its price') and no car context → clarification response, pending_topic saved.</w:t>
+      </w:r>
+    </w:p>
+    <w:p>
+      <w:pPr>
+        <w:pStyle w:val="ListNumber"/>
+      </w:pPr>
+      <w:r>
+        <w:t>If clear → resolve_query expands 'its mileage' → 'What is the mileage of Hyundai Creta?'</w:t>
+      </w:r>
+    </w:p>
+    <w:p>
+      <w:pPr>
+        <w:pStyle w:val="ListNumber"/>
+      </w:pPr>
+      <w:r>
+        <w:t>slot_intent.py checked on ORIGINAL message (not expanded) for booking slot queries.</w:t>
+      </w:r>
+    </w:p>
+    <w:p>
+      <w:pPr>
+        <w:pStyle w:val="ListNumber"/>
+      </w:pPr>
+      <w:r>
+        <w:t>chroma_db.search: embed query → top-12 cosine search → filter by topic + vehicle → best match.</w:t>
+      </w:r>
+    </w:p>
+    <w:p>
+      <w:pPr>
+        <w:pStyle w:val="ListNumber"/>
+      </w:pPr>
+      <w:r>
+        <w:t>If similarity ≥ 0.55 → return stored answer from metadata.</w:t>
+      </w:r>
+    </w:p>
+    <w:p>
+      <w:pPr>
+        <w:pStyle w:val="ListNumber"/>
+      </w:pPr>
+      <w:r>
+        <w:t>suggestions.py builds up to 4 follow-up chips.</w:t>
+      </w:r>
+    </w:p>
+    <w:p>
+      <w:pPr>
+        <w:pStyle w:val="ListNumber"/>
+      </w:pPr>
+      <w:r>
+        <w:t>chat_log_service logs query/answer; apply_exchange_to_session updates context.</w:t>
+      </w:r>
+    </w:p>
+    <w:p>
+      <w:pPr>
+        <w:pStyle w:val="ListNumber"/>
+      </w:pPr>
+      <w:r>
+        <w:t>Frontend displays answer + suggestions; refreshRecent updates sidebar.</w:t>
+      </w:r>
+    </w:p>
+    <w:p>
+      <w:pPr>
+        <w:pStyle w:val="Heading2"/>
+      </w:pPr>
+      <w:r>
+        <w:t>2.4 Test Drive Booking Flow</w:t>
+      </w:r>
+    </w:p>
+    <w:p>
+      <w:pPr>
+        <w:pStyle w:val="ListNumber"/>
+      </w:pPr>
+      <w:r>
+        <w:t>User clicks suggestion or asks 'available timings' → slot intent detected.</w:t>
+      </w:r>
+    </w:p>
+    <w:p>
+      <w:pPr>
+        <w:pStyle w:val="ListNumber"/>
+      </w:pPr>
+      <w:r>
+        <w:t>booking_service returns next 5 free slots from SQLite bookings table.</w:t>
+      </w:r>
+    </w:p>
+    <w:p>
+      <w:pPr>
+        <w:pStyle w:val="ListNumber"/>
+      </w:pPr>
+      <w:r>
+        <w:t>SlotTable.jsx renders slots with Book buttons.</w:t>
+      </w:r>
+    </w:p>
+    <w:p>
+      <w:pPr>
+        <w:pStyle w:val="ListNumber"/>
+      </w:pPr>
+      <w:r>
+        <w:t>Authenticated user books → POST /bookings → unique (date, time_slot) constraint prevents double booking.</w:t>
+      </w:r>
+    </w:p>
+    <w:p>
+      <w:pPr>
+        <w:pStyle w:val="Heading2"/>
+      </w:pPr>
+      <w:r>
+        <w:t>2.5 Admin Flow</w:t>
+      </w:r>
+    </w:p>
+    <w:p>
+      <w:pPr>
+        <w:pStyle w:val="ListNumber"/>
+      </w:pPr>
+      <w:r>
+        <w:t>Admin logs in via /auth/admin-login → App.jsx renders AdminDashboard instead of ChatPage.</w:t>
+      </w:r>
+    </w:p>
+    <w:p>
+      <w:pPr>
+        <w:pStyle w:val="ListNumber"/>
+      </w:pPr>
+      <w:r>
+        <w:t>Admin manages bookings, views slot grid, monitors chat logs with pagination (10 per page, newest first).</w:t>
+      </w:r>
+    </w:p>
+    <w:p>
+      <w:pPr>
+        <w:pStyle w:val="ListNumber"/>
+      </w:pPr>
+      <w:r>
+        <w:t>Email search filter on chat logs; timestamps displayed in IST (Asia/Kolkata).</w:t>
       </w:r>
     </w:p>
     <w:p>
@@ -394,7 +682,7 @@
         <w:rPr>
           <w:b/>
         </w:rPr>
-        <w:t>The project follows a classic 3-tier architecture:</w:t>
+        <w:t>Three-tier architecture:</w:t>
       </w:r>
     </w:p>
     <w:p>
@@ -402,7 +690,7 @@
         <w:pStyle w:val="ListNumber"/>
       </w:pPr>
       <w:r>
-        <w:t>Presentation Layer — React frontend (port 5173)</w:t>
+        <w:t>Presentation — React 18 + Vite (port 5173)</w:t>
       </w:r>
     </w:p>
     <w:p>
@@ -410,7 +698,7 @@
         <w:pStyle w:val="ListNumber"/>
       </w:pPr>
       <w:r>
-        <w:t>Application Layer — FastAPI backend (port 8000)</w:t>
+        <w:t>Application — FastAPI + Python (port 8000)</w:t>
       </w:r>
     </w:p>
     <w:p>
@@ -418,7 +706,7 @@
         <w:pStyle w:val="ListNumber"/>
       </w:pPr>
       <w:r>
-        <w:t>Data Layer — SQLite (users/bookings), ChromaDB (FAQ vectors), Excel (source data)</w:t>
+        <w:t>Data — SQLite (users, bookings, sessions, logs) + ChromaDB (vectors) + Excel (source)</w:t>
       </w:r>
     </w:p>
     <w:p>
@@ -431,41 +719,17 @@
     <w:p>
       <w:r>
         <w:rPr>
-          <w:b/>
+          <w:b w:val="0"/>
         </w:rPr>
-        <w:t>Communication Flow:</w:t>
+        <w:t>Request path: Browser → Vite proxy (/api → :8000) → FastAPI router → Service layer (chroma_db, context_service, booking_service) → SQLite/ChromaDB → JSON response.</w:t>
       </w:r>
     </w:p>
     <w:p>
+      <w:pPr>
+        <w:pStyle w:val="Heading1"/>
+      </w:pPr>
       <w:r>
-        <w:rPr>
-          <w:b w:val="0"/>
-        </w:rPr>
-        <w:t>Browser → Vite Dev Server (proxy /api) → FastAPI → ChromaDB/SQLite/Gmail SMTP → Response back to UI</w:t>
-      </w:r>
-    </w:p>
-    <w:p>
-      <w:r>
-        <w:rPr>
-          <w:b w:val="0"/>
-        </w:rPr>
-        <w:t>Frontend proxy (vite.config.js) forwards all /api/* requests to http://127.0.0.1:8000 to avoid CORS issues during development.</w:t>
-      </w:r>
-    </w:p>
-    <w:p>
-      <w:pPr>
-        <w:pStyle w:val="Heading1"/>
-      </w:pPr>
-      <w:r>
-        <w:t>4. Technology Stack &amp; Libraries (Detailed)</w:t>
-      </w:r>
-    </w:p>
-    <w:p>
-      <w:pPr>
-        <w:pStyle w:val="Heading2"/>
-      </w:pPr>
-      <w:r>
-        <w:t>4.1 Backend Python Libraries</w:t>
+        <w:t>4. Technology Stack &amp; Libraries</w:t>
       </w:r>
     </w:p>
     <w:tbl>
@@ -505,7 +769,7 @@
                 <w:b/>
                 <w:color w:val="FFFFFF"/>
               </w:rPr>
-              <w:t>Purpose &amp; Usage in This Project</w:t>
+              <w:t>Version / Role</w:t>
             </w:r>
           </w:p>
         </w:tc>
@@ -527,7 +791,7 @@
           </w:tcPr>
           <w:p>
             <w:r>
-              <w:t>Modern Python web framework for building REST APIs. Used to create all HTTP endpoints (/chat, /auth, /bookings, /admin). Provides automatic API documentation, request validation, and dependency injection.</w:t>
+              <w:t>REST API framework — routes, validation, dependency injection</w:t>
             </w:r>
           </w:p>
         </w:tc>
@@ -549,7 +813,7 @@
           </w:tcPr>
           <w:p>
             <w:r>
-              <w:t>ASGI server that runs the FastAPI application. Command: uvicorn app:app --port 8000. Handles HTTP requests asynchronously.</w:t>
+              <w:t>ASGI server running the FastAPI app</w:t>
             </w:r>
           </w:p>
         </w:tc>
@@ -571,7 +835,7 @@
           </w:tcPr>
           <w:p>
             <w:r>
-              <w:t>Open-source vector database. Stores FAQ question embeddings as vectors for fast similarity search. Persists data locally in backend/chroma_db/ folder. Uses cosine distance for comparing vectors.</w:t>
+              <w:t>Vector database — persistent cosine similarity search (HNSW index)</w:t>
             </w:r>
           </w:p>
         </w:tc>
@@ -593,7 +857,7 @@
           </w:tcPr>
           <w:p>
             <w:r>
-              <w:t>Python library for generating text embeddings using pre-trained neural network models. We use BAAI/bge-m3 model which converts text into 1024-dimensional vectors capturing semantic meaning.</w:t>
+              <w:t>Loads BAAI/bge-m3 embedding model</w:t>
             </w:r>
           </w:p>
         </w:tc>
@@ -615,7 +879,7 @@
           </w:tcPr>
           <w:p>
             <w:r>
-              <w:t>Embedding model (not a separate pip package — downloaded via sentence-transformers). State-of-the-art multilingual embedding model. Better than older models like all-MiniLM-L6-v2 for semantic search accuracy.</w:t>
+              <w:t>1024-dim multilingual embeddings (downloaded from Hugging Face)</w:t>
             </w:r>
           </w:p>
         </w:tc>
@@ -627,7 +891,7 @@
           </w:tcPr>
           <w:p>
             <w:r>
-              <w:t>Pandas</w:t>
+              <w:t>Pandas + openpyxl</w:t>
             </w:r>
           </w:p>
         </w:tc>
@@ -637,7 +901,7 @@
           </w:tcPr>
           <w:p>
             <w:r>
-              <w:t>Data analysis library. Used in data_loader.py to read the Excel FAQ file (hyundai_faq.xlsx) and extract Question/Answer columns.</w:t>
+              <w:t>Read hyundai_faq.xlsx Question/Answer columns</w:t>
             </w:r>
           </w:p>
         </w:tc>
@@ -649,7 +913,7 @@
           </w:tcPr>
           <w:p>
             <w:r>
-              <w:t>openpyxl</w:t>
+              <w:t>SQLAlchemy 2</w:t>
             </w:r>
           </w:p>
         </w:tc>
@@ -659,7 +923,51 @@
           </w:tcPr>
           <w:p>
             <w:r>
-              <w:t>Excel file reader engine used by Pandas to parse .xlsx files.</w:t>
+              <w:t>ORM for SQLite — User, Booking, ChatSession, ChatLog, OtpRecord</w:t>
+            </w:r>
+          </w:p>
+        </w:tc>
+      </w:tr>
+      <w:tr>
+        <w:tc>
+          <w:tcPr>
+            <w:tcW w:type="dxa" w:w="4320"/>
+          </w:tcPr>
+          <w:p>
+            <w:r>
+              <w:t>bcrypt</w:t>
+            </w:r>
+          </w:p>
+        </w:tc>
+        <w:tc>
+          <w:tcPr>
+            <w:tcW w:type="dxa" w:w="4320"/>
+          </w:tcPr>
+          <w:p>
+            <w:r>
+              <w:t>One-way password hashing</w:t>
+            </w:r>
+          </w:p>
+        </w:tc>
+      </w:tr>
+      <w:tr>
+        <w:tc>
+          <w:tcPr>
+            <w:tcW w:type="dxa" w:w="4320"/>
+          </w:tcPr>
+          <w:p>
+            <w:r>
+              <w:t>PyJWT</w:t>
+            </w:r>
+          </w:p>
+        </w:tc>
+        <w:tc>
+          <w:tcPr>
+            <w:tcW w:type="dxa" w:w="4320"/>
+          </w:tcPr>
+          <w:p>
+            <w:r>
+              <w:t>Signed JWT tokens for authentication</w:t>
             </w:r>
           </w:p>
         </w:tc>
@@ -681,7 +989,7 @@
           </w:tcPr>
           <w:p>
             <w:r>
-              <w:t>Loads environment variables from backend/.env file into the application. Keeps secrets (SMTP password, JWT secret) out of source code.</w:t>
+              <w:t>Load secrets from backend/.env</w:t>
             </w:r>
           </w:p>
         </w:tc>
@@ -693,7 +1001,7 @@
           </w:tcPr>
           <w:p>
             <w:r>
-              <w:t>Pydantic</w:t>
+              <w:t>Pydantic v2</w:t>
             </w:r>
           </w:p>
         </w:tc>
@@ -703,7 +1011,7 @@
           </w:tcPr>
           <w:p>
             <w:r>
-              <w:t>Data validation library. Defines request/response schemas (e.g., LoginRequest, ChatResponse). FastAPI uses Pydantic to validate incoming JSON automatically.</w:t>
+              <w:t>Request/response schema validation</w:t>
             </w:r>
           </w:p>
         </w:tc>
@@ -715,7 +1023,7 @@
           </w:tcPr>
           <w:p>
             <w:r>
-              <w:t>SQLAlchemy</w:t>
+              <w:t>smtplib + email.mime</w:t>
             </w:r>
           </w:p>
         </w:tc>
@@ -725,169 +1033,7 @@
           </w:tcPr>
           <w:p>
             <w:r>
-              <w:t>Python ORM (Object-Relational Mapping) for database operations. Maps Python classes (User, Booking) to SQLite tables. Handles queries, inserts, updates without writing raw SQL.</w:t>
-            </w:r>
-          </w:p>
-        </w:tc>
-      </w:tr>
-      <w:tr>
-        <w:tc>
-          <w:tcPr>
-            <w:tcW w:type="dxa" w:w="4320"/>
-          </w:tcPr>
-          <w:p>
-            <w:r>
-              <w:t>bcrypt</w:t>
-            </w:r>
-          </w:p>
-        </w:tc>
-        <w:tc>
-          <w:tcPr>
-            <w:tcW w:type="dxa" w:w="4320"/>
-          </w:tcPr>
-          <w:p>
-            <w:r>
-              <w:t>Password hashing library. Converts plain-text passwords into secure one-way hashes before storing in database. Never stores actual passwords.</w:t>
-            </w:r>
-          </w:p>
-        </w:tc>
-      </w:tr>
-      <w:tr>
-        <w:tc>
-          <w:tcPr>
-            <w:tcW w:type="dxa" w:w="4320"/>
-          </w:tcPr>
-          <w:p>
-            <w:r>
-              <w:t>PyJWT</w:t>
-            </w:r>
-          </w:p>
-        </w:tc>
-        <w:tc>
-          <w:tcPr>
-            <w:tcW w:type="dxa" w:w="4320"/>
-          </w:tcPr>
-          <w:p>
-            <w:r>
-              <w:t>JSON Web Token library. Creates and verifies JWT tokens for user authentication. Token contains user ID, email, role, and expiry time.</w:t>
-            </w:r>
-          </w:p>
-        </w:tc>
-      </w:tr>
-      <w:tr>
-        <w:tc>
-          <w:tcPr>
-            <w:tcW w:type="dxa" w:w="4320"/>
-          </w:tcPr>
-          <w:p>
-            <w:r>
-              <w:t>python-multipart</w:t>
-            </w:r>
-          </w:p>
-        </w:tc>
-        <w:tc>
-          <w:tcPr>
-            <w:tcW w:type="dxa" w:w="4320"/>
-          </w:tcPr>
-          <w:p>
-            <w:r>
-              <w:t>Required by FastAPI for parsing form data and file uploads.</w:t>
-            </w:r>
-          </w:p>
-        </w:tc>
-      </w:tr>
-      <w:tr>
-        <w:tc>
-          <w:tcPr>
-            <w:tcW w:type="dxa" w:w="4320"/>
-          </w:tcPr>
-          <w:p>
-            <w:r>
-              <w:t>smtplib (built-in)</w:t>
-            </w:r>
-          </w:p>
-        </w:tc>
-        <w:tc>
-          <w:tcPr>
-            <w:tcW w:type="dxa" w:w="4320"/>
-          </w:tcPr>
-          <w:p>
-            <w:r>
-              <w:t>Python standard library for sending emails via SMTP protocol. Used to send OTP verification emails through Gmail.</w:t>
-            </w:r>
-          </w:p>
-        </w:tc>
-      </w:tr>
-      <w:tr>
-        <w:tc>
-          <w:tcPr>
-            <w:tcW w:type="dxa" w:w="4320"/>
-          </w:tcPr>
-          <w:p>
-            <w:r>
-              <w:t>email.mime (built-in)</w:t>
-            </w:r>
-          </w:p>
-        </w:tc>
-        <w:tc>
-          <w:tcPr>
-            <w:tcW w:type="dxa" w:w="4320"/>
-          </w:tcPr>
-          <w:p>
-            <w:r>
-              <w:t>Python standard library for constructing HTML and plain-text email messages.</w:t>
-            </w:r>
-          </w:p>
-        </w:tc>
-      </w:tr>
-    </w:tbl>
-    <w:p/>
-    <w:p>
-      <w:pPr>
-        <w:pStyle w:val="Heading2"/>
-      </w:pPr>
-      <w:r>
-        <w:t>4.2 Frontend JavaScript Libraries</w:t>
-      </w:r>
-    </w:p>
-    <w:tbl>
-      <w:tblPr>
-        <w:tblStyle w:val="TableGrid"/>
-        <w:tblW w:type="auto" w:w="0"/>
-        <w:tblLook w:firstColumn="1" w:firstRow="1" w:lastColumn="0" w:lastRow="0" w:noHBand="0" w:noVBand="1" w:val="04A0"/>
-      </w:tblPr>
-      <w:tblGrid>
-        <w:gridCol w:w="4320"/>
-        <w:gridCol w:w="4320"/>
-      </w:tblGrid>
-      <w:tr>
-        <w:tc>
-          <w:tcPr>
-            <w:tcW w:type="dxa" w:w="4320"/>
-            <w:shd w:fill="002C5F"/>
-          </w:tcPr>
-          <w:p>
-            <w:r>
-              <w:rPr>
-                <w:b/>
-                <w:color w:val="FFFFFF"/>
-              </w:rPr>
-              <w:t>Library/API</w:t>
-            </w:r>
-          </w:p>
-        </w:tc>
-        <w:tc>
-          <w:tcPr>
-            <w:tcW w:type="dxa" w:w="4320"/>
-            <w:shd w:fill="002C5F"/>
-          </w:tcPr>
-          <w:p>
-            <w:r>
-              <w:rPr>
-                <w:b/>
-                <w:color w:val="FFFFFF"/>
-              </w:rPr>
-              <w:t>Purpose &amp; Usage in This Project</w:t>
+              <w:t>Gmail SMTP for OTP emails</w:t>
             </w:r>
           </w:p>
         </w:tc>
@@ -909,29 +1055,7 @@
           </w:tcPr>
           <w:p>
             <w:r>
-              <w:t>JavaScript UI library for building interactive user interfaces using components. Every screen element (chat, modals, sidebar) is a React component.</w:t>
-            </w:r>
-          </w:p>
-        </w:tc>
-      </w:tr>
-      <w:tr>
-        <w:tc>
-          <w:tcPr>
-            <w:tcW w:type="dxa" w:w="4320"/>
-          </w:tcPr>
-          <w:p>
-            <w:r>
-              <w:t>React DOM</w:t>
-            </w:r>
-          </w:p>
-        </w:tc>
-        <w:tc>
-          <w:tcPr>
-            <w:tcW w:type="dxa" w:w="4320"/>
-          </w:tcPr>
-          <w:p>
-            <w:r>
-              <w:t>Renders React components into the browser DOM. Used in main.jsx to mount the app.</w:t>
+              <w:t>UI components — chat, modals, admin</w:t>
             </w:r>
           </w:p>
         </w:tc>
@@ -953,29 +1077,7 @@
           </w:tcPr>
           <w:p>
             <w:r>
-              <w:t>Fast build tool and development server. Replaces Create React App. Provides hot module replacement (instant UI updates during development) and proxies /api to backend.</w:t>
-            </w:r>
-          </w:p>
-        </w:tc>
-      </w:tr>
-      <w:tr>
-        <w:tc>
-          <w:tcPr>
-            <w:tcW w:type="dxa" w:w="4320"/>
-          </w:tcPr>
-          <w:p>
-            <w:r>
-              <w:t>@vitejs/plugin-react</w:t>
-            </w:r>
-          </w:p>
-        </w:tc>
-        <w:tc>
-          <w:tcPr>
-            <w:tcW w:type="dxa" w:w="4320"/>
-          </w:tcPr>
-          <w:p>
-            <w:r>
-              <w:t>Vite plugin that enables React JSX transformation and Fast Refresh.</w:t>
+              <w:t>Dev server, HMR, /api proxy</w:t>
             </w:r>
           </w:p>
         </w:tc>
@@ -997,73 +1099,7 @@
           </w:tcPr>
           <w:p>
             <w:r>
-              <w:t>No Tailwind or Bootstrap — custom dark theme CSS in index.css inspired by ChatGPT UI.</w:t>
-            </w:r>
-          </w:p>
-        </w:tc>
-      </w:tr>
-      <w:tr>
-        <w:tc>
-          <w:tcPr>
-            <w:tcW w:type="dxa" w:w="4320"/>
-          </w:tcPr>
-          <w:p>
-            <w:r>
-              <w:t>localStorage (browser API)</w:t>
-            </w:r>
-          </w:p>
-        </w:tc>
-        <w:tc>
-          <w:tcPr>
-            <w:tcW w:type="dxa" w:w="4320"/>
-          </w:tcPr>
-          <w:p>
-            <w:r>
-              <w:t>Stores JWT token, user info, chat history, and suggestion tracking per user in the browser.</w:t>
-            </w:r>
-          </w:p>
-        </w:tc>
-      </w:tr>
-      <w:tr>
-        <w:tc>
-          <w:tcPr>
-            <w:tcW w:type="dxa" w:w="4320"/>
-          </w:tcPr>
-          <w:p>
-            <w:r>
-              <w:t>fetch API (browser)</w:t>
-            </w:r>
-          </w:p>
-        </w:tc>
-        <w:tc>
-          <w:tcPr>
-            <w:tcW w:type="dxa" w:w="4320"/>
-          </w:tcPr>
-          <w:p>
-            <w:r>
-              <w:t>Native browser HTTP client used in api.js to call backend endpoints.</w:t>
-            </w:r>
-          </w:p>
-        </w:tc>
-      </w:tr>
-      <w:tr>
-        <w:tc>
-          <w:tcPr>
-            <w:tcW w:type="dxa" w:w="4320"/>
-          </w:tcPr>
-          <w:p>
-            <w:r>
-              <w:t>crypto.randomUUID() (browser)</w:t>
-            </w:r>
-          </w:p>
-        </w:tc>
-        <w:tc>
-          <w:tcPr>
-            <w:tcW w:type="dxa" w:w="4320"/>
-          </w:tcPr>
-          <w:p>
-            <w:r>
-              <w:t>Generates unique IDs for chat conversations.</w:t>
+              <w:t>Dark ChatGPT-style theme in index.css</w:t>
             </w:r>
           </w:p>
         </w:tc>
@@ -1072,10 +1108,34 @@
     <w:p/>
     <w:p>
       <w:pPr>
-        <w:pStyle w:val="Heading2"/>
+        <w:pStyle w:val="Heading1"/>
       </w:pPr>
       <w:r>
-        <w:t>4.3 External Services</w:t>
+        <w:t>5. Knowledge Base Design &amp; Chunking Strategy</w:t>
+      </w:r>
+    </w:p>
+    <w:p>
+      <w:r>
+        <w:rPr>
+          <w:b/>
+        </w:rPr>
+        <w:t>Important: This project does NOT use document chunking (no LangChain RecursiveCharacterTextSplitter, no sliding windows over PDFs).</w:t>
+      </w:r>
+    </w:p>
+    <w:p>
+      <w:r>
+        <w:rPr>
+          <w:b w:val="0"/>
+        </w:rPr>
+        <w:t>Instead we use ATOMIC FAQ-LEVEL INDEXING — each row in the Excel file is one complete knowledge unit (one Question + one Answer). This is the correct approach for structured FAQ data.</w:t>
+      </w:r>
+    </w:p>
+    <w:p>
+      <w:r>
+        <w:rPr>
+          <w:b/>
+        </w:rPr>
+        <w:t>Indexing unit (our 'chunk'):</w:t>
       </w:r>
     </w:p>
     <w:tbl>
@@ -1085,13 +1145,14 @@
         <w:tblLook w:firstColumn="1" w:firstRow="1" w:lastColumn="0" w:lastRow="0" w:noHBand="0" w:noVBand="1" w:val="04A0"/>
       </w:tblPr>
       <w:tblGrid>
-        <w:gridCol w:w="4320"/>
-        <w:gridCol w:w="4320"/>
+        <w:gridCol w:w="2880"/>
+        <w:gridCol w:w="2880"/>
+        <w:gridCol w:w="2880"/>
       </w:tblGrid>
       <w:tr>
         <w:tc>
           <w:tcPr>
-            <w:tcW w:type="dxa" w:w="4320"/>
+            <w:tcW w:type="dxa" w:w="2880"/>
             <w:shd w:fill="002C5F"/>
           </w:tcPr>
           <w:p>
@@ -1100,13 +1161,473 @@
                 <w:b/>
                 <w:color w:val="FFFFFF"/>
               </w:rPr>
-              <w:t>Service</w:t>
+              <w:t>Field</w:t>
             </w:r>
           </w:p>
         </w:tc>
         <w:tc>
           <w:tcPr>
-            <w:tcW w:type="dxa" w:w="4320"/>
+            <w:tcW w:type="dxa" w:w="2880"/>
+            <w:shd w:fill="002C5F"/>
+          </w:tcPr>
+          <w:p>
+            <w:r>
+              <w:rPr>
+                <w:b/>
+                <w:color w:val="FFFFFF"/>
+              </w:rPr>
+              <w:t>What is stored</w:t>
+            </w:r>
+          </w:p>
+        </w:tc>
+        <w:tc>
+          <w:tcPr>
+            <w:tcW w:type="dxa" w:w="2880"/>
+            <w:shd w:fill="002C5F"/>
+          </w:tcPr>
+          <w:p>
+            <w:r>
+              <w:rPr>
+                <w:b/>
+                <w:color w:val="FFFFFF"/>
+              </w:rPr>
+              <w:t>Used for</w:t>
+            </w:r>
+          </w:p>
+        </w:tc>
+      </w:tr>
+      <w:tr>
+        <w:tc>
+          <w:tcPr>
+            <w:tcW w:type="dxa" w:w="2880"/>
+          </w:tcPr>
+          <w:p>
+            <w:r>
+              <w:t>document (ChromaDB)</w:t>
+            </w:r>
+          </w:p>
+        </w:tc>
+        <w:tc>
+          <w:tcPr>
+            <w:tcW w:type="dxa" w:w="2880"/>
+          </w:tcPr>
+          <w:p>
+            <w:r>
+              <w:t>FAQ Question text only</w:t>
+            </w:r>
+          </w:p>
+        </w:tc>
+        <w:tc>
+          <w:tcPr>
+            <w:tcW w:type="dxa" w:w="2880"/>
+          </w:tcPr>
+          <w:p>
+            <w:r>
+              <w:t>Embedding input + display document</w:t>
+            </w:r>
+          </w:p>
+        </w:tc>
+      </w:tr>
+      <w:tr>
+        <w:tc>
+          <w:tcPr>
+            <w:tcW w:type="dxa" w:w="2880"/>
+          </w:tcPr>
+          <w:p>
+            <w:r>
+              <w:t>metadata.question</w:t>
+            </w:r>
+          </w:p>
+        </w:tc>
+        <w:tc>
+          <w:tcPr>
+            <w:tcW w:type="dxa" w:w="2880"/>
+          </w:tcPr>
+          <w:p>
+            <w:r>
+              <w:t>Same question string</w:t>
+            </w:r>
+          </w:p>
+        </w:tc>
+        <w:tc>
+          <w:tcPr>
+            <w:tcW w:type="dxa" w:w="2880"/>
+          </w:tcPr>
+          <w:p>
+            <w:r>
+              <w:t>Retrieval debugging</w:t>
+            </w:r>
+          </w:p>
+        </w:tc>
+      </w:tr>
+      <w:tr>
+        <w:tc>
+          <w:tcPr>
+            <w:tcW w:type="dxa" w:w="2880"/>
+          </w:tcPr>
+          <w:p>
+            <w:r>
+              <w:t>metadata.answer</w:t>
+            </w:r>
+          </w:p>
+        </w:tc>
+        <w:tc>
+          <w:tcPr>
+            <w:tcW w:type="dxa" w:w="2880"/>
+          </w:tcPr>
+          <w:p>
+            <w:r>
+              <w:t>Full answer text</w:t>
+            </w:r>
+          </w:p>
+        </w:tc>
+        <w:tc>
+          <w:tcPr>
+            <w:tcW w:type="dxa" w:w="2880"/>
+          </w:tcPr>
+          <w:p>
+            <w:r>
+              <w:t>Returned to user (never embedded)</w:t>
+            </w:r>
+          </w:p>
+        </w:tc>
+      </w:tr>
+      <w:tr>
+        <w:tc>
+          <w:tcPr>
+            <w:tcW w:type="dxa" w:w="2880"/>
+          </w:tcPr>
+          <w:p>
+            <w:r>
+              <w:t>id</w:t>
+            </w:r>
+          </w:p>
+        </w:tc>
+        <w:tc>
+          <w:tcPr>
+            <w:tcW w:type="dxa" w:w="2880"/>
+          </w:tcPr>
+          <w:p>
+            <w:r>
+              <w:t>faq_0, faq_1, …</w:t>
+            </w:r>
+          </w:p>
+        </w:tc>
+        <w:tc>
+          <w:tcPr>
+            <w:tcW w:type="dxa" w:w="2880"/>
+          </w:tcPr>
+          <w:p>
+            <w:r>
+              <w:t>Unique ChromaDB identifier</w:t>
+            </w:r>
+          </w:p>
+        </w:tc>
+      </w:tr>
+    </w:tbl>
+    <w:p/>
+    <w:p>
+      <w:r>
+        <w:rPr>
+          <w:b/>
+        </w:rPr>
+        <w:t>Why embed questions only (not answers)?</w:t>
+      </w:r>
+    </w:p>
+    <w:p>
+      <w:r>
+        <w:rPr>
+          <w:b w:val="0"/>
+        </w:rPr>
+        <w:t>User queries are phrased as questions. Embedding questions and matching query→question gives better semantic alignment than embedding answers (which are declarative statements).</w:t>
+      </w:r>
+    </w:p>
+    <w:p>
+      <w:r>
+        <w:rPr>
+          <w:b/>
+        </w:rPr>
+        <w:t>Ingestion pipeline (data_loader.py + chroma_db.py):</w:t>
+      </w:r>
+    </w:p>
+    <w:p>
+      <w:pPr>
+        <w:pStyle w:val="ListNumber"/>
+      </w:pPr>
+      <w:r>
+        <w:t>Read 165 rows from Excel (columns: Question, Answer).</w:t>
+      </w:r>
+    </w:p>
+    <w:p>
+      <w:pPr>
+        <w:pStyle w:val="ListNumber"/>
+      </w:pPr>
+      <w:r>
+        <w:t>Skip empty or NaN rows.</w:t>
+      </w:r>
+    </w:p>
+    <w:p>
+      <w:pPr>
+        <w:pStyle w:val="ListNumber"/>
+      </w:pPr>
+      <w:r>
+        <w:t>Compute SHA-256 hash of Excel file (compute_excel_hash).</w:t>
+      </w:r>
+    </w:p>
+    <w:p>
+      <w:pPr>
+        <w:pStyle w:val="ListNumber"/>
+      </w:pPr>
+      <w:r>
+        <w:t>Compare hash + count + embedding model vs ingestion_meta.json.</w:t>
+      </w:r>
+    </w:p>
+    <w:p>
+      <w:pPr>
+        <w:pStyle w:val="ListNumber"/>
+      </w:pPr>
+      <w:r>
+        <w:t>If changed: delete ChromaDB collection, embed all questions via embed_texts(), add to collection.</w:t>
+      </w:r>
+    </w:p>
+    <w:p>
+      <w:pPr>
+        <w:pStyle w:val="ListNumber"/>
+      </w:pPr>
+      <w:r>
+        <w:t>Store ingestion metadata (hash, count, model, timestamp).</w:t>
+      </w:r>
+    </w:p>
+    <w:p>
+      <w:r>
+        <w:rPr>
+          <w:b/>
+        </w:rPr>
+        <w:t>Re-ingestion triggers:</w:t>
+      </w:r>
+    </w:p>
+    <w:p>
+      <w:pPr>
+        <w:pStyle w:val="ListBullet"/>
+      </w:pPr>
+      <w:r>
+        <w:t>Excel file content changed (hash mismatch)</w:t>
+      </w:r>
+    </w:p>
+    <w:p>
+      <w:pPr>
+        <w:pStyle w:val="ListBullet"/>
+      </w:pPr>
+      <w:r>
+        <w:t>FAQ count changed</w:t>
+      </w:r>
+    </w:p>
+    <w:p>
+      <w:pPr>
+        <w:pStyle w:val="ListBullet"/>
+      </w:pPr>
+      <w:r>
+        <w:t>ChromaDB empty or count mismatch</w:t>
+      </w:r>
+    </w:p>
+    <w:p>
+      <w:pPr>
+        <w:pStyle w:val="ListBullet"/>
+      </w:pPr>
+      <w:r>
+        <w:t>EMBEDDING_MODEL env variable changed</w:t>
+      </w:r>
+    </w:p>
+    <w:p>
+      <w:pPr>
+        <w:pStyle w:val="Heading1"/>
+      </w:pPr>
+      <w:r>
+        <w:t>6. Embeddings &amp; Semantic Search (ChromaDB)</w:t>
+      </w:r>
+    </w:p>
+    <w:p>
+      <w:r>
+        <w:rPr>
+          <w:b/>
+        </w:rPr>
+        <w:t>Embedding generation (embeddings.py):</w:t>
+      </w:r>
+    </w:p>
+    <w:p>
+      <w:pPr>
+        <w:pStyle w:val="ListBullet"/>
+      </w:pPr>
+      <w:r>
+        <w:t>SentenceTransformer loads BAAI/bge-m3 once (@lru_cache).</w:t>
+      </w:r>
+    </w:p>
+    <w:p>
+      <w:pPr>
+        <w:pStyle w:val="ListBullet"/>
+      </w:pPr>
+      <w:r>
+        <w:t>model.encode(texts, normalize_embeddings=True) → unit vectors.</w:t>
+      </w:r>
+    </w:p>
+    <w:p>
+      <w:pPr>
+        <w:pStyle w:val="ListBullet"/>
+      </w:pPr>
+      <w:r>
+        <w:t>Cosine similarity = dot product of normalized vectors.</w:t>
+      </w:r>
+    </w:p>
+    <w:p>
+      <w:r>
+        <w:rPr>
+          <w:b/>
+        </w:rPr>
+        <w:t>Search pipeline (chroma_db.py search method):</w:t>
+      </w:r>
+    </w:p>
+    <w:p>
+      <w:pPr>
+        <w:pStyle w:val="ListNumber"/>
+      </w:pPr>
+      <w:r>
+        <w:t>normalize_message(query) — fix typos.</w:t>
+      </w:r>
+    </w:p>
+    <w:p>
+      <w:pPr>
+        <w:pStyle w:val="ListNumber"/>
+      </w:pPr>
+      <w:r>
+        <w:t>embed_query(query) → 1024-dimensional vector.</w:t>
+      </w:r>
+    </w:p>
+    <w:p>
+      <w:pPr>
+        <w:pStyle w:val="ListNumber"/>
+      </w:pPr>
+      <w:r>
+        <w:t>ChromaDB query: n_results=12, space=cosine (distance = 1 - similarity).</w:t>
+      </w:r>
+    </w:p>
+    <w:p>
+      <w:pPr>
+        <w:pStyle w:val="ListNumber"/>
+      </w:pPr>
+      <w:r>
+        <w:t>_pick_best_candidate: filter candidates where FAQ topic/vehicle matches query intent.</w:t>
+      </w:r>
+    </w:p>
+    <w:p>
+      <w:pPr>
+        <w:pStyle w:val="ListNumber"/>
+      </w:pPr>
+      <w:r>
+        <w:t>Combined score: 65% similarity + 35% vehicle match.</w:t>
+      </w:r>
+    </w:p>
+    <w:p>
+      <w:pPr>
+        <w:pStyle w:val="ListNumber"/>
+      </w:pPr>
+      <w:r>
+        <w:t>If best similarity &lt; SIMILARITY_THRESHOLD (0.55) → 'Sorry, no data found.'</w:t>
+      </w:r>
+    </w:p>
+    <w:p>
+      <w:pPr>
+        <w:pStyle w:val="ListNumber"/>
+      </w:pPr>
+      <w:r>
+        <w:t>Fallback: _lexical_search (keyword overlap + SequenceMatcher) if embedding model fails.</w:t>
+      </w:r>
+    </w:p>
+    <w:p>
+      <w:r>
+        <w:rPr>
+          <w:b/>
+        </w:rPr>
+        <w:t>TOPIC_SIGNALS used for filtering:</w:t>
+      </w:r>
+    </w:p>
+    <w:p>
+      <w:pPr>
+        <w:pStyle w:val="ListBullet"/>
+      </w:pPr>
+      <w:r>
+        <w:t>price → price, cost, lakh, rupee, starting</w:t>
+      </w:r>
+    </w:p>
+    <w:p>
+      <w:pPr>
+        <w:pStyle w:val="ListBullet"/>
+      </w:pPr>
+      <w:r>
+        <w:t>mileage → mileage, kmpl, fuel efficiency</w:t>
+      </w:r>
+    </w:p>
+    <w:p>
+      <w:pPr>
+        <w:pStyle w:val="ListBullet"/>
+      </w:pPr>
+      <w:r>
+        <w:t>seats → seat, seater, seating, capacity</w:t>
+      </w:r>
+    </w:p>
+    <w:p>
+      <w:pPr>
+        <w:pStyle w:val="ListBullet"/>
+      </w:pPr>
+      <w:r>
+        <w:t>compare → compare, versus, vs</w:t>
+      </w:r>
+    </w:p>
+    <w:p>
+      <w:pPr>
+        <w:pStyle w:val="Heading1"/>
+      </w:pPr>
+      <w:r>
+        <w:t>7. Context, Sessions &amp; Clarification Logic</w:t>
+      </w:r>
+    </w:p>
+    <w:p>
+      <w:r>
+        <w:rPr>
+          <w:b/>
+        </w:rPr>
+        <w:t>Session context (stored as JSON in chat_sessions.context_json):</w:t>
+      </w:r>
+    </w:p>
+    <w:tbl>
+      <w:tblPr>
+        <w:tblStyle w:val="TableGrid"/>
+        <w:tblW w:type="auto" w:w="0"/>
+        <w:tblLook w:firstColumn="1" w:firstRow="1" w:lastColumn="0" w:lastRow="0" w:noHBand="0" w:noVBand="1" w:val="04A0"/>
+      </w:tblPr>
+      <w:tblGrid>
+        <w:gridCol w:w="2880"/>
+        <w:gridCol w:w="2880"/>
+        <w:gridCol w:w="2880"/>
+      </w:tblGrid>
+      <w:tr>
+        <w:tc>
+          <w:tcPr>
+            <w:tcW w:type="dxa" w:w="2880"/>
+            <w:shd w:fill="002C5F"/>
+          </w:tcPr>
+          <w:p>
+            <w:r>
+              <w:rPr>
+                <w:b/>
+                <w:color w:val="FFFFFF"/>
+              </w:rPr>
+              <w:t>Key</w:t>
+            </w:r>
+          </w:p>
+        </w:tc>
+        <w:tc>
+          <w:tcPr>
+            <w:tcW w:type="dxa" w:w="2880"/>
             <w:shd w:fill="002C5F"/>
           </w:tcPr>
           <w:p>
@@ -1119,25 +1640,18 @@
             </w:r>
           </w:p>
         </w:tc>
-      </w:tr>
-      <w:tr>
         <w:tc>
           <w:tcPr>
-            <w:tcW w:type="dxa" w:w="4320"/>
+            <w:tcW w:type="dxa" w:w="2880"/>
+            <w:shd w:fill="002C5F"/>
           </w:tcPr>
           <w:p>
             <w:r>
-              <w:t>Gmail SMTP</w:t>
-            </w:r>
-          </w:p>
-        </w:tc>
-        <w:tc>
-          <w:tcPr>
-            <w:tcW w:type="dxa" w:w="4320"/>
-          </w:tcPr>
-          <w:p>
-            <w:r>
-              <w:t>Sends OTP verification emails. Requires Gmail account with 2FA and App Password. Configured via SMTP_USER and SMTP_PASSWORD in .env.</w:t>
+              <w:rPr>
+                <w:b/>
+                <w:color w:val="FFFFFF"/>
+              </w:rPr>
+              <w:t>Example</w:t>
             </w:r>
           </w:p>
         </w:tc>
@@ -1145,21 +1659,159 @@
       <w:tr>
         <w:tc>
           <w:tcPr>
-            <w:tcW w:type="dxa" w:w="4320"/>
+            <w:tcW w:type="dxa" w:w="2880"/>
           </w:tcPr>
           <w:p>
             <w:r>
-              <w:t>Hugging Face Hub</w:t>
+              <w:t>last_vehicle</w:t>
             </w:r>
           </w:p>
         </w:tc>
         <w:tc>
           <w:tcPr>
-            <w:tcW w:type="dxa" w:w="4320"/>
+            <w:tcW w:type="dxa" w:w="2880"/>
           </w:tcPr>
           <w:p>
             <w:r>
-              <w:t>Hosts the BGE-M3 embedding model. Downloaded automatically on first backend startup (~2GB, one-time download).</w:t>
+              <w:t>Car user is discussing</w:t>
+            </w:r>
+          </w:p>
+        </w:tc>
+        <w:tc>
+          <w:tcPr>
+            <w:tcW w:type="dxa" w:w="2880"/>
+          </w:tcPr>
+          <w:p>
+            <w:r>
+              <w:t>Creta</w:t>
+            </w:r>
+          </w:p>
+        </w:tc>
+      </w:tr>
+      <w:tr>
+        <w:tc>
+          <w:tcPr>
+            <w:tcW w:type="dxa" w:w="2880"/>
+          </w:tcPr>
+          <w:p>
+            <w:r>
+              <w:t>last_topic</w:t>
+            </w:r>
+          </w:p>
+        </w:tc>
+        <w:tc>
+          <w:tcPr>
+            <w:tcW w:type="dxa" w:w="2880"/>
+          </w:tcPr>
+          <w:p>
+            <w:r>
+              <w:t>Last topic asked</w:t>
+            </w:r>
+          </w:p>
+        </w:tc>
+        <w:tc>
+          <w:tcPr>
+            <w:tcW w:type="dxa" w:w="2880"/>
+          </w:tcPr>
+          <w:p>
+            <w:r>
+              <w:t>price</w:t>
+            </w:r>
+          </w:p>
+        </w:tc>
+      </w:tr>
+      <w:tr>
+        <w:tc>
+          <w:tcPr>
+            <w:tcW w:type="dxa" w:w="2880"/>
+          </w:tcPr>
+          <w:p>
+            <w:r>
+              <w:t>pending_topic</w:t>
+            </w:r>
+          </w:p>
+        </w:tc>
+        <w:tc>
+          <w:tcPr>
+            <w:tcW w:type="dxa" w:w="2880"/>
+          </w:tcPr>
+          <w:p>
+            <w:r>
+              <w:t>Waiting for user to name car</w:t>
+            </w:r>
+          </w:p>
+        </w:tc>
+        <w:tc>
+          <w:tcPr>
+            <w:tcW w:type="dxa" w:w="2880"/>
+          </w:tcPr>
+          <w:p>
+            <w:r>
+              <w:t>price (after 'its price')</w:t>
+            </w:r>
+          </w:p>
+        </w:tc>
+      </w:tr>
+      <w:tr>
+        <w:tc>
+          <w:tcPr>
+            <w:tcW w:type="dxa" w:w="2880"/>
+          </w:tcPr>
+          <w:p>
+            <w:r>
+              <w:t>pending_vehicle</w:t>
+            </w:r>
+          </w:p>
+        </w:tc>
+        <w:tc>
+          <w:tcPr>
+            <w:tcW w:type="dxa" w:w="2880"/>
+          </w:tcPr>
+          <w:p>
+            <w:r>
+              <w:t>Waiting for user to ask topic</w:t>
+            </w:r>
+          </w:p>
+        </w:tc>
+        <w:tc>
+          <w:tcPr>
+            <w:tcW w:type="dxa" w:w="2880"/>
+          </w:tcPr>
+          <w:p>
+            <w:r>
+              <w:t>Tucson (after user said 'tucson')</w:t>
+            </w:r>
+          </w:p>
+        </w:tc>
+      </w:tr>
+      <w:tr>
+        <w:tc>
+          <w:tcPr>
+            <w:tcW w:type="dxa" w:w="2880"/>
+          </w:tcPr>
+          <w:p>
+            <w:r>
+              <w:t>recent_queries</w:t>
+            </w:r>
+          </w:p>
+        </w:tc>
+        <w:tc>
+          <w:tcPr>
+            <w:tcW w:type="dxa" w:w="2880"/>
+          </w:tcPr>
+          <w:p>
+            <w:r>
+              <w:t>Last 8 raw queries</w:t>
+            </w:r>
+          </w:p>
+        </w:tc>
+        <w:tc>
+          <w:tcPr>
+            <w:tcW w:type="dxa" w:w="2880"/>
+          </w:tcPr>
+          <w:p>
+            <w:r>
+              <w:t>['price of creta', 'its mileage']</w:t>
             </w:r>
           </w:p>
         </w:tc>
@@ -1167,11 +1819,67 @@
     </w:tbl>
     <w:p/>
     <w:p>
-      <w:pPr>
-        <w:pStyle w:val="Heading1"/>
-      </w:pPr>
       <w:r>
-        <w:t>5. How Semantic Search Works</w:t>
+        <w:rPr>
+          <w:b/>
+        </w:rPr>
+        <w:t>context_service.py responsibilities:</w:t>
+      </w:r>
+    </w:p>
+    <w:p>
+      <w:pPr>
+        <w:pStyle w:val="ListBullet"/>
+      </w:pPr>
+      <w:r>
+        <w:t>normalize_message — spelling fixes, vehicle alias mapping</w:t>
+      </w:r>
+    </w:p>
+    <w:p>
+      <w:pPr>
+        <w:pStyle w:val="ListBullet"/>
+      </w:pPr>
+      <w:r>
+        <w:t>detect_vehicle / detect_topic — parse user intent</w:t>
+      </w:r>
+    </w:p>
+    <w:p>
+      <w:pPr>
+        <w:pStyle w:val="ListBullet"/>
+      </w:pPr>
+      <w:r>
+        <w:t>is_vague_query — detects it/its/this car phrases</w:t>
+      </w:r>
+    </w:p>
+    <w:p>
+      <w:pPr>
+        <w:pStyle w:val="ListBullet"/>
+      </w:pPr>
+      <w:r>
+        <w:t>resolve_query — expand vague follow-ups using session context</w:t>
+      </w:r>
+    </w:p>
+    <w:p>
+      <w:pPr>
+        <w:pStyle w:val="ListBullet"/>
+      </w:pPr>
+      <w:r>
+        <w:t>needs_clarification — ask user when car model unknown</w:t>
+      </w:r>
+    </w:p>
+    <w:p>
+      <w:pPr>
+        <w:pStyle w:val="ListBullet"/>
+      </w:pPr>
+      <w:r>
+        <w:t>prepare_clarification_context — save pending_topic for two-step dialog</w:t>
+      </w:r>
+    </w:p>
+    <w:p>
+      <w:pPr>
+        <w:pStyle w:val="ListBullet"/>
+      </w:pPr>
+      <w:r>
+        <w:t>update_context — update last_vehicle/topic after each exchange</w:t>
       </w:r>
     </w:p>
     <w:p>
@@ -1179,7 +1887,7 @@
         <w:rPr>
           <w:b/>
         </w:rPr>
-        <w:t>Step-by-step process when user asks a question:</w:t>
+        <w:t>Example context dialog:</w:t>
       </w:r>
     </w:p>
     <w:p>
@@ -1187,7 +1895,7 @@
         <w:pStyle w:val="ListNumber"/>
       </w:pPr>
       <w:r>
-        <w:t>User types: 'What is the price of Hyundai Creta?' in the chat input.</w:t>
+        <w:t>User: 'What is the price of Hyundai Creta?' → context: last_vehicle=Creta, last_topic=price</w:t>
       </w:r>
     </w:p>
     <w:p>
@@ -1195,7 +1903,7 @@
         <w:pStyle w:val="ListNumber"/>
       </w:pPr>
       <w:r>
-        <w:t>Frontend sends POST /chat with the message to the backend.</w:t>
+        <w:t>User: 'its mileage' → resolved: 'What is the mileage of Hyundai Creta?'</w:t>
       </w:r>
     </w:p>
     <w:p>
@@ -1203,7 +1911,7 @@
         <w:pStyle w:val="ListNumber"/>
       </w:pPr>
       <w:r>
-        <w:t>Backend checks if message is a slot availability query (slot_intent.py). If yes, returns booking slots instead.</w:t>
+        <w:t>User: 'price of alcazar' → context switches to Alcazar</w:t>
       </w:r>
     </w:p>
     <w:p>
@@ -1211,7 +1919,7 @@
         <w:pStyle w:val="ListNumber"/>
       </w:pPr>
       <w:r>
-        <w:t>For FAQ queries: chroma_db.py calls embed_query() to convert the question into a 1024-dimension vector using BGE-M3 model.</w:t>
+        <w:t>User: 'compare it with creta' → 'Compare Hyundai Alcazar and Creta'</w:t>
       </w:r>
     </w:p>
     <w:p>
@@ -1219,70 +1927,15 @@
         <w:pStyle w:val="ListNumber"/>
       </w:pPr>
       <w:r>
-        <w:t>ChromaDB searches all stored FAQ vectors using cosine similarity (HNSW index).</w:t>
+        <w:t>Fresh login + 'its price' → clarification: 'Which car model?' → user: 'Creta' → price answer</w:t>
       </w:r>
     </w:p>
     <w:p>
       <w:pPr>
-        <w:pStyle w:val="ListNumber"/>
+        <w:pStyle w:val="Heading1"/>
       </w:pPr>
       <w:r>
-        <w:t>ChromaDB returns the closest FAQ match and a distance score.</w:t>
-      </w:r>
-    </w:p>
-    <w:p>
-      <w:pPr>
-        <w:pStyle w:val="ListNumber"/>
-      </w:pPr>
-      <w:r>
-        <w:t>Distance is converted to similarity: similarity = 1 - distance.</w:t>
-      </w:r>
-    </w:p>
-    <w:p>
-      <w:pPr>
-        <w:pStyle w:val="ListNumber"/>
-      </w:pPr>
-      <w:r>
-        <w:t>If similarity &gt;= 0.55 (SIMILARITY_THRESHOLD), the stored answer from Excel is returned.</w:t>
-      </w:r>
-    </w:p>
-    <w:p>
-      <w:pPr>
-        <w:pStyle w:val="ListNumber"/>
-      </w:pPr>
-      <w:r>
-        <w:t>If similarity &lt; 0.55, returns 'Sorry, no data found.' — no answer is fabricated.</w:t>
-      </w:r>
-    </w:p>
-    <w:p>
-      <w:pPr>
-        <w:pStyle w:val="ListNumber"/>
-      </w:pPr>
-      <w:r>
-        <w:t>suggestions.py generates contextual follow-up chips based on the question topic.</w:t>
-      </w:r>
-    </w:p>
-    <w:p>
-      <w:pPr>
-        <w:pStyle w:val="ListNumber"/>
-      </w:pPr>
-      <w:r>
-        <w:t>chat_log_service.py saves the query, answer, and user info to database for admin monitoring.</w:t>
-      </w:r>
-    </w:p>
-    <w:p>
-      <w:pPr>
-        <w:pStyle w:val="ListNumber"/>
-      </w:pPr>
-      <w:r>
-        <w:t>Response sent back to frontend and displayed in MessageBubble component.</w:t>
-      </w:r>
-    </w:p>
-    <w:p>
-      <w:r>
-        <w:rPr>
-          <w:b w:val="0"/>
-        </w:rPr>
+        <w:t>8. Database Design (SQLite)</w:t>
       </w:r>
     </w:p>
     <w:p>
@@ -1290,109 +1943,7 @@
         <w:rPr>
           <w:b/>
         </w:rPr>
-        <w:t>FAQ Ingestion (Startup Process):</w:t>
-      </w:r>
-    </w:p>
-    <w:p>
-      <w:pPr>
-        <w:pStyle w:val="ListBullet"/>
-      </w:pPr>
-      <w:r>
-        <w:t>On backend startup, data_loader.py reads hyundai_faq.xlsx (99 FAQ pairs).</w:t>
-      </w:r>
-    </w:p>
-    <w:p>
-      <w:pPr>
-        <w:pStyle w:val="ListBullet"/>
-      </w:pPr>
-      <w:r>
-        <w:t>Computes hash of Excel file to detect changes.</w:t>
-      </w:r>
-    </w:p>
-    <w:p>
-      <w:pPr>
-        <w:pStyle w:val="ListBullet"/>
-      </w:pPr>
-      <w:r>
-        <w:t>If Excel changed or ChromaDB empty, re-ingests all FAQs.</w:t>
-      </w:r>
-    </w:p>
-    <w:p>
-      <w:pPr>
-        <w:pStyle w:val="ListBullet"/>
-      </w:pPr>
-      <w:r>
-        <w:t>embed_texts() converts all questions to vectors using BGE-M3.</w:t>
-      </w:r>
-    </w:p>
-    <w:p>
-      <w:pPr>
-        <w:pStyle w:val="ListBullet"/>
-      </w:pPr>
-      <w:r>
-        <w:t>Vectors stored in ChromaDB with metadata (question + answer text).</w:t>
-      </w:r>
-    </w:p>
-    <w:p>
-      <w:pPr>
-        <w:pStyle w:val="ListBullet"/>
-      </w:pPr>
-      <w:r>
-        <w:t>ingestion_meta.json records hash, count, model name, timestamp.</w:t>
-      </w:r>
-    </w:p>
-    <w:p>
-      <w:pPr>
-        <w:pStyle w:val="ListBullet"/>
-      </w:pPr>
-      <w:r>
-        <w:t>If nothing changed, skips re-ingestion for fast startup.</w:t>
-      </w:r>
-    </w:p>
-    <w:p>
-      <w:r>
-        <w:rPr>
-          <w:b w:val="0"/>
-        </w:rPr>
-      </w:r>
-    </w:p>
-    <w:p>
-      <w:r>
-        <w:rPr>
-          <w:b/>
-        </w:rPr>
-        <w:t>Why NOT use ChatGPT/LLM?</w:t>
-      </w:r>
-    </w:p>
-    <w:p>
-      <w:r>
-        <w:rPr>
-          <w:b w:val="0"/>
-        </w:rPr>
-        <w:t>This is intentional. LLMs can hallucinate (make up false information). For a car showroom, wrong price or mileage information is dangerous. Retrieval-based approach guarantees every answer comes from verified FAQ data only.</w:t>
-      </w:r>
-    </w:p>
-    <w:p>
-      <w:pPr>
-        <w:pStyle w:val="Heading1"/>
-      </w:pPr>
-      <w:r>
-        <w:t>6. Database Design (SQLite)</w:t>
-      </w:r>
-    </w:p>
-    <w:p>
-      <w:r>
-        <w:rPr>
-          <w:b/>
-        </w:rPr>
-        <w:t>Database file: backend/app.db (SQLite — lightweight, file-based, no separate server needed)</w:t>
-      </w:r>
-    </w:p>
-    <w:p>
-      <w:r>
-        <w:rPr>
-          <w:b w:val="0"/>
-        </w:rPr>
+        <w:t>File: backend/app.db</w:t>
       </w:r>
     </w:p>
     <w:tbl>
@@ -1433,7 +1984,7 @@
                 <w:b/>
                 <w:color w:val="FFFFFF"/>
               </w:rPr>
-              <w:t>Columns</w:t>
+              <w:t>Purpose</w:t>
             </w:r>
           </w:p>
         </w:tc>
@@ -1448,7 +1999,7 @@
                 <w:b/>
                 <w:color w:val="FFFFFF"/>
               </w:rPr>
-              <w:t>Purpose</w:t>
+              <w:t>Key columns</w:t>
             </w:r>
           </w:p>
         </w:tc>
@@ -1470,7 +2021,7 @@
           </w:tcPr>
           <w:p>
             <w:r>
-              <w:t>id (UUID), email, password_hash, full_name, created_at</w:t>
+              <w:t>Accounts</w:t>
             </w:r>
           </w:p>
         </w:tc>
@@ -1480,7 +2031,7 @@
           </w:tcPr>
           <w:p>
             <w:r>
-              <w:t>Registered user accounts. Password stored as bcrypt hash, never plain text.</w:t>
+              <w:t>id, email, password_hash, full_name</w:t>
             </w:r>
           </w:p>
         </w:tc>
@@ -1502,7 +2053,7 @@
           </w:tcPr>
           <w:p>
             <w:r>
-              <w:t>id, user_id (FK), booking_date, time_slot, vehicle_model, status, created_at</w:t>
+              <w:t>Test drives</w:t>
             </w:r>
           </w:p>
         </w:tc>
@@ -1512,7 +2063,7 @@
           </w:tcPr>
           <w:p>
             <w:r>
-              <w:t>Test drive bookings. Unique constraint on (date + time_slot) prevents double booking.</w:t>
+              <w:t>user_id, booking_date, time_slot, vehicle_model, status</w:t>
             </w:r>
           </w:p>
         </w:tc>
@@ -1534,7 +2085,7 @@
           </w:tcPr>
           <w:p>
             <w:r>
-              <w:t>id, email, code (6-digit), purpose, expires_at, used, created_at</w:t>
+              <w:t>Email OTPs</w:t>
             </w:r>
           </w:p>
         </w:tc>
@@ -1544,7 +2095,39 @@
           </w:tcPr>
           <w:p>
             <w:r>
-              <w:t>Temporary OTP codes for login, registration, password reset. Expire in 10 minutes.</w:t>
+              <w:t>email, code, purpose, expires_at, used</w:t>
+            </w:r>
+          </w:p>
+        </w:tc>
+      </w:tr>
+      <w:tr>
+        <w:tc>
+          <w:tcPr>
+            <w:tcW w:type="dxa" w:w="2880"/>
+          </w:tcPr>
+          <w:p>
+            <w:r>
+              <w:t>chat_sessions</w:t>
+            </w:r>
+          </w:p>
+        </w:tc>
+        <w:tc>
+          <w:tcPr>
+            <w:tcW w:type="dxa" w:w="2880"/>
+          </w:tcPr>
+          <w:p>
+            <w:r>
+              <w:t>Per-login chat context</w:t>
+            </w:r>
+          </w:p>
+        </w:tc>
+        <w:tc>
+          <w:tcPr>
+            <w:tcW w:type="dxa" w:w="2880"/>
+          </w:tcPr>
+          <w:p>
+            <w:r>
+              <w:t>user_id, context_json, is_active</w:t>
             </w:r>
           </w:p>
         </w:tc>
@@ -1566,7 +2149,7 @@
           </w:tcPr>
           <w:p>
             <w:r>
-              <w:t>id, user_id (FK nullable), user_email, user_name, query, answer, found, response_type, created_at</w:t>
+              <w:t>All Q&amp;A for admin + sidebar</w:t>
             </w:r>
           </w:p>
         </w:tc>
@@ -1576,7 +2159,7 @@
           </w:tcPr>
           <w:p>
             <w:r>
-              <w:t>Every chat interaction logged for admin monitoring.</w:t>
+              <w:t>query, answer, found, response_type, session_id</w:t>
             </w:r>
           </w:p>
         </w:tc>
@@ -1585,846 +2168,26 @@
     <w:p/>
     <w:p>
       <w:pPr>
-        <w:pStyle w:val="Heading1"/>
+        <w:pStyle w:val="ListBullet"/>
       </w:pPr>
       <w:r>
-        <w:t>7. API Endpoints (Complete List)</w:t>
+        <w:t>Unique constraint on bookings(booking_date, time_slot) prevents double booking</w:t>
       </w:r>
     </w:p>
     <w:p>
       <w:pPr>
-        <w:pStyle w:val="Heading2"/>
+        <w:pStyle w:val="ListBullet"/>
       </w:pPr>
       <w:r>
-        <w:t>7.1 Core Endpoints (app.py)</w:t>
+        <w:t>Chat logs store IST-formatted timestamps for admin display</w:t>
       </w:r>
     </w:p>
-    <w:tbl>
-      <w:tblPr>
-        <w:tblStyle w:val="TableGrid"/>
-        <w:tblW w:type="auto" w:w="0"/>
-        <w:tblLook w:firstColumn="1" w:firstRow="1" w:lastColumn="0" w:lastRow="0" w:noHBand="0" w:noVBand="1" w:val="04A0"/>
-      </w:tblPr>
-      <w:tblGrid>
-        <w:gridCol w:w="2160"/>
-        <w:gridCol w:w="2160"/>
-        <w:gridCol w:w="2160"/>
-        <w:gridCol w:w="2160"/>
-      </w:tblGrid>
-      <w:tr>
-        <w:tc>
-          <w:tcPr>
-            <w:tcW w:type="dxa" w:w="2160"/>
-            <w:shd w:fill="002C5F"/>
-          </w:tcPr>
-          <w:p>
-            <w:r>
-              <w:rPr>
-                <w:b/>
-                <w:color w:val="FFFFFF"/>
-              </w:rPr>
-              <w:t>Method</w:t>
-            </w:r>
-          </w:p>
-        </w:tc>
-        <w:tc>
-          <w:tcPr>
-            <w:tcW w:type="dxa" w:w="2160"/>
-            <w:shd w:fill="002C5F"/>
-          </w:tcPr>
-          <w:p>
-            <w:r>
-              <w:rPr>
-                <w:b/>
-                <w:color w:val="FFFFFF"/>
-              </w:rPr>
-              <w:t>Endpoint</w:t>
-            </w:r>
-          </w:p>
-        </w:tc>
-        <w:tc>
-          <w:tcPr>
-            <w:tcW w:type="dxa" w:w="2160"/>
-            <w:shd w:fill="002C5F"/>
-          </w:tcPr>
-          <w:p>
-            <w:r>
-              <w:rPr>
-                <w:b/>
-                <w:color w:val="FFFFFF"/>
-              </w:rPr>
-              <w:t>Description</w:t>
-            </w:r>
-          </w:p>
-        </w:tc>
-        <w:tc>
-          <w:tcPr>
-            <w:tcW w:type="dxa" w:w="2160"/>
-            <w:shd w:fill="002C5F"/>
-          </w:tcPr>
-          <w:p>
-            <w:r>
-              <w:rPr>
-                <w:b/>
-                <w:color w:val="FFFFFF"/>
-              </w:rPr>
-              <w:t>Auth Required</w:t>
-            </w:r>
-          </w:p>
-        </w:tc>
-      </w:tr>
-      <w:tr>
-        <w:tc>
-          <w:tcPr>
-            <w:tcW w:type="dxa" w:w="2160"/>
-          </w:tcPr>
-          <w:p>
-            <w:r>
-              <w:t>GET</w:t>
-            </w:r>
-          </w:p>
-        </w:tc>
-        <w:tc>
-          <w:tcPr>
-            <w:tcW w:type="dxa" w:w="2160"/>
-          </w:tcPr>
-          <w:p>
-            <w:r>
-              <w:t>/health</w:t>
-            </w:r>
-          </w:p>
-        </w:tc>
-        <w:tc>
-          <w:tcPr>
-            <w:tcW w:type="dxa" w:w="2160"/>
-          </w:tcPr>
-          <w:p>
-            <w:r>
-              <w:t>Backend health check and KB status</w:t>
-            </w:r>
-          </w:p>
-        </w:tc>
-        <w:tc>
-          <w:tcPr>
-            <w:tcW w:type="dxa" w:w="2160"/>
-          </w:tcPr>
-          <w:p>
-            <w:r>
-              <w:t>No</w:t>
-            </w:r>
-          </w:p>
-        </w:tc>
-      </w:tr>
-      <w:tr>
-        <w:tc>
-          <w:tcPr>
-            <w:tcW w:type="dxa" w:w="2160"/>
-          </w:tcPr>
-          <w:p>
-            <w:r>
-              <w:t>GET</w:t>
-            </w:r>
-          </w:p>
-        </w:tc>
-        <w:tc>
-          <w:tcPr>
-            <w:tcW w:type="dxa" w:w="2160"/>
-          </w:tcPr>
-          <w:p>
-            <w:r>
-              <w:t>/stats</w:t>
-            </w:r>
-          </w:p>
-        </w:tc>
-        <w:tc>
-          <w:tcPr>
-            <w:tcW w:type="dxa" w:w="2160"/>
-          </w:tcPr>
-          <w:p>
-            <w:r>
-              <w:t>FAQ count, ChromaDB stats, embedding model info</w:t>
-            </w:r>
-          </w:p>
-        </w:tc>
-        <w:tc>
-          <w:tcPr>
-            <w:tcW w:type="dxa" w:w="2160"/>
-          </w:tcPr>
-          <w:p>
-            <w:r>
-              <w:t>No</w:t>
-            </w:r>
-          </w:p>
-        </w:tc>
-      </w:tr>
-      <w:tr>
-        <w:tc>
-          <w:tcPr>
-            <w:tcW w:type="dxa" w:w="2160"/>
-          </w:tcPr>
-          <w:p>
-            <w:r>
-              <w:t>POST</w:t>
-            </w:r>
-          </w:p>
-        </w:tc>
-        <w:tc>
-          <w:tcPr>
-            <w:tcW w:type="dxa" w:w="2160"/>
-          </w:tcPr>
-          <w:p>
-            <w:r>
-              <w:t>/chat</w:t>
-            </w:r>
-          </w:p>
-        </w:tc>
-        <w:tc>
-          <w:tcPr>
-            <w:tcW w:type="dxa" w:w="2160"/>
-          </w:tcPr>
-          <w:p>
-            <w:r>
-              <w:t>Main chat — FAQ search or slot availability</w:t>
-            </w:r>
-          </w:p>
-        </w:tc>
-        <w:tc>
-          <w:tcPr>
-            <w:tcW w:type="dxa" w:w="2160"/>
-          </w:tcPr>
-          <w:p>
-            <w:r>
-              <w:t>Optional (logs user if logged in)</w:t>
-            </w:r>
-          </w:p>
-        </w:tc>
-      </w:tr>
-    </w:tbl>
-    <w:p/>
     <w:p>
       <w:pPr>
-        <w:pStyle w:val="Heading2"/>
+        <w:pStyle w:val="Heading1"/>
       </w:pPr>
       <w:r>
-        <w:t>7.2 Authentication (/auth)</w:t>
-      </w:r>
-    </w:p>
-    <w:tbl>
-      <w:tblPr>
-        <w:tblStyle w:val="TableGrid"/>
-        <w:tblW w:type="auto" w:w="0"/>
-        <w:tblLook w:firstColumn="1" w:firstRow="1" w:lastColumn="0" w:lastRow="0" w:noHBand="0" w:noVBand="1" w:val="04A0"/>
-      </w:tblPr>
-      <w:tblGrid>
-        <w:gridCol w:w="2880"/>
-        <w:gridCol w:w="2880"/>
-        <w:gridCol w:w="2880"/>
-      </w:tblGrid>
-      <w:tr>
-        <w:tc>
-          <w:tcPr>
-            <w:tcW w:type="dxa" w:w="2880"/>
-            <w:shd w:fill="002C5F"/>
-          </w:tcPr>
-          <w:p>
-            <w:r>
-              <w:rPr>
-                <w:b/>
-                <w:color w:val="FFFFFF"/>
-              </w:rPr>
-              <w:t>Method</w:t>
-            </w:r>
-          </w:p>
-        </w:tc>
-        <w:tc>
-          <w:tcPr>
-            <w:tcW w:type="dxa" w:w="2880"/>
-            <w:shd w:fill="002C5F"/>
-          </w:tcPr>
-          <w:p>
-            <w:r>
-              <w:rPr>
-                <w:b/>
-                <w:color w:val="FFFFFF"/>
-              </w:rPr>
-              <w:t>Endpoint</w:t>
-            </w:r>
-          </w:p>
-        </w:tc>
-        <w:tc>
-          <w:tcPr>
-            <w:tcW w:type="dxa" w:w="2880"/>
-            <w:shd w:fill="002C5F"/>
-          </w:tcPr>
-          <w:p>
-            <w:r>
-              <w:rPr>
-                <w:b/>
-                <w:color w:val="FFFFFF"/>
-              </w:rPr>
-              <w:t>Description</w:t>
-            </w:r>
-          </w:p>
-        </w:tc>
-      </w:tr>
-      <w:tr>
-        <w:tc>
-          <w:tcPr>
-            <w:tcW w:type="dxa" w:w="2880"/>
-          </w:tcPr>
-          <w:p>
-            <w:r>
-              <w:t>POST</w:t>
-            </w:r>
-          </w:p>
-        </w:tc>
-        <w:tc>
-          <w:tcPr>
-            <w:tcW w:type="dxa" w:w="2880"/>
-          </w:tcPr>
-          <w:p>
-            <w:r>
-              <w:t>/auth/register</w:t>
-            </w:r>
-          </w:p>
-        </w:tc>
-        <w:tc>
-          <w:tcPr>
-            <w:tcW w:type="dxa" w:w="2880"/>
-          </w:tcPr>
-          <w:p>
-            <w:r>
-              <w:t>Create account, send email OTP</w:t>
-            </w:r>
-          </w:p>
-        </w:tc>
-      </w:tr>
-      <w:tr>
-        <w:tc>
-          <w:tcPr>
-            <w:tcW w:type="dxa" w:w="2880"/>
-          </w:tcPr>
-          <w:p>
-            <w:r>
-              <w:t>POST</w:t>
-            </w:r>
-          </w:p>
-        </w:tc>
-        <w:tc>
-          <w:tcPr>
-            <w:tcW w:type="dxa" w:w="2880"/>
-          </w:tcPr>
-          <w:p>
-            <w:r>
-              <w:t>/auth/verify-register-otp</w:t>
-            </w:r>
-          </w:p>
-        </w:tc>
-        <w:tc>
-          <w:tcPr>
-            <w:tcW w:type="dxa" w:w="2880"/>
-          </w:tcPr>
-          <w:p>
-            <w:r>
-              <w:t>Verify registration OTP, return JWT</w:t>
-            </w:r>
-          </w:p>
-        </w:tc>
-      </w:tr>
-      <w:tr>
-        <w:tc>
-          <w:tcPr>
-            <w:tcW w:type="dxa" w:w="2880"/>
-          </w:tcPr>
-          <w:p>
-            <w:r>
-              <w:t>POST</w:t>
-            </w:r>
-          </w:p>
-        </w:tc>
-        <w:tc>
-          <w:tcPr>
-            <w:tcW w:type="dxa" w:w="2880"/>
-          </w:tcPr>
-          <w:p>
-            <w:r>
-              <w:t>/auth/login</w:t>
-            </w:r>
-          </w:p>
-        </w:tc>
-        <w:tc>
-          <w:tcPr>
-            <w:tcW w:type="dxa" w:w="2880"/>
-          </w:tcPr>
-          <w:p>
-            <w:r>
-              <w:t>Login with email/password, send OTP for 2FA</w:t>
-            </w:r>
-          </w:p>
-        </w:tc>
-      </w:tr>
-      <w:tr>
-        <w:tc>
-          <w:tcPr>
-            <w:tcW w:type="dxa" w:w="2880"/>
-          </w:tcPr>
-          <w:p>
-            <w:r>
-              <w:t>POST</w:t>
-            </w:r>
-          </w:p>
-        </w:tc>
-        <w:tc>
-          <w:tcPr>
-            <w:tcW w:type="dxa" w:w="2880"/>
-          </w:tcPr>
-          <w:p>
-            <w:r>
-              <w:t>/auth/verify-login-otp</w:t>
-            </w:r>
-          </w:p>
-        </w:tc>
-        <w:tc>
-          <w:tcPr>
-            <w:tcW w:type="dxa" w:w="2880"/>
-          </w:tcPr>
-          <w:p>
-            <w:r>
-              <w:t>Verify login OTP, return JWT</w:t>
-            </w:r>
-          </w:p>
-        </w:tc>
-      </w:tr>
-      <w:tr>
-        <w:tc>
-          <w:tcPr>
-            <w:tcW w:type="dxa" w:w="2880"/>
-          </w:tcPr>
-          <w:p>
-            <w:r>
-              <w:t>POST</w:t>
-            </w:r>
-          </w:p>
-        </w:tc>
-        <w:tc>
-          <w:tcPr>
-            <w:tcW w:type="dxa" w:w="2880"/>
-          </w:tcPr>
-          <w:p>
-            <w:r>
-              <w:t>/auth/admin-login</w:t>
-            </w:r>
-          </w:p>
-        </w:tc>
-        <w:tc>
-          <w:tcPr>
-            <w:tcW w:type="dxa" w:w="2880"/>
-          </w:tcPr>
-          <w:p>
-            <w:r>
-              <w:t>Admin login (bypasses OTP)</w:t>
-            </w:r>
-          </w:p>
-        </w:tc>
-      </w:tr>
-      <w:tr>
-        <w:tc>
-          <w:tcPr>
-            <w:tcW w:type="dxa" w:w="2880"/>
-          </w:tcPr>
-          <w:p>
-            <w:r>
-              <w:t>POST</w:t>
-            </w:r>
-          </w:p>
-        </w:tc>
-        <w:tc>
-          <w:tcPr>
-            <w:tcW w:type="dxa" w:w="2880"/>
-          </w:tcPr>
-          <w:p>
-            <w:r>
-              <w:t>/auth/forgot-password</w:t>
-            </w:r>
-          </w:p>
-        </w:tc>
-        <w:tc>
-          <w:tcPr>
-            <w:tcW w:type="dxa" w:w="2880"/>
-          </w:tcPr>
-          <w:p>
-            <w:r>
-              <w:t>Send password reset OTP to email</w:t>
-            </w:r>
-          </w:p>
-        </w:tc>
-      </w:tr>
-      <w:tr>
-        <w:tc>
-          <w:tcPr>
-            <w:tcW w:type="dxa" w:w="2880"/>
-          </w:tcPr>
-          <w:p>
-            <w:r>
-              <w:t>POST</w:t>
-            </w:r>
-          </w:p>
-        </w:tc>
-        <w:tc>
-          <w:tcPr>
-            <w:tcW w:type="dxa" w:w="2880"/>
-          </w:tcPr>
-          <w:p>
-            <w:r>
-              <w:t>/auth/reset-password</w:t>
-            </w:r>
-          </w:p>
-        </w:tc>
-        <w:tc>
-          <w:tcPr>
-            <w:tcW w:type="dxa" w:w="2880"/>
-          </w:tcPr>
-          <w:p>
-            <w:r>
-              <w:t>Reset password with OTP</w:t>
-            </w:r>
-          </w:p>
-        </w:tc>
-      </w:tr>
-      <w:tr>
-        <w:tc>
-          <w:tcPr>
-            <w:tcW w:type="dxa" w:w="2880"/>
-          </w:tcPr>
-          <w:p>
-            <w:r>
-              <w:t>GET</w:t>
-            </w:r>
-          </w:p>
-        </w:tc>
-        <w:tc>
-          <w:tcPr>
-            <w:tcW w:type="dxa" w:w="2880"/>
-          </w:tcPr>
-          <w:p>
-            <w:r>
-              <w:t>/auth/me</w:t>
-            </w:r>
-          </w:p>
-        </w:tc>
-        <w:tc>
-          <w:tcPr>
-            <w:tcW w:type="dxa" w:w="2880"/>
-          </w:tcPr>
-          <w:p>
-            <w:r>
-              <w:t>Get current logged-in user profile</w:t>
-            </w:r>
-          </w:p>
-        </w:tc>
-      </w:tr>
-    </w:tbl>
-    <w:p/>
-    <w:p>
-      <w:pPr>
-        <w:pStyle w:val="Heading2"/>
-      </w:pPr>
-      <w:r>
-        <w:t>7.3 Bookings (/bookings)</w:t>
-      </w:r>
-    </w:p>
-    <w:tbl>
-      <w:tblPr>
-        <w:tblStyle w:val="TableGrid"/>
-        <w:tblW w:type="auto" w:w="0"/>
-        <w:tblLook w:firstColumn="1" w:firstRow="1" w:lastColumn="0" w:lastRow="0" w:noHBand="0" w:noVBand="1" w:val="04A0"/>
-      </w:tblPr>
-      <w:tblGrid>
-        <w:gridCol w:w="2160"/>
-        <w:gridCol w:w="2160"/>
-        <w:gridCol w:w="2160"/>
-        <w:gridCol w:w="2160"/>
-      </w:tblGrid>
-      <w:tr>
-        <w:tc>
-          <w:tcPr>
-            <w:tcW w:type="dxa" w:w="2160"/>
-            <w:shd w:fill="002C5F"/>
-          </w:tcPr>
-          <w:p>
-            <w:r>
-              <w:rPr>
-                <w:b/>
-                <w:color w:val="FFFFFF"/>
-              </w:rPr>
-              <w:t>Method</w:t>
-            </w:r>
-          </w:p>
-        </w:tc>
-        <w:tc>
-          <w:tcPr>
-            <w:tcW w:type="dxa" w:w="2160"/>
-            <w:shd w:fill="002C5F"/>
-          </w:tcPr>
-          <w:p>
-            <w:r>
-              <w:rPr>
-                <w:b/>
-                <w:color w:val="FFFFFF"/>
-              </w:rPr>
-              <w:t>Endpoint</w:t>
-            </w:r>
-          </w:p>
-        </w:tc>
-        <w:tc>
-          <w:tcPr>
-            <w:tcW w:type="dxa" w:w="2160"/>
-            <w:shd w:fill="002C5F"/>
-          </w:tcPr>
-          <w:p>
-            <w:r>
-              <w:rPr>
-                <w:b/>
-                <w:color w:val="FFFFFF"/>
-              </w:rPr>
-              <w:t>Description</w:t>
-            </w:r>
-          </w:p>
-        </w:tc>
-        <w:tc>
-          <w:tcPr>
-            <w:tcW w:type="dxa" w:w="2160"/>
-            <w:shd w:fill="002C5F"/>
-          </w:tcPr>
-          <w:p>
-            <w:r>
-              <w:rPr>
-                <w:b/>
-                <w:color w:val="FFFFFF"/>
-              </w:rPr>
-              <w:t>Auth</w:t>
-            </w:r>
-          </w:p>
-        </w:tc>
-      </w:tr>
-      <w:tr>
-        <w:tc>
-          <w:tcPr>
-            <w:tcW w:type="dxa" w:w="2160"/>
-          </w:tcPr>
-          <w:p>
-            <w:r>
-              <w:t>GET</w:t>
-            </w:r>
-          </w:p>
-        </w:tc>
-        <w:tc>
-          <w:tcPr>
-            <w:tcW w:type="dxa" w:w="2160"/>
-          </w:tcPr>
-          <w:p>
-            <w:r>
-              <w:t>/bookings/dates</w:t>
-            </w:r>
-          </w:p>
-        </w:tc>
-        <w:tc>
-          <w:tcPr>
-            <w:tcW w:type="dxa" w:w="2160"/>
-          </w:tcPr>
-          <w:p>
-            <w:r>
-              <w:t>List bookable dates (next 14 days)</w:t>
-            </w:r>
-          </w:p>
-        </w:tc>
-        <w:tc>
-          <w:tcPr>
-            <w:tcW w:type="dxa" w:w="2160"/>
-          </w:tcPr>
-          <w:p>
-            <w:r>
-              <w:t>No</w:t>
-            </w:r>
-          </w:p>
-        </w:tc>
-      </w:tr>
-      <w:tr>
-        <w:tc>
-          <w:tcPr>
-            <w:tcW w:type="dxa" w:w="2160"/>
-          </w:tcPr>
-          <w:p>
-            <w:r>
-              <w:t>GET</w:t>
-            </w:r>
-          </w:p>
-        </w:tc>
-        <w:tc>
-          <w:tcPr>
-            <w:tcW w:type="dxa" w:w="2160"/>
-          </w:tcPr>
-          <w:p>
-            <w:r>
-              <w:t>/bookings/slots?date=</w:t>
-            </w:r>
-          </w:p>
-        </w:tc>
-        <w:tc>
-          <w:tcPr>
-            <w:tcW w:type="dxa" w:w="2160"/>
-          </w:tcPr>
-          <w:p>
-            <w:r>
-              <w:t>Slots for a date with taken/available status</w:t>
-            </w:r>
-          </w:p>
-        </w:tc>
-        <w:tc>
-          <w:tcPr>
-            <w:tcW w:type="dxa" w:w="2160"/>
-          </w:tcPr>
-          <w:p>
-            <w:r>
-              <w:t>No</w:t>
-            </w:r>
-          </w:p>
-        </w:tc>
-      </w:tr>
-      <w:tr>
-        <w:tc>
-          <w:tcPr>
-            <w:tcW w:type="dxa" w:w="2160"/>
-          </w:tcPr>
-          <w:p>
-            <w:r>
-              <w:t>GET</w:t>
-            </w:r>
-          </w:p>
-        </w:tc>
-        <w:tc>
-          <w:tcPr>
-            <w:tcW w:type="dxa" w:w="2160"/>
-          </w:tcPr>
-          <w:p>
-            <w:r>
-              <w:t>/bookings/next-available</w:t>
-            </w:r>
-          </w:p>
-        </w:tc>
-        <w:tc>
-          <w:tcPr>
-            <w:tcW w:type="dxa" w:w="2160"/>
-          </w:tcPr>
-          <w:p>
-            <w:r>
-              <w:t>Next N free slots across all dates</w:t>
-            </w:r>
-          </w:p>
-        </w:tc>
-        <w:tc>
-          <w:tcPr>
-            <w:tcW w:type="dxa" w:w="2160"/>
-          </w:tcPr>
-          <w:p>
-            <w:r>
-              <w:t>No</w:t>
-            </w:r>
-          </w:p>
-        </w:tc>
-      </w:tr>
-      <w:tr>
-        <w:tc>
-          <w:tcPr>
-            <w:tcW w:type="dxa" w:w="2160"/>
-          </w:tcPr>
-          <w:p>
-            <w:r>
-              <w:t>GET</w:t>
-            </w:r>
-          </w:p>
-        </w:tc>
-        <w:tc>
-          <w:tcPr>
-            <w:tcW w:type="dxa" w:w="2160"/>
-          </w:tcPr>
-          <w:p>
-            <w:r>
-              <w:t>/bookings/my</w:t>
-            </w:r>
-          </w:p>
-        </w:tc>
-        <w:tc>
-          <w:tcPr>
-            <w:tcW w:type="dxa" w:w="2160"/>
-          </w:tcPr>
-          <w:p>
-            <w:r>
-              <w:t>Current user's bookings</w:t>
-            </w:r>
-          </w:p>
-        </w:tc>
-        <w:tc>
-          <w:tcPr>
-            <w:tcW w:type="dxa" w:w="2160"/>
-          </w:tcPr>
-          <w:p>
-            <w:r>
-              <w:t>Yes (JWT)</w:t>
-            </w:r>
-          </w:p>
-        </w:tc>
-      </w:tr>
-      <w:tr>
-        <w:tc>
-          <w:tcPr>
-            <w:tcW w:type="dxa" w:w="2160"/>
-          </w:tcPr>
-          <w:p>
-            <w:r>
-              <w:t>POST</w:t>
-            </w:r>
-          </w:p>
-        </w:tc>
-        <w:tc>
-          <w:tcPr>
-            <w:tcW w:type="dxa" w:w="2160"/>
-          </w:tcPr>
-          <w:p>
-            <w:r>
-              <w:t>/bookings</w:t>
-            </w:r>
-          </w:p>
-        </w:tc>
-        <w:tc>
-          <w:tcPr>
-            <w:tcW w:type="dxa" w:w="2160"/>
-          </w:tcPr>
-          <w:p>
-            <w:r>
-              <w:t>Book a test drive slot</w:t>
-            </w:r>
-          </w:p>
-        </w:tc>
-        <w:tc>
-          <w:tcPr>
-            <w:tcW w:type="dxa" w:w="2160"/>
-          </w:tcPr>
-          <w:p>
-            <w:r>
-              <w:t>Yes (JWT)</w:t>
-            </w:r>
-          </w:p>
-        </w:tc>
-      </w:tr>
-    </w:tbl>
-    <w:p/>
-    <w:p>
-      <w:pPr>
-        <w:pStyle w:val="Heading2"/>
-      </w:pPr>
-      <w:r>
-        <w:t>7.4 Admin (/admin) — All require admin JWT</w:t>
+        <w:t>9. API Endpoints (Complete)</w:t>
       </w:r>
     </w:p>
     <w:tbl>
@@ -2502,7 +2265,7 @@
           </w:tcPr>
           <w:p>
             <w:r>
-              <w:t>/admin/bookings</w:t>
+              <w:t>/health</w:t>
             </w:r>
           </w:p>
         </w:tc>
@@ -2512,7 +2275,39 @@
           </w:tcPr>
           <w:p>
             <w:r>
-              <w:t>List all bookings</w:t>
+              <w:t>Health check</w:t>
+            </w:r>
+          </w:p>
+        </w:tc>
+      </w:tr>
+      <w:tr>
+        <w:tc>
+          <w:tcPr>
+            <w:tcW w:type="dxa" w:w="2880"/>
+          </w:tcPr>
+          <w:p>
+            <w:r>
+              <w:t>GET</w:t>
+            </w:r>
+          </w:p>
+        </w:tc>
+        <w:tc>
+          <w:tcPr>
+            <w:tcW w:type="dxa" w:w="2880"/>
+          </w:tcPr>
+          <w:p>
+            <w:r>
+              <w:t>/stats</w:t>
+            </w:r>
+          </w:p>
+        </w:tc>
+        <w:tc>
+          <w:tcPr>
+            <w:tcW w:type="dxa" w:w="2880"/>
+          </w:tcPr>
+          <w:p>
+            <w:r>
+              <w:t>FAQ + ChromaDB statistics</w:t>
             </w:r>
           </w:p>
         </w:tc>
@@ -2534,7 +2329,7 @@
           </w:tcPr>
           <w:p>
             <w:r>
-              <w:t>/admin/bookings</w:t>
+              <w:t>/chat</w:t>
             </w:r>
           </w:p>
         </w:tc>
@@ -2544,7 +2339,7 @@
           </w:tcPr>
           <w:p>
             <w:r>
-              <w:t>Create booking for any customer</w:t>
+              <w:t>Main chat endpoint</w:t>
             </w:r>
           </w:p>
         </w:tc>
@@ -2556,7 +2351,7 @@
           </w:tcPr>
           <w:p>
             <w:r>
-              <w:t>PUT</w:t>
+              <w:t>POST</w:t>
             </w:r>
           </w:p>
         </w:tc>
@@ -2566,7 +2361,7 @@
           </w:tcPr>
           <w:p>
             <w:r>
-              <w:t>/admin/bookings/{id}</w:t>
+              <w:t>/chat/session/start</w:t>
             </w:r>
           </w:p>
         </w:tc>
@@ -2576,7 +2371,7 @@
           </w:tcPr>
           <w:p>
             <w:r>
-              <w:t>Update a booking</w:t>
+              <w:t>New session on login</w:t>
             </w:r>
           </w:p>
         </w:tc>
@@ -2588,7 +2383,7 @@
           </w:tcPr>
           <w:p>
             <w:r>
-              <w:t>DELETE</w:t>
+              <w:t>POST</w:t>
             </w:r>
           </w:p>
         </w:tc>
@@ -2598,7 +2393,7 @@
           </w:tcPr>
           <w:p>
             <w:r>
-              <w:t>/admin/bookings/{id}</w:t>
+              <w:t>/chat/session/end</w:t>
             </w:r>
           </w:p>
         </w:tc>
@@ -2608,7 +2403,7 @@
           </w:tcPr>
           <w:p>
             <w:r>
-              <w:t>Delete a booking</w:t>
+              <w:t>End session on logout</w:t>
             </w:r>
           </w:p>
         </w:tc>
@@ -2630,7 +2425,7 @@
           </w:tcPr>
           <w:p>
             <w:r>
-              <w:t>/admin/dates</w:t>
+              <w:t>/chat/session/{id}/messages</w:t>
             </w:r>
           </w:p>
         </w:tc>
@@ -2640,7 +2435,7 @@
           </w:tcPr>
           <w:p>
             <w:r>
-              <w:t>Available booking dates</w:t>
+              <w:t>Restore session messages</w:t>
             </w:r>
           </w:p>
         </w:tc>
@@ -2662,7 +2457,7 @@
           </w:tcPr>
           <w:p>
             <w:r>
-              <w:t>/admin/slots?date=</w:t>
+              <w:t>/chat/recent</w:t>
             </w:r>
           </w:p>
         </w:tc>
@@ -2672,7 +2467,231 @@
           </w:tcPr>
           <w:p>
             <w:r>
-              <w:t>Slot overview for admin</w:t>
+              <w:t>Last 5 Q&amp;A for sidebar</w:t>
+            </w:r>
+          </w:p>
+        </w:tc>
+      </w:tr>
+      <w:tr>
+        <w:tc>
+          <w:tcPr>
+            <w:tcW w:type="dxa" w:w="2880"/>
+          </w:tcPr>
+          <w:p>
+            <w:r>
+              <w:t>POST</w:t>
+            </w:r>
+          </w:p>
+        </w:tc>
+        <w:tc>
+          <w:tcPr>
+            <w:tcW w:type="dxa" w:w="2880"/>
+          </w:tcPr>
+          <w:p>
+            <w:r>
+              <w:t>/auth/register</w:t>
+            </w:r>
+          </w:p>
+        </w:tc>
+        <w:tc>
+          <w:tcPr>
+            <w:tcW w:type="dxa" w:w="2880"/>
+          </w:tcPr>
+          <w:p>
+            <w:r>
+              <w:t>Register + send OTP</w:t>
+            </w:r>
+          </w:p>
+        </w:tc>
+      </w:tr>
+      <w:tr>
+        <w:tc>
+          <w:tcPr>
+            <w:tcW w:type="dxa" w:w="2880"/>
+          </w:tcPr>
+          <w:p>
+            <w:r>
+              <w:t>POST</w:t>
+            </w:r>
+          </w:p>
+        </w:tc>
+        <w:tc>
+          <w:tcPr>
+            <w:tcW w:type="dxa" w:w="2880"/>
+          </w:tcPr>
+          <w:p>
+            <w:r>
+              <w:t>/auth/verify-register-otp</w:t>
+            </w:r>
+          </w:p>
+        </w:tc>
+        <w:tc>
+          <w:tcPr>
+            <w:tcW w:type="dxa" w:w="2880"/>
+          </w:tcPr>
+          <w:p>
+            <w:r>
+              <w:t>Complete registration</w:t>
+            </w:r>
+          </w:p>
+        </w:tc>
+      </w:tr>
+      <w:tr>
+        <w:tc>
+          <w:tcPr>
+            <w:tcW w:type="dxa" w:w="2880"/>
+          </w:tcPr>
+          <w:p>
+            <w:r>
+              <w:t>POST</w:t>
+            </w:r>
+          </w:p>
+        </w:tc>
+        <w:tc>
+          <w:tcPr>
+            <w:tcW w:type="dxa" w:w="2880"/>
+          </w:tcPr>
+          <w:p>
+            <w:r>
+              <w:t>/auth/login</w:t>
+            </w:r>
+          </w:p>
+        </w:tc>
+        <w:tc>
+          <w:tcPr>
+            <w:tcW w:type="dxa" w:w="2880"/>
+          </w:tcPr>
+          <w:p>
+            <w:r>
+              <w:t>Login + send OTP</w:t>
+            </w:r>
+          </w:p>
+        </w:tc>
+      </w:tr>
+      <w:tr>
+        <w:tc>
+          <w:tcPr>
+            <w:tcW w:type="dxa" w:w="2880"/>
+          </w:tcPr>
+          <w:p>
+            <w:r>
+              <w:t>POST</w:t>
+            </w:r>
+          </w:p>
+        </w:tc>
+        <w:tc>
+          <w:tcPr>
+            <w:tcW w:type="dxa" w:w="2880"/>
+          </w:tcPr>
+          <w:p>
+            <w:r>
+              <w:t>/auth/verify-login-otp</w:t>
+            </w:r>
+          </w:p>
+        </w:tc>
+        <w:tc>
+          <w:tcPr>
+            <w:tcW w:type="dxa" w:w="2880"/>
+          </w:tcPr>
+          <w:p>
+            <w:r>
+              <w:t>Complete login → JWT</w:t>
+            </w:r>
+          </w:p>
+        </w:tc>
+      </w:tr>
+      <w:tr>
+        <w:tc>
+          <w:tcPr>
+            <w:tcW w:type="dxa" w:w="2880"/>
+          </w:tcPr>
+          <w:p>
+            <w:r>
+              <w:t>POST</w:t>
+            </w:r>
+          </w:p>
+        </w:tc>
+        <w:tc>
+          <w:tcPr>
+            <w:tcW w:type="dxa" w:w="2880"/>
+          </w:tcPr>
+          <w:p>
+            <w:r>
+              <w:t>/auth/admin-login</w:t>
+            </w:r>
+          </w:p>
+        </w:tc>
+        <w:tc>
+          <w:tcPr>
+            <w:tcW w:type="dxa" w:w="2880"/>
+          </w:tcPr>
+          <w:p>
+            <w:r>
+              <w:t>Admin JWT (no OTP)</w:t>
+            </w:r>
+          </w:p>
+        </w:tc>
+      </w:tr>
+      <w:tr>
+        <w:tc>
+          <w:tcPr>
+            <w:tcW w:type="dxa" w:w="2880"/>
+          </w:tcPr>
+          <w:p>
+            <w:r>
+              <w:t>POST</w:t>
+            </w:r>
+          </w:p>
+        </w:tc>
+        <w:tc>
+          <w:tcPr>
+            <w:tcW w:type="dxa" w:w="2880"/>
+          </w:tcPr>
+          <w:p>
+            <w:r>
+              <w:t>/auth/forgot-password</w:t>
+            </w:r>
+          </w:p>
+        </w:tc>
+        <w:tc>
+          <w:tcPr>
+            <w:tcW w:type="dxa" w:w="2880"/>
+          </w:tcPr>
+          <w:p>
+            <w:r>
+              <w:t>Send reset OTP</w:t>
+            </w:r>
+          </w:p>
+        </w:tc>
+      </w:tr>
+      <w:tr>
+        <w:tc>
+          <w:tcPr>
+            <w:tcW w:type="dxa" w:w="2880"/>
+          </w:tcPr>
+          <w:p>
+            <w:r>
+              <w:t>POST</w:t>
+            </w:r>
+          </w:p>
+        </w:tc>
+        <w:tc>
+          <w:tcPr>
+            <w:tcW w:type="dxa" w:w="2880"/>
+          </w:tcPr>
+          <w:p>
+            <w:r>
+              <w:t>/auth/reset-password</w:t>
+            </w:r>
+          </w:p>
+        </w:tc>
+        <w:tc>
+          <w:tcPr>
+            <w:tcW w:type="dxa" w:w="2880"/>
+          </w:tcPr>
+          <w:p>
+            <w:r>
+              <w:t>Reset with OTP</w:t>
             </w:r>
           </w:p>
         </w:tc>
@@ -2694,7 +2713,7 @@
           </w:tcPr>
           <w:p>
             <w:r>
-              <w:t>/admin/chat-logs</w:t>
+              <w:t>/auth/me</w:t>
             </w:r>
           </w:p>
         </w:tc>
@@ -2704,7 +2723,199 @@
           </w:tcPr>
           <w:p>
             <w:r>
-              <w:t>Monitor all user queries and responses</w:t>
+              <w:t>Current user profile</w:t>
+            </w:r>
+          </w:p>
+        </w:tc>
+      </w:tr>
+      <w:tr>
+        <w:tc>
+          <w:tcPr>
+            <w:tcW w:type="dxa" w:w="2880"/>
+          </w:tcPr>
+          <w:p>
+            <w:r>
+              <w:t>GET</w:t>
+            </w:r>
+          </w:p>
+        </w:tc>
+        <w:tc>
+          <w:tcPr>
+            <w:tcW w:type="dxa" w:w="2880"/>
+          </w:tcPr>
+          <w:p>
+            <w:r>
+              <w:t>/bookings/dates</w:t>
+            </w:r>
+          </w:p>
+        </w:tc>
+        <w:tc>
+          <w:tcPr>
+            <w:tcW w:type="dxa" w:w="2880"/>
+          </w:tcPr>
+          <w:p>
+            <w:r>
+              <w:t>Bookable dates</w:t>
+            </w:r>
+          </w:p>
+        </w:tc>
+      </w:tr>
+      <w:tr>
+        <w:tc>
+          <w:tcPr>
+            <w:tcW w:type="dxa" w:w="2880"/>
+          </w:tcPr>
+          <w:p>
+            <w:r>
+              <w:t>GET</w:t>
+            </w:r>
+          </w:p>
+        </w:tc>
+        <w:tc>
+          <w:tcPr>
+            <w:tcW w:type="dxa" w:w="2880"/>
+          </w:tcPr>
+          <w:p>
+            <w:r>
+              <w:t>/bookings/slots</w:t>
+            </w:r>
+          </w:p>
+        </w:tc>
+        <w:tc>
+          <w:tcPr>
+            <w:tcW w:type="dxa" w:w="2880"/>
+          </w:tcPr>
+          <w:p>
+            <w:r>
+              <w:t>Slots for a date</w:t>
+            </w:r>
+          </w:p>
+        </w:tc>
+      </w:tr>
+      <w:tr>
+        <w:tc>
+          <w:tcPr>
+            <w:tcW w:type="dxa" w:w="2880"/>
+          </w:tcPr>
+          <w:p>
+            <w:r>
+              <w:t>POST</w:t>
+            </w:r>
+          </w:p>
+        </w:tc>
+        <w:tc>
+          <w:tcPr>
+            <w:tcW w:type="dxa" w:w="2880"/>
+          </w:tcPr>
+          <w:p>
+            <w:r>
+              <w:t>/bookings</w:t>
+            </w:r>
+          </w:p>
+        </w:tc>
+        <w:tc>
+          <w:tcPr>
+            <w:tcW w:type="dxa" w:w="2880"/>
+          </w:tcPr>
+          <w:p>
+            <w:r>
+              <w:t>Book test drive</w:t>
+            </w:r>
+          </w:p>
+        </w:tc>
+      </w:tr>
+      <w:tr>
+        <w:tc>
+          <w:tcPr>
+            <w:tcW w:type="dxa" w:w="2880"/>
+          </w:tcPr>
+          <w:p>
+            <w:r>
+              <w:t>GET</w:t>
+            </w:r>
+          </w:p>
+        </w:tc>
+        <w:tc>
+          <w:tcPr>
+            <w:tcW w:type="dxa" w:w="2880"/>
+          </w:tcPr>
+          <w:p>
+            <w:r>
+              <w:t>/bookings/my</w:t>
+            </w:r>
+          </w:p>
+        </w:tc>
+        <w:tc>
+          <w:tcPr>
+            <w:tcW w:type="dxa" w:w="2880"/>
+          </w:tcPr>
+          <w:p>
+            <w:r>
+              <w:t>User's bookings</w:t>
+            </w:r>
+          </w:p>
+        </w:tc>
+      </w:tr>
+      <w:tr>
+        <w:tc>
+          <w:tcPr>
+            <w:tcW w:type="dxa" w:w="2880"/>
+          </w:tcPr>
+          <w:p>
+            <w:r>
+              <w:t>GET</w:t>
+            </w:r>
+          </w:p>
+        </w:tc>
+        <w:tc>
+          <w:tcPr>
+            <w:tcW w:type="dxa" w:w="2880"/>
+          </w:tcPr>
+          <w:p>
+            <w:r>
+              <w:t>/admin/bookings</w:t>
+            </w:r>
+          </w:p>
+        </w:tc>
+        <w:tc>
+          <w:tcPr>
+            <w:tcW w:type="dxa" w:w="2880"/>
+          </w:tcPr>
+          <w:p>
+            <w:r>
+              <w:t>All bookings (admin)</w:t>
+            </w:r>
+          </w:p>
+        </w:tc>
+      </w:tr>
+      <w:tr>
+        <w:tc>
+          <w:tcPr>
+            <w:tcW w:type="dxa" w:w="2880"/>
+          </w:tcPr>
+          <w:p>
+            <w:r>
+              <w:t>GET</w:t>
+            </w:r>
+          </w:p>
+        </w:tc>
+        <w:tc>
+          <w:tcPr>
+            <w:tcW w:type="dxa" w:w="2880"/>
+          </w:tcPr>
+          <w:p>
+            <w:r>
+              <w:t>/admin/chat-logs?page=&amp;per_page=&amp;email=</w:t>
+            </w:r>
+          </w:p>
+        </w:tc>
+        <w:tc>
+          <w:tcPr>
+            <w:tcW w:type="dxa" w:w="2880"/>
+          </w:tcPr>
+          <w:p>
+            <w:r>
+              <w:t>Paginated chat monitor</w:t>
             </w:r>
           </w:p>
         </w:tc>
@@ -2716,63 +2927,7 @@
         <w:pStyle w:val="Heading1"/>
       </w:pPr>
       <w:r>
-        <w:t>8. Authentication &amp; Security</w:t>
-      </w:r>
-    </w:p>
-    <w:p>
-      <w:r>
-        <w:rPr>
-          <w:b/>
-        </w:rPr>
-        <w:t>Registration Flow:</w:t>
-      </w:r>
-    </w:p>
-    <w:p>
-      <w:pPr>
-        <w:pStyle w:val="ListNumber"/>
-      </w:pPr>
-      <w:r>
-        <w:t>User fills email, password, name in AuthModal.</w:t>
-      </w:r>
-    </w:p>
-    <w:p>
-      <w:pPr>
-        <w:pStyle w:val="ListNumber"/>
-      </w:pPr>
-      <w:r>
-        <w:t>POST /auth/register creates user with bcrypt-hashed password.</w:t>
-      </w:r>
-    </w:p>
-    <w:p>
-      <w:pPr>
-        <w:pStyle w:val="ListNumber"/>
-      </w:pPr>
-      <w:r>
-        <w:t>6-digit OTP generated, saved to otp_codes table.</w:t>
-      </w:r>
-    </w:p>
-    <w:p>
-      <w:pPr>
-        <w:pStyle w:val="ListNumber"/>
-      </w:pPr>
-      <w:r>
-        <w:t>Professional HTML email sent via Gmail SMTP.</w:t>
-      </w:r>
-    </w:p>
-    <w:p>
-      <w:pPr>
-        <w:pStyle w:val="ListNumber"/>
-      </w:pPr>
-      <w:r>
-        <w:t>User enters OTP → POST /auth/verify-register-otp.</w:t>
-      </w:r>
-    </w:p>
-    <w:p>
-      <w:pPr>
-        <w:pStyle w:val="ListNumber"/>
-      </w:pPr>
-      <w:r>
-        <w:t>JWT token returned and stored in browser localStorage.</w:t>
+        <w:t>10. Authentication, OTP &amp; Email</w:t>
       </w:r>
     </w:p>
     <w:p>
@@ -2780,54 +2935,15 @@
         <w:rPr>
           <w:b w:val="0"/>
         </w:rPr>
+        <w:t>Passwords hashed with bcrypt. JWT contains sub, email, role, exp. OTP: 6 digits, 10 min expiry, single use, sent via Gmail SMTP only.</w:t>
       </w:r>
     </w:p>
     <w:p>
+      <w:pPr>
+        <w:pStyle w:val="Heading1"/>
+      </w:pPr>
       <w:r>
-        <w:rPr>
-          <w:b/>
-        </w:rPr>
-        <w:t>Login Flow (2FA):</w:t>
-      </w:r>
-    </w:p>
-    <w:p>
-      <w:pPr>
-        <w:pStyle w:val="ListNumber"/>
-      </w:pPr>
-      <w:r>
-        <w:t>User enters email + password.</w:t>
-      </w:r>
-    </w:p>
-    <w:p>
-      <w:pPr>
-        <w:pStyle w:val="ListNumber"/>
-      </w:pPr>
-      <w:r>
-        <w:t>Backend verifies bcrypt password hash.</w:t>
-      </w:r>
-    </w:p>
-    <w:p>
-      <w:pPr>
-        <w:pStyle w:val="ListNumber"/>
-      </w:pPr>
-      <w:r>
-        <w:t>OTP sent to email (not shown on screen — security).</w:t>
-      </w:r>
-    </w:p>
-    <w:p>
-      <w:pPr>
-        <w:pStyle w:val="ListNumber"/>
-      </w:pPr>
-      <w:r>
-        <w:t>User enters OTP from email.</w:t>
-      </w:r>
-    </w:p>
-    <w:p>
-      <w:pPr>
-        <w:pStyle w:val="ListNumber"/>
-      </w:pPr>
-      <w:r>
-        <w:t>JWT token issued on successful verification.</w:t>
+        <w:t>11. Test Drive Booking System</w:t>
       </w:r>
     </w:p>
     <w:p>
@@ -2835,46 +2951,15 @@
         <w:rPr>
           <w:b w:val="0"/>
         </w:rPr>
+        <w:t>Slots: 10:00–20:00 hourly, 14 days ahead. slot_intent.py detects availability queries. Conflict returns next free slot suggestion.</w:t>
       </w:r>
     </w:p>
     <w:p>
+      <w:pPr>
+        <w:pStyle w:val="Heading1"/>
+      </w:pPr>
       <w:r>
-        <w:rPr>
-          <w:b/>
-        </w:rPr>
-        <w:t>JWT Token Contents:</w:t>
-      </w:r>
-    </w:p>
-    <w:p>
-      <w:pPr>
-        <w:pStyle w:val="ListBullet"/>
-      </w:pPr>
-      <w:r>
-        <w:t>sub — User ID</w:t>
-      </w:r>
-    </w:p>
-    <w:p>
-      <w:pPr>
-        <w:pStyle w:val="ListBullet"/>
-      </w:pPr>
-      <w:r>
-        <w:t>email — User email</w:t>
-      </w:r>
-    </w:p>
-    <w:p>
-      <w:pPr>
-        <w:pStyle w:val="ListBullet"/>
-      </w:pPr>
-      <w:r>
-        <w:t>role — 'user' or 'admin'</w:t>
-      </w:r>
-    </w:p>
-    <w:p>
-      <w:pPr>
-        <w:pStyle w:val="ListBullet"/>
-      </w:pPr>
-      <w:r>
-        <w:t>exp — Expiry timestamp (default 24 hours)</w:t>
+        <w:t>12. Admin Dashboard</w:t>
       </w:r>
     </w:p>
     <w:p>
@@ -2882,275 +2967,15 @@
         <w:rPr>
           <w:b w:val="0"/>
         </w:rPr>
+        <w:t>AdminDashboard.jsx: stats cards, booking CRUD, slot grid, chat monitor with pagination (page 1 = newest), email search, IST times.</w:t>
       </w:r>
     </w:p>
     <w:p>
+      <w:pPr>
+        <w:pStyle w:val="Heading1"/>
+      </w:pPr>
       <w:r>
-        <w:rPr>
-          <w:b/>
-        </w:rPr>
-        <w:t>Token sent in header: Authorization: Bearer &lt;token&gt;</w:t>
-      </w:r>
-    </w:p>
-    <w:p>
-      <w:pPr>
-        <w:pStyle w:val="Heading1"/>
-      </w:pPr>
-      <w:r>
-        <w:t>9. Email OTP System (SMTP)</w:t>
-      </w:r>
-    </w:p>
-    <w:p>
-      <w:r>
-        <w:rPr>
-          <w:b w:val="0"/>
-        </w:rPr>
-        <w:t>OTP emails are sent using Gmail SMTP. The email_service.py module builds professional HTML emails with Hyundai branding, individual digit boxes for the 6-digit code, and purpose-specific messages (login, registration, password reset).</w:t>
-      </w:r>
-    </w:p>
-    <w:p>
-      <w:r>
-        <w:rPr>
-          <w:b/>
-        </w:rPr>
-        <w:t>SMTP Configuration (.env):</w:t>
-      </w:r>
-    </w:p>
-    <w:p>
-      <w:pPr>
-        <w:pStyle w:val="ListBullet"/>
-      </w:pPr>
-      <w:r>
-        <w:t>SMTP_HOST=smtp.gmail.com</w:t>
-      </w:r>
-    </w:p>
-    <w:p>
-      <w:pPr>
-        <w:pStyle w:val="ListBullet"/>
-      </w:pPr>
-      <w:r>
-        <w:t>SMTP_PORT=587 (STARTTLS)</w:t>
-      </w:r>
-    </w:p>
-    <w:p>
-      <w:pPr>
-        <w:pStyle w:val="ListBullet"/>
-      </w:pPr>
-      <w:r>
-        <w:t>SMTP_USER=your Gmail address (login + sender)</w:t>
-      </w:r>
-    </w:p>
-    <w:p>
-      <w:pPr>
-        <w:pStyle w:val="ListBullet"/>
-      </w:pPr>
-      <w:r>
-        <w:t>SMTP_PASSWORD=Gmail App Password (16 characters, NOT regular password)</w:t>
-      </w:r>
-    </w:p>
-    <w:p>
-      <w:r>
-        <w:rPr>
-          <w:b w:val="0"/>
-        </w:rPr>
-      </w:r>
-    </w:p>
-    <w:p>
-      <w:r>
-        <w:rPr>
-          <w:b/>
-        </w:rPr>
-        <w:t>OTP Security:</w:t>
-      </w:r>
-    </w:p>
-    <w:p>
-      <w:pPr>
-        <w:pStyle w:val="ListBullet"/>
-      </w:pPr>
-      <w:r>
-        <w:t>OTP expires in 10 minutes</w:t>
-      </w:r>
-    </w:p>
-    <w:p>
-      <w:pPr>
-        <w:pStyle w:val="ListBullet"/>
-      </w:pPr>
-      <w:r>
-        <w:t>OTP is single-use (marked as used after verification)</w:t>
-      </w:r>
-    </w:p>
-    <w:p>
-      <w:pPr>
-        <w:pStyle w:val="ListBullet"/>
-      </w:pPr>
-      <w:r>
-        <w:t>Old OTPs invalidated when new one is generated</w:t>
-      </w:r>
-    </w:p>
-    <w:p>
-      <w:pPr>
-        <w:pStyle w:val="ListBullet"/>
-      </w:pPr>
-      <w:r>
-        <w:t>OTP never returned to frontend API — only sent via email</w:t>
-      </w:r>
-    </w:p>
-    <w:p>
-      <w:pPr>
-        <w:pStyle w:val="Heading1"/>
-      </w:pPr>
-      <w:r>
-        <w:t>10. Test Drive Booking System</w:t>
-      </w:r>
-    </w:p>
-    <w:p>
-      <w:r>
-        <w:rPr>
-          <w:b/>
-        </w:rPr>
-        <w:t>Slot Configuration:</w:t>
-      </w:r>
-    </w:p>
-    <w:p>
-      <w:pPr>
-        <w:pStyle w:val="ListBullet"/>
-      </w:pPr>
-      <w:r>
-        <w:t>Operating hours: 10:00 AM to 8:00 PM (10 slots per day)</w:t>
-      </w:r>
-    </w:p>
-    <w:p>
-      <w:pPr>
-        <w:pStyle w:val="ListBullet"/>
-      </w:pPr>
-      <w:r>
-        <w:t>Each slot is 1 hour (e.g., 10:00-11:00, 11:00-12:00)</w:t>
-      </w:r>
-    </w:p>
-    <w:p>
-      <w:pPr>
-        <w:pStyle w:val="ListBullet"/>
-      </w:pPr>
-      <w:r>
-        <w:t>Bookable up to 14 days in advance</w:t>
-      </w:r>
-    </w:p>
-    <w:p>
-      <w:pPr>
-        <w:pStyle w:val="ListBullet"/>
-      </w:pPr>
-      <w:r>
-        <w:t>Unique constraint: only one booking per date+time_slot</w:t>
-      </w:r>
-    </w:p>
-    <w:p>
-      <w:r>
-        <w:rPr>
-          <w:b w:val="0"/>
-        </w:rPr>
-      </w:r>
-    </w:p>
-    <w:p>
-      <w:r>
-        <w:rPr>
-          <w:b/>
-        </w:rPr>
-        <w:t>Conflict Handling:</w:t>
-      </w:r>
-    </w:p>
-    <w:p>
-      <w:r>
-        <w:rPr>
-          <w:b w:val="0"/>
-        </w:rPr>
-        <w:t>If user tries to book a taken slot, backend returns HTTP error with message and suggests the next available slot.</w:t>
-      </w:r>
-    </w:p>
-    <w:p>
-      <w:r>
-        <w:rPr>
-          <w:b w:val="0"/>
-        </w:rPr>
-      </w:r>
-    </w:p>
-    <w:p>
-      <w:r>
-        <w:rPr>
-          <w:b/>
-        </w:rPr>
-        <w:t>In-Chat Slot Display:</w:t>
-      </w:r>
-    </w:p>
-    <w:p>
-      <w:r>
-        <w:rPr>
-          <w:b w:val="0"/>
-        </w:rPr>
-        <w:t>When user asks 'available timings for today', slot_intent.py detects the intent and booking_service.py returns next 5 free slots displayed in SlotTable.jsx component with Book buttons.</w:t>
-      </w:r>
-    </w:p>
-    <w:p>
-      <w:pPr>
-        <w:pStyle w:val="Heading1"/>
-      </w:pPr>
-      <w:r>
-        <w:t>11. Admin Dashboard</w:t>
-      </w:r>
-    </w:p>
-    <w:p>
-      <w:r>
-        <w:rPr>
-          <w:b/>
-        </w:rPr>
-        <w:t>Admin users see AdminDashboard.jsx instead of ChatPage. Features:</w:t>
-      </w:r>
-    </w:p>
-    <w:p>
-      <w:pPr>
-        <w:pStyle w:val="ListBullet"/>
-      </w:pPr>
-      <w:r>
-        <w:t>View all test drive bookings in a table</w:t>
-      </w:r>
-    </w:p>
-    <w:p>
-      <w:pPr>
-        <w:pStyle w:val="ListBullet"/>
-      </w:pPr>
-      <w:r>
-        <w:t>Create, edit, delete bookings for any customer</w:t>
-      </w:r>
-    </w:p>
-    <w:p>
-      <w:pPr>
-        <w:pStyle w:val="ListBullet"/>
-      </w:pPr>
-      <w:r>
-        <w:t>View slot availability for any date</w:t>
-      </w:r>
-    </w:p>
-    <w:p>
-      <w:pPr>
-        <w:pStyle w:val="ListBullet"/>
-      </w:pPr>
-      <w:r>
-        <w:t>Chat Monitor — see every user query, bot response, timestamp, user email</w:t>
-      </w:r>
-    </w:p>
-    <w:p>
-      <w:pPr>
-        <w:pStyle w:val="ListBullet"/>
-      </w:pPr>
-      <w:r>
-        <w:t>Filter and manage booking status (confirmed, etc.)</w:t>
-      </w:r>
-    </w:p>
-    <w:p>
-      <w:pPr>
-        <w:pStyle w:val="Heading1"/>
-      </w:pPr>
-      <w:r>
-        <w:t>12. Frontend Structure</w:t>
+        <w:t>13. Frontend Architecture</w:t>
       </w:r>
     </w:p>
     <w:p>
@@ -3166,14 +2991,7 @@
         <w:rPr>
           <w:b w:val="0"/>
         </w:rPr>
-        <w:t>App.jsx checks AuthContext — if user.is_admin, show AdminDashboard, else ChatPage.</w:t>
-      </w:r>
-    </w:p>
-    <w:p>
-      <w:r>
-        <w:rPr>
-          <w:b w:val="0"/>
-        </w:rPr>
+        <w:t>App.jsx: if user.is_admin → AdminDashboard, else ChatPage.</w:t>
       </w:r>
     </w:p>
     <w:p>
@@ -3189,7 +3007,7 @@
         <w:pStyle w:val="ListBullet"/>
       </w:pPr>
       <w:r>
-        <w:t>Sidebar — conversation history, navigation</w:t>
+        <w:t>useSessionChat — session lifecycle, messages, sidebar recent Q&amp;A</w:t>
       </w:r>
     </w:p>
     <w:p>
@@ -3197,7 +3015,7 @@
         <w:pStyle w:val="ListBullet"/>
       </w:pPr>
       <w:r>
-        <w:t>Header — title, sign in/out, my bookings</w:t>
+        <w:t>useSuggestionTracker — tracks clicked suggestion chip IDs</w:t>
       </w:r>
     </w:p>
     <w:p>
@@ -3205,7 +3023,7 @@
         <w:pStyle w:val="ListBullet"/>
       </w:pPr>
       <w:r>
-        <w:t>ChatArea — messages, welcome screen, suggestions, slot table</w:t>
+        <w:t>Sidebar — recent 5 questions, navigation</w:t>
       </w:r>
     </w:p>
     <w:p>
@@ -3213,7 +3031,7 @@
         <w:pStyle w:val="ListBullet"/>
       </w:pPr>
       <w:r>
-        <w:t>ChatInput — user text input</w:t>
+        <w:t>ChatArea + MessageBubble — message display</w:t>
       </w:r>
     </w:p>
     <w:p>
@@ -3221,7 +3039,7 @@
         <w:pStyle w:val="ListBullet"/>
       </w:pPr>
       <w:r>
-        <w:t>AuthModal — login/register/OTP/password reset</w:t>
+        <w:t>PastExchangeView — view historical Q&amp;A from sidebar</w:t>
       </w:r>
     </w:p>
     <w:p>
@@ -3229,7 +3047,7 @@
         <w:pStyle w:val="ListBullet"/>
       </w:pPr>
       <w:r>
-        <w:t>BookingModal — date and slot picker</w:t>
+        <w:t>AuthModal — login/register/OTP/reset</w:t>
       </w:r>
     </w:p>
     <w:p>
@@ -3237,7 +3055,7 @@
         <w:pStyle w:val="ListBullet"/>
       </w:pPr>
       <w:r>
-        <w:t>KnowledgePanel — FAQ/ChromaDB statistics</w:t>
+        <w:t>BookingModal — date/slot picker</w:t>
       </w:r>
     </w:p>
     <w:p>
@@ -3245,31 +3063,15 @@
         <w:pStyle w:val="ListBullet"/>
       </w:pPr>
       <w:r>
-        <w:t>useChatHistory hook — per-user localStorage sessions</w:t>
+        <w:t>api.js — all HTTP calls with JWT header</w:t>
       </w:r>
     </w:p>
     <w:p>
       <w:pPr>
-        <w:pStyle w:val="ListBullet"/>
+        <w:pStyle w:val="Heading1"/>
       </w:pPr>
       <w:r>
-        <w:t>useSuggestionTracker hook — tracks clicked suggestion chips</w:t>
-      </w:r>
-    </w:p>
-    <w:p>
-      <w:pPr>
-        <w:pStyle w:val="Heading1"/>
-      </w:pPr>
-      <w:r>
-        <w:t>13. Every File Explained</w:t>
-      </w:r>
-    </w:p>
-    <w:p>
-      <w:pPr>
-        <w:pStyle w:val="Heading2"/>
-      </w:pPr>
-      <w:r>
-        <w:t>Root Files</w:t>
+        <w:t>14. Every File Explained</w:t>
       </w:r>
     </w:p>
     <w:tbl>
@@ -3321,7 +3123,7 @@
           </w:tcPr>
           <w:p>
             <w:r>
-              <w:t>README.md</w:t>
+              <w:t>backend/app.py</w:t>
             </w:r>
           </w:p>
         </w:tc>
@@ -3331,7 +3133,7 @@
           </w:tcPr>
           <w:p>
             <w:r>
-              <w:t>Project readme with setup instructions</w:t>
+              <w:t>FastAPI entry — /chat pipeline, lifespan, routers</w:t>
             </w:r>
           </w:p>
         </w:tc>
@@ -3343,7 +3145,7 @@
           </w:tcPr>
           <w:p>
             <w:r>
-              <w:t>.gitignore</w:t>
+              <w:t>backend/chroma_db.py</w:t>
             </w:r>
           </w:p>
         </w:tc>
@@ -3353,7 +3155,7 @@
           </w:tcPr>
           <w:p>
             <w:r>
-              <w:t>Excludes secrets, database, vector DB from git</w:t>
+              <w:t>ChromaDB vector store, search, re-ranking</w:t>
             </w:r>
           </w:p>
         </w:tc>
@@ -3365,7 +3167,7 @@
           </w:tcPr>
           <w:p>
             <w:r>
-              <w:t>start_backend.bat / .ps1</w:t>
+              <w:t>backend/context_service.py</w:t>
             </w:r>
           </w:p>
         </w:tc>
@@ -3375,7 +3177,7 @@
           </w:tcPr>
           <w:p>
             <w:r>
-              <w:t>Start Python backend on port 8000</w:t>
+              <w:t>Session context, clarification, query resolution</w:t>
             </w:r>
           </w:p>
         </w:tc>
@@ -3387,7 +3189,7 @@
           </w:tcPr>
           <w:p>
             <w:r>
-              <w:t>start_frontend.bat / .ps1</w:t>
+              <w:t>backend/embeddings.py</w:t>
             </w:r>
           </w:p>
         </w:tc>
@@ -3397,7 +3199,7 @@
           </w:tcPr>
           <w:p>
             <w:r>
-              <w:t>Start React dev server on port 5173</w:t>
+              <w:t>BGE-M3 model load + embed_texts/embed_query</w:t>
             </w:r>
           </w:p>
         </w:tc>
@@ -3409,7 +3211,7 @@
           </w:tcPr>
           <w:p>
             <w:r>
-              <w:t>stop_servers.bat / .ps1</w:t>
+              <w:t>backend/data_loader.py</w:t>
             </w:r>
           </w:p>
         </w:tc>
@@ -3419,7 +3221,161 @@
           </w:tcPr>
           <w:p>
             <w:r>
-              <w:t>Kill processes on ports 8000 and 5173</w:t>
+              <w:t>Excel read, hash, ingestion metadata</w:t>
+            </w:r>
+          </w:p>
+        </w:tc>
+      </w:tr>
+      <w:tr>
+        <w:tc>
+          <w:tcPr>
+            <w:tcW w:type="dxa" w:w="4320"/>
+          </w:tcPr>
+          <w:p>
+            <w:r>
+              <w:t>backend/session_service.py</w:t>
+            </w:r>
+          </w:p>
+        </w:tc>
+        <w:tc>
+          <w:tcPr>
+            <w:tcW w:type="dxa" w:w="4320"/>
+          </w:tcPr>
+          <w:p>
+            <w:r>
+              <w:t>ChatSession CRUD, context persistence</w:t>
+            </w:r>
+          </w:p>
+        </w:tc>
+      </w:tr>
+      <w:tr>
+        <w:tc>
+          <w:tcPr>
+            <w:tcW w:type="dxa" w:w="4320"/>
+          </w:tcPr>
+          <w:p>
+            <w:r>
+              <w:t>backend/chat_log_service.py</w:t>
+            </w:r>
+          </w:p>
+        </w:tc>
+        <w:tc>
+          <w:tcPr>
+            <w:tcW w:type="dxa" w:w="4320"/>
+          </w:tcPr>
+          <w:p>
+            <w:r>
+              <w:t>Log interactions, pagination, recent exchanges</w:t>
+            </w:r>
+          </w:p>
+        </w:tc>
+      </w:tr>
+      <w:tr>
+        <w:tc>
+          <w:tcPr>
+            <w:tcW w:type="dxa" w:w="4320"/>
+          </w:tcPr>
+          <w:p>
+            <w:r>
+              <w:t>backend/suggestions.py</w:t>
+            </w:r>
+          </w:p>
+        </w:tc>
+        <w:tc>
+          <w:tcPr>
+            <w:tcW w:type="dxa" w:w="4320"/>
+          </w:tcPr>
+          <w:p>
+            <w:r>
+              <w:t>Follow-up suggestion chips</w:t>
+            </w:r>
+          </w:p>
+        </w:tc>
+      </w:tr>
+      <w:tr>
+        <w:tc>
+          <w:tcPr>
+            <w:tcW w:type="dxa" w:w="4320"/>
+          </w:tcPr>
+          <w:p>
+            <w:r>
+              <w:t>backend/slot_intent.py</w:t>
+            </w:r>
+          </w:p>
+        </w:tc>
+        <w:tc>
+          <w:tcPr>
+            <w:tcW w:type="dxa" w:w="4320"/>
+          </w:tcPr>
+          <w:p>
+            <w:r>
+              <w:t>Detect slot/timing queries</w:t>
+            </w:r>
+          </w:p>
+        </w:tc>
+      </w:tr>
+      <w:tr>
+        <w:tc>
+          <w:tcPr>
+            <w:tcW w:type="dxa" w:w="4320"/>
+          </w:tcPr>
+          <w:p>
+            <w:r>
+              <w:t>backend/booking_service.py</w:t>
+            </w:r>
+          </w:p>
+        </w:tc>
+        <w:tc>
+          <w:tcPr>
+            <w:tcW w:type="dxa" w:w="4320"/>
+          </w:tcPr>
+          <w:p>
+            <w:r>
+              <w:t>Slot availability and booking logic</w:t>
+            </w:r>
+          </w:p>
+        </w:tc>
+      </w:tr>
+      <w:tr>
+        <w:tc>
+          <w:tcPr>
+            <w:tcW w:type="dxa" w:w="4320"/>
+          </w:tcPr>
+          <w:p>
+            <w:r>
+              <w:t>backend/models.py</w:t>
+            </w:r>
+          </w:p>
+        </w:tc>
+        <w:tc>
+          <w:tcPr>
+            <w:tcW w:type="dxa" w:w="4320"/>
+          </w:tcPr>
+          <w:p>
+            <w:r>
+              <w:t>SQLAlchemy table definitions</w:t>
+            </w:r>
+          </w:p>
+        </w:tc>
+      </w:tr>
+      <w:tr>
+        <w:tc>
+          <w:tcPr>
+            <w:tcW w:type="dxa" w:w="4320"/>
+          </w:tcPr>
+          <w:p>
+            <w:r>
+              <w:t>backend/config.py</w:t>
+            </w:r>
+          </w:p>
+        </w:tc>
+        <w:tc>
+          <w:tcPr>
+            <w:tcW w:type="dxa" w:w="4320"/>
+          </w:tcPr>
+          <w:p>
+            <w:r>
+              <w:t>Environment variables and paths</w:t>
             </w:r>
           </w:p>
         </w:tc>
@@ -3441,7 +3397,95 @@
           </w:tcPr>
           <w:p>
             <w:r>
-              <w:t>Source FAQ data — 99 Question/Answer pairs</w:t>
+              <w:t>Source FAQ data (165 pairs)</w:t>
+            </w:r>
+          </w:p>
+        </w:tc>
+      </w:tr>
+      <w:tr>
+        <w:tc>
+          <w:tcPr>
+            <w:tcW w:type="dxa" w:w="4320"/>
+          </w:tcPr>
+          <w:p>
+            <w:r>
+              <w:t>frontend/src/pages/ChatPage.jsx</w:t>
+            </w:r>
+          </w:p>
+        </w:tc>
+        <w:tc>
+          <w:tcPr>
+            <w:tcW w:type="dxa" w:w="4320"/>
+          </w:tcPr>
+          <w:p>
+            <w:r>
+              <w:t>Main chat UI controller</w:t>
+            </w:r>
+          </w:p>
+        </w:tc>
+      </w:tr>
+      <w:tr>
+        <w:tc>
+          <w:tcPr>
+            <w:tcW w:type="dxa" w:w="4320"/>
+          </w:tcPr>
+          <w:p>
+            <w:r>
+              <w:t>frontend/src/hooks/useSessionChat.js</w:t>
+            </w:r>
+          </w:p>
+        </w:tc>
+        <w:tc>
+          <w:tcPr>
+            <w:tcW w:type="dxa" w:w="4320"/>
+          </w:tcPr>
+          <w:p>
+            <w:r>
+              <w:t>Session + sidebar state hook</w:t>
+            </w:r>
+          </w:p>
+        </w:tc>
+      </w:tr>
+      <w:tr>
+        <w:tc>
+          <w:tcPr>
+            <w:tcW w:type="dxa" w:w="4320"/>
+          </w:tcPr>
+          <w:p>
+            <w:r>
+              <w:t>frontend/src/services/api.js</w:t>
+            </w:r>
+          </w:p>
+        </w:tc>
+        <w:tc>
+          <w:tcPr>
+            <w:tcW w:type="dxa" w:w="4320"/>
+          </w:tcPr>
+          <w:p>
+            <w:r>
+              <w:t>Backend HTTP client</w:t>
+            </w:r>
+          </w:p>
+        </w:tc>
+      </w:tr>
+      <w:tr>
+        <w:tc>
+          <w:tcPr>
+            <w:tcW w:type="dxa" w:w="4320"/>
+          </w:tcPr>
+          <w:p>
+            <w:r>
+              <w:t>generate_documentation.py</w:t>
+            </w:r>
+          </w:p>
+        </w:tc>
+        <w:tc>
+          <w:tcPr>
+            <w:tcW w:type="dxa" w:w="4320"/>
+          </w:tcPr>
+          <w:p>
+            <w:r>
+              <w:t>This documentation generator script</w:t>
             </w:r>
           </w:p>
         </w:tc>
@@ -3450,10 +3494,82 @@
     <w:p/>
     <w:p>
       <w:pPr>
-        <w:pStyle w:val="Heading2"/>
+        <w:pStyle w:val="Heading1"/>
       </w:pPr>
       <w:r>
-        <w:t>Backend Files</w:t>
+        <w:t>15. Code Comments Guide (How to Read the Source)</w:t>
+      </w:r>
+    </w:p>
+    <w:p>
+      <w:r>
+        <w:rPr>
+          <w:b w:val="0"/>
+        </w:rPr>
+        <w:t>All core backend and frontend files now include module-level docstrings and inline comments explaining what each section does. Read files in this order to understand the project:</w:t>
+      </w:r>
+    </w:p>
+    <w:p>
+      <w:pPr>
+        <w:pStyle w:val="ListNumber"/>
+      </w:pPr>
+      <w:r>
+        <w:t>config.py — paths and settings</w:t>
+      </w:r>
+    </w:p>
+    <w:p>
+      <w:pPr>
+        <w:pStyle w:val="ListNumber"/>
+      </w:pPr>
+      <w:r>
+        <w:t>models.py — database tables</w:t>
+      </w:r>
+    </w:p>
+    <w:p>
+      <w:pPr>
+        <w:pStyle w:val="ListNumber"/>
+      </w:pPr>
+      <w:r>
+        <w:t>data_loader.py → embeddings.py → chroma_db.py — knowledge base pipeline</w:t>
+      </w:r>
+    </w:p>
+    <w:p>
+      <w:pPr>
+        <w:pStyle w:val="ListNumber"/>
+      </w:pPr>
+      <w:r>
+        <w:t>context_service.py — query understanding</w:t>
+      </w:r>
+    </w:p>
+    <w:p>
+      <w:pPr>
+        <w:pStyle w:val="ListNumber"/>
+      </w:pPr>
+      <w:r>
+        <w:t>app.py — ties everything together in /chat</w:t>
+      </w:r>
+    </w:p>
+    <w:p>
+      <w:pPr>
+        <w:pStyle w:val="ListNumber"/>
+      </w:pPr>
+      <w:r>
+        <w:t>session_service.py + chat_log_service.py — persistence</w:t>
+      </w:r>
+    </w:p>
+    <w:p>
+      <w:pPr>
+        <w:pStyle w:val="ListNumber"/>
+      </w:pPr>
+      <w:r>
+        <w:t>api.js → useSessionChat.js → ChatPage.jsx — frontend flow</w:t>
+      </w:r>
+    </w:p>
+    <w:p>
+      <w:r>
+        <w:rPr>
+          <w:b/>
+        </w:rPr>
+        <w:t>Python syntax quick reference used in this project:</w:t>
       </w:r>
     </w:p>
     <w:tbl>
@@ -3478,7 +3594,7 @@
                 <w:b/>
                 <w:color w:val="FFFFFF"/>
               </w:rPr>
-              <w:t>File</w:t>
+              <w:t>Syntax</w:t>
             </w:r>
           </w:p>
         </w:tc>
@@ -3493,7 +3609,7 @@
                 <w:b/>
                 <w:color w:val="FFFFFF"/>
               </w:rPr>
-              <w:t>Purpose</w:t>
+              <w:t>Meaning</w:t>
             </w:r>
           </w:p>
         </w:tc>
@@ -3505,7 +3621,7 @@
           </w:tcPr>
           <w:p>
             <w:r>
-              <w:t>app.py</w:t>
+              <w:t>def fn(x: str) -&gt; dict:</w:t>
             </w:r>
           </w:p>
         </w:tc>
@@ -3515,7 +3631,7 @@
           </w:tcPr>
           <w:p>
             <w:r>
-              <w:t>MAIN ENTRY — FastAPI app, /chat, /health, /stats, router mounting, startup lifespan</w:t>
+              <w:t>Function with type hints (x is str, returns dict)</w:t>
             </w:r>
           </w:p>
         </w:tc>
@@ -3527,7 +3643,7 @@
           </w:tcPr>
           <w:p>
             <w:r>
-              <w:t>config.py</w:t>
+              <w:t>@app.post('/chat')</w:t>
             </w:r>
           </w:p>
         </w:tc>
@@ -3537,7 +3653,7 @@
           </w:tcPr>
           <w:p>
             <w:r>
-              <w:t>Loads .env, defines all paths and settings</w:t>
+              <w:t>FastAPI route decorator — handles POST requests</w:t>
             </w:r>
           </w:p>
         </w:tc>
@@ -3549,7 +3665,7 @@
           </w:tcPr>
           <w:p>
             <w:r>
-              <w:t>database.py</w:t>
+              <w:t>Depends(get_db)</w:t>
             </w:r>
           </w:p>
         </w:tc>
@@ -3559,7 +3675,7 @@
           </w:tcPr>
           <w:p>
             <w:r>
-              <w:t>SQLite engine, session factory, init_db()</w:t>
+              <w:t>FastAPI dependency injection — provides DB session</w:t>
             </w:r>
           </w:p>
         </w:tc>
@@ -3571,7 +3687,7 @@
           </w:tcPr>
           <w:p>
             <w:r>
-              <w:t>models.py</w:t>
+              <w:t>Mapped[str]</w:t>
             </w:r>
           </w:p>
         </w:tc>
@@ -3581,7 +3697,7 @@
           </w:tcPr>
           <w:p>
             <w:r>
-              <w:t>SQLAlchemy models: User, Booking, OtpRecord, ChatLog</w:t>
+              <w:t>SQLAlchemy 2 typed column declaration</w:t>
             </w:r>
           </w:p>
         </w:tc>
@@ -3593,7 +3709,7 @@
           </w:tcPr>
           <w:p>
             <w:r>
-              <w:t>.env</w:t>
+              <w:t>list[str] | None</w:t>
             </w:r>
           </w:p>
         </w:tc>
@@ -3603,7 +3719,7 @@
           </w:tcPr>
           <w:p>
             <w:r>
-              <w:t>Secrets — SMTP, JWT (NOT committed to git)</w:t>
+              <w:t>Union type — optional list of strings (Python 3.10+)</w:t>
             </w:r>
           </w:p>
         </w:tc>
@@ -3615,7 +3731,7 @@
           </w:tcPr>
           <w:p>
             <w:r>
-              <w:t>.env.example</w:t>
+              <w:t>@lru_cache(maxsize=1)</w:t>
             </w:r>
           </w:p>
         </w:tc>
@@ -3625,7 +3741,7 @@
           </w:tcPr>
           <w:p>
             <w:r>
-              <w:t>Template for environment variables</w:t>
+              <w:t>Cache function result — model loaded once</w:t>
             </w:r>
           </w:p>
         </w:tc>
@@ -3637,7 +3753,7 @@
           </w:tcPr>
           <w:p>
             <w:r>
-              <w:t>requirements.txt</w:t>
+              <w:t>async def / await</w:t>
             </w:r>
           </w:p>
         </w:tc>
@@ -3647,7 +3763,7 @@
           </w:tcPr>
           <w:p>
             <w:r>
-              <w:t>Python package dependencies</w:t>
+              <w:t>Asynchronous function (used in FastAPI lifespan)</w:t>
             </w:r>
           </w:p>
         </w:tc>
@@ -3659,7 +3775,7 @@
           </w:tcPr>
           <w:p>
             <w:r>
-              <w:t>test_smtp.py</w:t>
+              <w:t>useCallback / useEffect</w:t>
             </w:r>
           </w:p>
         </w:tc>
@@ -3669,337 +3785,7 @@
           </w:tcPr>
           <w:p>
             <w:r>
-              <w:t>Utility to test Gmail SMTP connection</w:t>
-            </w:r>
-          </w:p>
-        </w:tc>
-      </w:tr>
-      <w:tr>
-        <w:tc>
-          <w:tcPr>
-            <w:tcW w:type="dxa" w:w="4320"/>
-          </w:tcPr>
-          <w:p>
-            <w:r>
-              <w:t>auth_utils.py</w:t>
-            </w:r>
-          </w:p>
-        </w:tc>
-        <w:tc>
-          <w:tcPr>
-            <w:tcW w:type="dxa" w:w="4320"/>
-          </w:tcPr>
-          <w:p>
-            <w:r>
-              <w:t>bcrypt hashing, JWT create/verify, auth dependencies</w:t>
-            </w:r>
-          </w:p>
-        </w:tc>
-      </w:tr>
-      <w:tr>
-        <w:tc>
-          <w:tcPr>
-            <w:tcW w:type="dxa" w:w="4320"/>
-          </w:tcPr>
-          <w:p>
-            <w:r>
-              <w:t>otp_service.py</w:t>
-            </w:r>
-          </w:p>
-        </w:tc>
-        <w:tc>
-          <w:tcPr>
-            <w:tcW w:type="dxa" w:w="4320"/>
-          </w:tcPr>
-          <w:p>
-            <w:r>
-              <w:t>Generate, store, send, verify 6-digit OTP</w:t>
-            </w:r>
-          </w:p>
-        </w:tc>
-      </w:tr>
-      <w:tr>
-        <w:tc>
-          <w:tcPr>
-            <w:tcW w:type="dxa" w:w="4320"/>
-          </w:tcPr>
-          <w:p>
-            <w:r>
-              <w:t>email_service.py</w:t>
-            </w:r>
-          </w:p>
-        </w:tc>
-        <w:tc>
-          <w:tcPr>
-            <w:tcW w:type="dxa" w:w="4320"/>
-          </w:tcPr>
-          <w:p>
-            <w:r>
-              <w:t>HTML email templates, Gmail SMTP sending</w:t>
-            </w:r>
-          </w:p>
-        </w:tc>
-      </w:tr>
-      <w:tr>
-        <w:tc>
-          <w:tcPr>
-            <w:tcW w:type="dxa" w:w="4320"/>
-          </w:tcPr>
-          <w:p>
-            <w:r>
-              <w:t>booking_service.py</w:t>
-            </w:r>
-          </w:p>
-        </w:tc>
-        <w:tc>
-          <w:tcPr>
-            <w:tcW w:type="dxa" w:w="4320"/>
-          </w:tcPr>
-          <w:p>
-            <w:r>
-              <w:t>Slot logic, conflict detection, availability</w:t>
-            </w:r>
-          </w:p>
-        </w:tc>
-      </w:tr>
-      <w:tr>
-        <w:tc>
-          <w:tcPr>
-            <w:tcW w:type="dxa" w:w="4320"/>
-          </w:tcPr>
-          <w:p>
-            <w:r>
-              <w:t>chat_log_service.py</w:t>
-            </w:r>
-          </w:p>
-        </w:tc>
-        <w:tc>
-          <w:tcPr>
-            <w:tcW w:type="dxa" w:w="4320"/>
-          </w:tcPr>
-          <w:p>
-            <w:r>
-              <w:t>Save and retrieve chat logs for admin</w:t>
-            </w:r>
-          </w:p>
-        </w:tc>
-      </w:tr>
-      <w:tr>
-        <w:tc>
-          <w:tcPr>
-            <w:tcW w:type="dxa" w:w="4320"/>
-          </w:tcPr>
-          <w:p>
-            <w:r>
-              <w:t>chroma_db.py</w:t>
-            </w:r>
-          </w:p>
-        </w:tc>
-        <w:tc>
-          <w:tcPr>
-            <w:tcW w:type="dxa" w:w="4320"/>
-          </w:tcPr>
-          <w:p>
-            <w:r>
-              <w:t>ChromaDB vector store, semantic search, ingestion</w:t>
-            </w:r>
-          </w:p>
-        </w:tc>
-      </w:tr>
-      <w:tr>
-        <w:tc>
-          <w:tcPr>
-            <w:tcW w:type="dxa" w:w="4320"/>
-          </w:tcPr>
-          <w:p>
-            <w:r>
-              <w:t>data_loader.py</w:t>
-            </w:r>
-          </w:p>
-        </w:tc>
-        <w:tc>
-          <w:tcPr>
-            <w:tcW w:type="dxa" w:w="4320"/>
-          </w:tcPr>
-          <w:p>
-            <w:r>
-              <w:t>Read Excel FAQs, hash checking, ingestion metadata</w:t>
-            </w:r>
-          </w:p>
-        </w:tc>
-      </w:tr>
-      <w:tr>
-        <w:tc>
-          <w:tcPr>
-            <w:tcW w:type="dxa" w:w="4320"/>
-          </w:tcPr>
-          <w:p>
-            <w:r>
-              <w:t>embeddings.py</w:t>
-            </w:r>
-          </w:p>
-        </w:tc>
-        <w:tc>
-          <w:tcPr>
-            <w:tcW w:type="dxa" w:w="4320"/>
-          </w:tcPr>
-          <w:p>
-            <w:r>
-              <w:t>BGE-M3 model loading, embed_texts, embed_query</w:t>
-            </w:r>
-          </w:p>
-        </w:tc>
-      </w:tr>
-      <w:tr>
-        <w:tc>
-          <w:tcPr>
-            <w:tcW w:type="dxa" w:w="4320"/>
-          </w:tcPr>
-          <w:p>
-            <w:r>
-              <w:t>suggestions.py</w:t>
-            </w:r>
-          </w:p>
-        </w:tc>
-        <w:tc>
-          <w:tcPr>
-            <w:tcW w:type="dxa" w:w="4320"/>
-          </w:tcPr>
-          <w:p>
-            <w:r>
-              <w:t>Dynamic follow-up suggestion chip logic</w:t>
-            </w:r>
-          </w:p>
-        </w:tc>
-      </w:tr>
-      <w:tr>
-        <w:tc>
-          <w:tcPr>
-            <w:tcW w:type="dxa" w:w="4320"/>
-          </w:tcPr>
-          <w:p>
-            <w:r>
-              <w:t>slot_intent.py</w:t>
-            </w:r>
-          </w:p>
-        </w:tc>
-        <w:tc>
-          <w:tcPr>
-            <w:tcW w:type="dxa" w:w="4320"/>
-          </w:tcPr>
-          <w:p>
-            <w:r>
-              <w:t>Detect slot availability queries in chat</w:t>
-            </w:r>
-          </w:p>
-        </w:tc>
-      </w:tr>
-      <w:tr>
-        <w:tc>
-          <w:tcPr>
-            <w:tcW w:type="dxa" w:w="4320"/>
-          </w:tcPr>
-          <w:p>
-            <w:r>
-              <w:t>routers/auth_router.py</w:t>
-            </w:r>
-          </w:p>
-        </w:tc>
-        <w:tc>
-          <w:tcPr>
-            <w:tcW w:type="dxa" w:w="4320"/>
-          </w:tcPr>
-          <w:p>
-            <w:r>
-              <w:t>All /auth/* endpoints</w:t>
-            </w:r>
-          </w:p>
-        </w:tc>
-      </w:tr>
-      <w:tr>
-        <w:tc>
-          <w:tcPr>
-            <w:tcW w:type="dxa" w:w="4320"/>
-          </w:tcPr>
-          <w:p>
-            <w:r>
-              <w:t>routers/bookings_router.py</w:t>
-            </w:r>
-          </w:p>
-        </w:tc>
-        <w:tc>
-          <w:tcPr>
-            <w:tcW w:type="dxa" w:w="4320"/>
-          </w:tcPr>
-          <w:p>
-            <w:r>
-              <w:t>All /bookings/* endpoints</w:t>
-            </w:r>
-          </w:p>
-        </w:tc>
-      </w:tr>
-      <w:tr>
-        <w:tc>
-          <w:tcPr>
-            <w:tcW w:type="dxa" w:w="4320"/>
-          </w:tcPr>
-          <w:p>
-            <w:r>
-              <w:t>routers/admin_router.py</w:t>
-            </w:r>
-          </w:p>
-        </w:tc>
-        <w:tc>
-          <w:tcPr>
-            <w:tcW w:type="dxa" w:w="4320"/>
-          </w:tcPr>
-          <w:p>
-            <w:r>
-              <w:t>All /admin/* endpoints</w:t>
-            </w:r>
-          </w:p>
-        </w:tc>
-      </w:tr>
-      <w:tr>
-        <w:tc>
-          <w:tcPr>
-            <w:tcW w:type="dxa" w:w="4320"/>
-          </w:tcPr>
-          <w:p>
-            <w:r>
-              <w:t>app.db</w:t>
-            </w:r>
-          </w:p>
-        </w:tc>
-        <w:tc>
-          <w:tcPr>
-            <w:tcW w:type="dxa" w:w="4320"/>
-          </w:tcPr>
-          <w:p>
-            <w:r>
-              <w:t>SQLite database file (runtime, not in git)</w:t>
-            </w:r>
-          </w:p>
-        </w:tc>
-      </w:tr>
-      <w:tr>
-        <w:tc>
-          <w:tcPr>
-            <w:tcW w:type="dxa" w:w="4320"/>
-          </w:tcPr>
-          <w:p>
-            <w:r>
-              <w:t>chroma_db/</w:t>
-            </w:r>
-          </w:p>
-        </w:tc>
-        <w:tc>
-          <w:tcPr>
-            <w:tcW w:type="dxa" w:w="4320"/>
-          </w:tcPr>
-          <w:p>
-            <w:r>
-              <w:t>ChromaDB persistent vector storage (not in git)</w:t>
+              <w:t>React hooks — memoized functions and side effects</w:t>
             </w:r>
           </w:p>
         </w:tc>
@@ -4008,590 +3794,10 @@
     <w:p/>
     <w:p>
       <w:pPr>
-        <w:pStyle w:val="Heading2"/>
+        <w:pStyle w:val="Heading1"/>
       </w:pPr>
       <w:r>
-        <w:t>Frontend Files</w:t>
-      </w:r>
-    </w:p>
-    <w:tbl>
-      <w:tblPr>
-        <w:tblStyle w:val="TableGrid"/>
-        <w:tblW w:type="auto" w:w="0"/>
-        <w:tblLook w:firstColumn="1" w:firstRow="1" w:lastColumn="0" w:lastRow="0" w:noHBand="0" w:noVBand="1" w:val="04A0"/>
-      </w:tblPr>
-      <w:tblGrid>
-        <w:gridCol w:w="4320"/>
-        <w:gridCol w:w="4320"/>
-      </w:tblGrid>
-      <w:tr>
-        <w:tc>
-          <w:tcPr>
-            <w:tcW w:type="dxa" w:w="4320"/>
-            <w:shd w:fill="002C5F"/>
-          </w:tcPr>
-          <w:p>
-            <w:r>
-              <w:rPr>
-                <w:b/>
-                <w:color w:val="FFFFFF"/>
-              </w:rPr>
-              <w:t>File</w:t>
-            </w:r>
-          </w:p>
-        </w:tc>
-        <w:tc>
-          <w:tcPr>
-            <w:tcW w:type="dxa" w:w="4320"/>
-            <w:shd w:fill="002C5F"/>
-          </w:tcPr>
-          <w:p>
-            <w:r>
-              <w:rPr>
-                <w:b/>
-                <w:color w:val="FFFFFF"/>
-              </w:rPr>
-              <w:t>Purpose</w:t>
-            </w:r>
-          </w:p>
-        </w:tc>
-      </w:tr>
-      <w:tr>
-        <w:tc>
-          <w:tcPr>
-            <w:tcW w:type="dxa" w:w="4320"/>
-          </w:tcPr>
-          <w:p>
-            <w:r>
-              <w:t>index.html</w:t>
-            </w:r>
-          </w:p>
-        </w:tc>
-        <w:tc>
-          <w:tcPr>
-            <w:tcW w:type="dxa" w:w="4320"/>
-          </w:tcPr>
-          <w:p>
-            <w:r>
-              <w:t>HTML page shell</w:t>
-            </w:r>
-          </w:p>
-        </w:tc>
-      </w:tr>
-      <w:tr>
-        <w:tc>
-          <w:tcPr>
-            <w:tcW w:type="dxa" w:w="4320"/>
-          </w:tcPr>
-          <w:p>
-            <w:r>
-              <w:t>vite.config.js</w:t>
-            </w:r>
-          </w:p>
-        </w:tc>
-        <w:tc>
-          <w:tcPr>
-            <w:tcW w:type="dxa" w:w="4320"/>
-          </w:tcPr>
-          <w:p>
-            <w:r>
-              <w:t>Vite config + /api proxy to backend</w:t>
-            </w:r>
-          </w:p>
-        </w:tc>
-      </w:tr>
-      <w:tr>
-        <w:tc>
-          <w:tcPr>
-            <w:tcW w:type="dxa" w:w="4320"/>
-          </w:tcPr>
-          <w:p>
-            <w:r>
-              <w:t>package.json</w:t>
-            </w:r>
-          </w:p>
-        </w:tc>
-        <w:tc>
-          <w:tcPr>
-            <w:tcW w:type="dxa" w:w="4320"/>
-          </w:tcPr>
-          <w:p>
-            <w:r>
-              <w:t>NPM dependencies and scripts</w:t>
-            </w:r>
-          </w:p>
-        </w:tc>
-      </w:tr>
-      <w:tr>
-        <w:tc>
-          <w:tcPr>
-            <w:tcW w:type="dxa" w:w="4320"/>
-          </w:tcPr>
-          <w:p>
-            <w:r>
-              <w:t>src/main.jsx</w:t>
-            </w:r>
-          </w:p>
-        </w:tc>
-        <w:tc>
-          <w:tcPr>
-            <w:tcW w:type="dxa" w:w="4320"/>
-          </w:tcPr>
-          <w:p>
-            <w:r>
-              <w:t>React entry point</w:t>
-            </w:r>
-          </w:p>
-        </w:tc>
-      </w:tr>
-      <w:tr>
-        <w:tc>
-          <w:tcPr>
-            <w:tcW w:type="dxa" w:w="4320"/>
-          </w:tcPr>
-          <w:p>
-            <w:r>
-              <w:t>src/App.jsx</w:t>
-            </w:r>
-          </w:p>
-        </w:tc>
-        <w:tc>
-          <w:tcPr>
-            <w:tcW w:type="dxa" w:w="4320"/>
-          </w:tcPr>
-          <w:p>
-            <w:r>
-              <w:t>Root component, admin vs chat routing</w:t>
-            </w:r>
-          </w:p>
-        </w:tc>
-      </w:tr>
-      <w:tr>
-        <w:tc>
-          <w:tcPr>
-            <w:tcW w:type="dxa" w:w="4320"/>
-          </w:tcPr>
-          <w:p>
-            <w:r>
-              <w:t>src/index.css</w:t>
-            </w:r>
-          </w:p>
-        </w:tc>
-        <w:tc>
-          <w:tcPr>
-            <w:tcW w:type="dxa" w:w="4320"/>
-          </w:tcPr>
-          <w:p>
-            <w:r>
-              <w:t>Global dark theme styles</w:t>
-            </w:r>
-          </w:p>
-        </w:tc>
-      </w:tr>
-      <w:tr>
-        <w:tc>
-          <w:tcPr>
-            <w:tcW w:type="dxa" w:w="4320"/>
-          </w:tcPr>
-          <w:p>
-            <w:r>
-              <w:t>src/pages/ChatPage.jsx</w:t>
-            </w:r>
-          </w:p>
-        </w:tc>
-        <w:tc>
-          <w:tcPr>
-            <w:tcW w:type="dxa" w:w="4320"/>
-          </w:tcPr>
-          <w:p>
-            <w:r>
-              <w:t>Main chat page — orchestrates all chat UI</w:t>
-            </w:r>
-          </w:p>
-        </w:tc>
-      </w:tr>
-      <w:tr>
-        <w:tc>
-          <w:tcPr>
-            <w:tcW w:type="dxa" w:w="4320"/>
-          </w:tcPr>
-          <w:p>
-            <w:r>
-              <w:t>src/pages/AdminDashboard.jsx</w:t>
-            </w:r>
-          </w:p>
-        </w:tc>
-        <w:tc>
-          <w:tcPr>
-            <w:tcW w:type="dxa" w:w="4320"/>
-          </w:tcPr>
-          <w:p>
-            <w:r>
-              <w:t>Admin panel — bookings + chat monitor</w:t>
-            </w:r>
-          </w:p>
-        </w:tc>
-      </w:tr>
-      <w:tr>
-        <w:tc>
-          <w:tcPr>
-            <w:tcW w:type="dxa" w:w="4320"/>
-          </w:tcPr>
-          <w:p>
-            <w:r>
-              <w:t>src/contexts/AuthContext.jsx</w:t>
-            </w:r>
-          </w:p>
-        </w:tc>
-        <w:tc>
-          <w:tcPr>
-            <w:tcW w:type="dxa" w:w="4320"/>
-          </w:tcPr>
-          <w:p>
-            <w:r>
-              <w:t>Global auth state, JWT in localStorage</w:t>
-            </w:r>
-          </w:p>
-        </w:tc>
-      </w:tr>
-      <w:tr>
-        <w:tc>
-          <w:tcPr>
-            <w:tcW w:type="dxa" w:w="4320"/>
-          </w:tcPr>
-          <w:p>
-            <w:r>
-              <w:t>src/services/api.js</w:t>
-            </w:r>
-          </w:p>
-        </w:tc>
-        <w:tc>
-          <w:tcPr>
-            <w:tcW w:type="dxa" w:w="4320"/>
-          </w:tcPr>
-          <w:p>
-            <w:r>
-              <w:t>All HTTP API calls to backend</w:t>
-            </w:r>
-          </w:p>
-        </w:tc>
-      </w:tr>
-      <w:tr>
-        <w:tc>
-          <w:tcPr>
-            <w:tcW w:type="dxa" w:w="4320"/>
-          </w:tcPr>
-          <w:p>
-            <w:r>
-              <w:t>src/hooks/useChatHistory.js</w:t>
-            </w:r>
-          </w:p>
-        </w:tc>
-        <w:tc>
-          <w:tcPr>
-            <w:tcW w:type="dxa" w:w="4320"/>
-          </w:tcPr>
-          <w:p>
-            <w:r>
-              <w:t>Per-user chat sessions in localStorage</w:t>
-            </w:r>
-          </w:p>
-        </w:tc>
-      </w:tr>
-      <w:tr>
-        <w:tc>
-          <w:tcPr>
-            <w:tcW w:type="dxa" w:w="4320"/>
-          </w:tcPr>
-          <w:p>
-            <w:r>
-              <w:t>src/hooks/useSuggestionTracker.js</w:t>
-            </w:r>
-          </w:p>
-        </w:tc>
-        <w:tc>
-          <w:tcPr>
-            <w:tcW w:type="dxa" w:w="4320"/>
-          </w:tcPr>
-          <w:p>
-            <w:r>
-              <w:t>Track used suggestion chip IDs</w:t>
-            </w:r>
-          </w:p>
-        </w:tc>
-      </w:tr>
-      <w:tr>
-        <w:tc>
-          <w:tcPr>
-            <w:tcW w:type="dxa" w:w="4320"/>
-          </w:tcPr>
-          <w:p>
-            <w:r>
-              <w:t>src/components/Header.jsx</w:t>
-            </w:r>
-          </w:p>
-        </w:tc>
-        <w:tc>
-          <w:tcPr>
-            <w:tcW w:type="dxa" w:w="4320"/>
-          </w:tcPr>
-          <w:p>
-            <w:r>
-              <w:t>Top navigation bar</w:t>
-            </w:r>
-          </w:p>
-        </w:tc>
-      </w:tr>
-      <w:tr>
-        <w:tc>
-          <w:tcPr>
-            <w:tcW w:type="dxa" w:w="4320"/>
-          </w:tcPr>
-          <w:p>
-            <w:r>
-              <w:t>src/components/Sidebar.jsx</w:t>
-            </w:r>
-          </w:p>
-        </w:tc>
-        <w:tc>
-          <w:tcPr>
-            <w:tcW w:type="dxa" w:w="4320"/>
-          </w:tcPr>
-          <w:p>
-            <w:r>
-              <w:t>Left sidebar — history, links</w:t>
-            </w:r>
-          </w:p>
-        </w:tc>
-      </w:tr>
-      <w:tr>
-        <w:tc>
-          <w:tcPr>
-            <w:tcW w:type="dxa" w:w="4320"/>
-          </w:tcPr>
-          <w:p>
-            <w:r>
-              <w:t>src/components/ChatArea.jsx</w:t>
-            </w:r>
-          </w:p>
-        </w:tc>
-        <w:tc>
-          <w:tcPr>
-            <w:tcW w:type="dxa" w:w="4320"/>
-          </w:tcPr>
-          <w:p>
-            <w:r>
-              <w:t>Message list container</w:t>
-            </w:r>
-          </w:p>
-        </w:tc>
-      </w:tr>
-      <w:tr>
-        <w:tc>
-          <w:tcPr>
-            <w:tcW w:type="dxa" w:w="4320"/>
-          </w:tcPr>
-          <w:p>
-            <w:r>
-              <w:t>src/components/ChatInput.jsx</w:t>
-            </w:r>
-          </w:p>
-        </w:tc>
-        <w:tc>
-          <w:tcPr>
-            <w:tcW w:type="dxa" w:w="4320"/>
-          </w:tcPr>
-          <w:p>
-            <w:r>
-              <w:t>Text input and send button</w:t>
-            </w:r>
-          </w:p>
-        </w:tc>
-      </w:tr>
-      <w:tr>
-        <w:tc>
-          <w:tcPr>
-            <w:tcW w:type="dxa" w:w="4320"/>
-          </w:tcPr>
-          <w:p>
-            <w:r>
-              <w:t>src/components/MessageBubble.jsx</w:t>
-            </w:r>
-          </w:p>
-        </w:tc>
-        <w:tc>
-          <w:tcPr>
-            <w:tcW w:type="dxa" w:w="4320"/>
-          </w:tcPr>
-          <w:p>
-            <w:r>
-              <w:t>Single chat message bubble</w:t>
-            </w:r>
-          </w:p>
-        </w:tc>
-      </w:tr>
-      <w:tr>
-        <w:tc>
-          <w:tcPr>
-            <w:tcW w:type="dxa" w:w="4320"/>
-          </w:tcPr>
-          <w:p>
-            <w:r>
-              <w:t>src/components/WelcomeScreen.jsx</w:t>
-            </w:r>
-          </w:p>
-        </w:tc>
-        <w:tc>
-          <w:tcPr>
-            <w:tcW w:type="dxa" w:w="4320"/>
-          </w:tcPr>
-          <w:p>
-            <w:r>
-              <w:t>Empty state welcome message</w:t>
-            </w:r>
-          </w:p>
-        </w:tc>
-      </w:tr>
-      <w:tr>
-        <w:tc>
-          <w:tcPr>
-            <w:tcW w:type="dxa" w:w="4320"/>
-          </w:tcPr>
-          <w:p>
-            <w:r>
-              <w:t>src/components/LoadingIndicator.jsx</w:t>
-            </w:r>
-          </w:p>
-        </w:tc>
-        <w:tc>
-          <w:tcPr>
-            <w:tcW w:type="dxa" w:w="4320"/>
-          </w:tcPr>
-          <w:p>
-            <w:r>
-              <w:t>Loading animation during API call</w:t>
-            </w:r>
-          </w:p>
-        </w:tc>
-      </w:tr>
-      <w:tr>
-        <w:tc>
-          <w:tcPr>
-            <w:tcW w:type="dxa" w:w="4320"/>
-          </w:tcPr>
-          <w:p>
-            <w:r>
-              <w:t>src/components/FollowUpSuggestions.jsx</w:t>
-            </w:r>
-          </w:p>
-        </w:tc>
-        <w:tc>
-          <w:tcPr>
-            <w:tcW w:type="dxa" w:w="4320"/>
-          </w:tcPr>
-          <w:p>
-            <w:r>
-              <w:t>Clickable suggestion chips</w:t>
-            </w:r>
-          </w:p>
-        </w:tc>
-      </w:tr>
-      <w:tr>
-        <w:tc>
-          <w:tcPr>
-            <w:tcW w:type="dxa" w:w="4320"/>
-          </w:tcPr>
-          <w:p>
-            <w:r>
-              <w:t>src/components/SlotTable.jsx</w:t>
-            </w:r>
-          </w:p>
-        </w:tc>
-        <w:tc>
-          <w:tcPr>
-            <w:tcW w:type="dxa" w:w="4320"/>
-          </w:tcPr>
-          <w:p>
-            <w:r>
-              <w:t>Available slots table with Book buttons</w:t>
-            </w:r>
-          </w:p>
-        </w:tc>
-      </w:tr>
-      <w:tr>
-        <w:tc>
-          <w:tcPr>
-            <w:tcW w:type="dxa" w:w="4320"/>
-          </w:tcPr>
-          <w:p>
-            <w:r>
-              <w:t>src/components/AuthModal.jsx</w:t>
-            </w:r>
-          </w:p>
-        </w:tc>
-        <w:tc>
-          <w:tcPr>
-            <w:tcW w:type="dxa" w:w="4320"/>
-          </w:tcPr>
-          <w:p>
-            <w:r>
-              <w:t>Login, register, OTP, password modals</w:t>
-            </w:r>
-          </w:p>
-        </w:tc>
-      </w:tr>
-      <w:tr>
-        <w:tc>
-          <w:tcPr>
-            <w:tcW w:type="dxa" w:w="4320"/>
-          </w:tcPr>
-          <w:p>
-            <w:r>
-              <w:t>src/components/BookingModal.jsx</w:t>
-            </w:r>
-          </w:p>
-        </w:tc>
-        <w:tc>
-          <w:tcPr>
-            <w:tcW w:type="dxa" w:w="4320"/>
-          </w:tcPr>
-          <w:p>
-            <w:r>
-              <w:t>Test drive booking form</w:t>
-            </w:r>
-          </w:p>
-        </w:tc>
-      </w:tr>
-      <w:tr>
-        <w:tc>
-          <w:tcPr>
-            <w:tcW w:type="dxa" w:w="4320"/>
-          </w:tcPr>
-          <w:p>
-            <w:r>
-              <w:t>src/components/KnowledgePanel.jsx</w:t>
-            </w:r>
-          </w:p>
-        </w:tc>
-        <w:tc>
-          <w:tcPr>
-            <w:tcW w:type="dxa" w:w="4320"/>
-          </w:tcPr>
-          <w:p>
-            <w:r>
-              <w:t>FAQ/ChromaDB stats side panel</w:t>
-            </w:r>
-          </w:p>
-        </w:tc>
-      </w:tr>
-    </w:tbl>
-    <w:p/>
-    <w:p>
-      <w:pPr>
-        <w:pStyle w:val="Heading1"/>
-      </w:pPr>
-      <w:r>
-        <w:t>14. Environment Variables (.env)</w:t>
+        <w:t>16. Environment Variables</w:t>
       </w:r>
     </w:p>
     <w:tbl>
@@ -4647,39 +3853,7 @@
                 <w:b/>
                 <w:color w:val="FFFFFF"/>
               </w:rPr>
-              <w:t>Example</w:t>
-            </w:r>
-          </w:p>
-        </w:tc>
-      </w:tr>
-      <w:tr>
-        <w:tc>
-          <w:tcPr>
-            <w:tcW w:type="dxa" w:w="2880"/>
-          </w:tcPr>
-          <w:p>
-            <w:r>
-              <w:t>DEBUG_MODE</w:t>
-            </w:r>
-          </w:p>
-        </w:tc>
-        <w:tc>
-          <w:tcPr>
-            <w:tcW w:type="dxa" w:w="2880"/>
-          </w:tcPr>
-          <w:p>
-            <w:r>
-              <w:t>Dev mode flags</w:t>
-            </w:r>
-          </w:p>
-        </w:tc>
-        <w:tc>
-          <w:tcPr>
-            <w:tcW w:type="dxa" w:w="2880"/>
-          </w:tcPr>
-          <w:p>
-            <w:r>
-              <w:t>false</w:t>
+              <w:t>Default</w:t>
             </w:r>
           </w:p>
         </w:tc>
@@ -4701,7 +3875,7 @@
           </w:tcPr>
           <w:p>
             <w:r>
-              <w:t>Secret key for signing JWT tokens</w:t>
+              <w:t>JWT signing key</w:t>
             </w:r>
           </w:p>
         </w:tc>
@@ -4711,7 +3885,7 @@
           </w:tcPr>
           <w:p>
             <w:r>
-              <w:t>long-random-string</w:t>
+              <w:t>change in production</w:t>
             </w:r>
           </w:p>
         </w:tc>
@@ -4723,7 +3897,7 @@
           </w:tcPr>
           <w:p>
             <w:r>
-              <w:t>JWT_EXPIRE_MINUTES</w:t>
+              <w:t>SMTP_USER / SMTP_PASSWORD</w:t>
             </w:r>
           </w:p>
         </w:tc>
@@ -4733,7 +3907,7 @@
           </w:tcPr>
           <w:p>
             <w:r>
-              <w:t>Token validity in minutes</w:t>
+              <w:t>Gmail credentials</w:t>
             </w:r>
           </w:p>
         </w:tc>
@@ -4743,167 +3917,7 @@
           </w:tcPr>
           <w:p>
             <w:r>
-              <w:t>1440 (24 hours)</w:t>
-            </w:r>
-          </w:p>
-        </w:tc>
-      </w:tr>
-      <w:tr>
-        <w:tc>
-          <w:tcPr>
-            <w:tcW w:type="dxa" w:w="2880"/>
-          </w:tcPr>
-          <w:p>
-            <w:r>
-              <w:t>SMTP_HOST</w:t>
-            </w:r>
-          </w:p>
-        </w:tc>
-        <w:tc>
-          <w:tcPr>
-            <w:tcW w:type="dxa" w:w="2880"/>
-          </w:tcPr>
-          <w:p>
-            <w:r>
-              <w:t>Email server hostname</w:t>
-            </w:r>
-          </w:p>
-        </w:tc>
-        <w:tc>
-          <w:tcPr>
-            <w:tcW w:type="dxa" w:w="2880"/>
-          </w:tcPr>
-          <w:p>
-            <w:r>
-              <w:t>smtp.gmail.com</w:t>
-            </w:r>
-          </w:p>
-        </w:tc>
-      </w:tr>
-      <w:tr>
-        <w:tc>
-          <w:tcPr>
-            <w:tcW w:type="dxa" w:w="2880"/>
-          </w:tcPr>
-          <w:p>
-            <w:r>
-              <w:t>SMTP_PORT</w:t>
-            </w:r>
-          </w:p>
-        </w:tc>
-        <w:tc>
-          <w:tcPr>
-            <w:tcW w:type="dxa" w:w="2880"/>
-          </w:tcPr>
-          <w:p>
-            <w:r>
-              <w:t>Email server port</w:t>
-            </w:r>
-          </w:p>
-        </w:tc>
-        <w:tc>
-          <w:tcPr>
-            <w:tcW w:type="dxa" w:w="2880"/>
-          </w:tcPr>
-          <w:p>
-            <w:r>
-              <w:t>587</w:t>
-            </w:r>
-          </w:p>
-        </w:tc>
-      </w:tr>
-      <w:tr>
-        <w:tc>
-          <w:tcPr>
-            <w:tcW w:type="dxa" w:w="2880"/>
-          </w:tcPr>
-          <w:p>
-            <w:r>
-              <w:t>SMTP_USER</w:t>
-            </w:r>
-          </w:p>
-        </w:tc>
-        <w:tc>
-          <w:tcPr>
-            <w:tcW w:type="dxa" w:w="2880"/>
-          </w:tcPr>
-          <w:p>
-            <w:r>
-              <w:t>Gmail login + sender email</w:t>
-            </w:r>
-          </w:p>
-        </w:tc>
-        <w:tc>
-          <w:tcPr>
-            <w:tcW w:type="dxa" w:w="2880"/>
-          </w:tcPr>
-          <w:p>
-            <w:r>
-              <w:t>you@gmail.com</w:t>
-            </w:r>
-          </w:p>
-        </w:tc>
-      </w:tr>
-      <w:tr>
-        <w:tc>
-          <w:tcPr>
-            <w:tcW w:type="dxa" w:w="2880"/>
-          </w:tcPr>
-          <w:p>
-            <w:r>
-              <w:t>SMTP_PASSWORD</w:t>
-            </w:r>
-          </w:p>
-        </w:tc>
-        <w:tc>
-          <w:tcPr>
-            <w:tcW w:type="dxa" w:w="2880"/>
-          </w:tcPr>
-          <w:p>
-            <w:r>
-              <w:t>Gmail App Password</w:t>
-            </w:r>
-          </w:p>
-        </w:tc>
-        <w:tc>
-          <w:tcPr>
-            <w:tcW w:type="dxa" w:w="2880"/>
-          </w:tcPr>
-          <w:p>
-            <w:r>
-              <w:t>16-char app password</w:t>
-            </w:r>
-          </w:p>
-        </w:tc>
-      </w:tr>
-      <w:tr>
-        <w:tc>
-          <w:tcPr>
-            <w:tcW w:type="dxa" w:w="2880"/>
-          </w:tcPr>
-          <w:p>
-            <w:r>
-              <w:t>COLLECTION_NAME</w:t>
-            </w:r>
-          </w:p>
-        </w:tc>
-        <w:tc>
-          <w:tcPr>
-            <w:tcW w:type="dxa" w:w="2880"/>
-          </w:tcPr>
-          <w:p>
-            <w:r>
-              <w:t>ChromaDB collection name</w:t>
-            </w:r>
-          </w:p>
-        </w:tc>
-        <w:tc>
-          <w:tcPr>
-            <w:tcW w:type="dxa" w:w="2880"/>
-          </w:tcPr>
-          <w:p>
-            <w:r>
-              <w:t>hyundai_faq</w:t>
+              <w:t>required for OTP</w:t>
             </w:r>
           </w:p>
         </w:tc>
@@ -4925,7 +3939,7 @@
           </w:tcPr>
           <w:p>
             <w:r>
-              <w:t>HuggingFace model name</w:t>
+              <w:t>HuggingFace model</w:t>
             </w:r>
           </w:p>
         </w:tc>
@@ -4957,7 +3971,7 @@
           </w:tcPr>
           <w:p>
             <w:r>
-              <w:t>Min similarity to return answer</w:t>
+              <w:t>Min match score</w:t>
             </w:r>
           </w:p>
         </w:tc>
@@ -4968,6 +3982,38 @@
           <w:p>
             <w:r>
               <w:t>0.55</w:t>
+            </w:r>
+          </w:p>
+        </w:tc>
+      </w:tr>
+      <w:tr>
+        <w:tc>
+          <w:tcPr>
+            <w:tcW w:type="dxa" w:w="2880"/>
+          </w:tcPr>
+          <w:p>
+            <w:r>
+              <w:t>COLLECTION_NAME</w:t>
+            </w:r>
+          </w:p>
+        </w:tc>
+        <w:tc>
+          <w:tcPr>
+            <w:tcW w:type="dxa" w:w="2880"/>
+          </w:tcPr>
+          <w:p>
+            <w:r>
+              <w:t>ChromaDB collection</w:t>
+            </w:r>
+          </w:p>
+        </w:tc>
+        <w:tc>
+          <w:tcPr>
+            <w:tcW w:type="dxa" w:w="2880"/>
+          </w:tcPr>
+          <w:p>
+            <w:r>
+              <w:t>hyundai_faq</w:t>
             </w:r>
           </w:p>
         </w:tc>
@@ -4999,7 +4045,39 @@
           </w:tcPr>
           <w:p>
             <w:r>
-              <w:t>http://localhost:5173</w:t>
+              <w:t>localhost:5173</w:t>
+            </w:r>
+          </w:p>
+        </w:tc>
+      </w:tr>
+      <w:tr>
+        <w:tc>
+          <w:tcPr>
+            <w:tcW w:type="dxa" w:w="2880"/>
+          </w:tcPr>
+          <w:p>
+            <w:r>
+              <w:t>DEBUG_MODE</w:t>
+            </w:r>
+          </w:p>
+        </w:tc>
+        <w:tc>
+          <w:tcPr>
+            <w:tcW w:type="dxa" w:w="2880"/>
+          </w:tcPr>
+          <w:p>
+            <w:r>
+              <w:t>Dev flags</w:t>
+            </w:r>
+          </w:p>
+        </w:tc>
+        <w:tc>
+          <w:tcPr>
+            <w:tcW w:type="dxa" w:w="2880"/>
+          </w:tcPr>
+          <w:p>
+            <w:r>
+              <w:t>true</w:t>
             </w:r>
           </w:p>
         </w:tc>
@@ -5011,30 +4089,31 @@
         <w:pStyle w:val="Heading1"/>
       </w:pPr>
       <w:r>
-        <w:t>15. How to Run the Project</w:t>
+        <w:t>17. How to Run</w:t>
       </w:r>
     </w:p>
     <w:p>
+      <w:pPr>
+        <w:pStyle w:val="ListNumber"/>
+      </w:pPr>
       <w:r>
-        <w:rPr>
-          <w:b/>
-        </w:rPr>
-        <w:t>Prerequisites: Python 3.10+, Node.js 18+, hyundai_faq.xlsx in data/ folder</w:t>
+        <w:t>cd backend &amp;&amp; pip install -r requirements.txt</w:t>
       </w:r>
     </w:p>
     <w:p>
+      <w:pPr>
+        <w:pStyle w:val="ListNumber"/>
+      </w:pPr>
       <w:r>
-        <w:rPr>
-          <w:b w:val="0"/>
-        </w:rPr>
+        <w:t>Copy .env.example to .env, set SMTP + JWT</w:t>
       </w:r>
     </w:p>
     <w:p>
+      <w:pPr>
+        <w:pStyle w:val="ListNumber"/>
+      </w:pPr>
       <w:r>
-        <w:rPr>
-          <w:b/>
-        </w:rPr>
-        <w:t>Step 1 — Backend:</w:t>
+        <w:t>uvicorn app:app --reload --port 8000</w:t>
       </w:r>
     </w:p>
     <w:p>
@@ -5042,7 +4121,7 @@
         <w:pStyle w:val="ListNumber"/>
       </w:pPr>
       <w:r>
-        <w:t>cd backend</w:t>
+        <w:t>cd frontend &amp;&amp; npm install &amp;&amp; npm run dev</w:t>
       </w:r>
     </w:p>
     <w:p>
@@ -5050,7 +4129,7 @@
         <w:pStyle w:val="ListNumber"/>
       </w:pPr>
       <w:r>
-        <w:t>pip install -r requirements.txt</w:t>
+        <w:t>Open http://127.0.0.1:5173</w:t>
       </w:r>
     </w:p>
     <w:p>
@@ -5058,125 +4137,15 @@
         <w:pStyle w:val="ListNumber"/>
       </w:pPr>
       <w:r>
-        <w:t>Copy .env.example to .env and fill SMTP credentials</w:t>
+        <w:t>Regenerate docs: python generate_documentation.py</w:t>
       </w:r>
     </w:p>
     <w:p>
       <w:pPr>
-        <w:pStyle w:val="ListNumber"/>
+        <w:pStyle w:val="Heading1"/>
       </w:pPr>
       <w:r>
-        <w:t>python -m uvicorn app:app --port 8000</w:t>
-      </w:r>
-    </w:p>
-    <w:p>
-      <w:pPr>
-        <w:pStyle w:val="ListNumber"/>
-      </w:pPr>
-      <w:r>
-        <w:t>Wait for 'Knowledge base ready' (first run downloads BGE-M3 model ~2GB)</w:t>
-      </w:r>
-    </w:p>
-    <w:p>
-      <w:r>
-        <w:rPr>
-          <w:b w:val="0"/>
-        </w:rPr>
-      </w:r>
-    </w:p>
-    <w:p>
-      <w:r>
-        <w:rPr>
-          <w:b/>
-        </w:rPr>
-        <w:t>Step 2 — Frontend:</w:t>
-      </w:r>
-    </w:p>
-    <w:p>
-      <w:pPr>
-        <w:pStyle w:val="ListNumber"/>
-      </w:pPr>
-      <w:r>
-        <w:t>cd frontend</w:t>
-      </w:r>
-    </w:p>
-    <w:p>
-      <w:pPr>
-        <w:pStyle w:val="ListNumber"/>
-      </w:pPr>
-      <w:r>
-        <w:t>npm install</w:t>
-      </w:r>
-    </w:p>
-    <w:p>
-      <w:pPr>
-        <w:pStyle w:val="ListNumber"/>
-      </w:pPr>
-      <w:r>
-        <w:t>npm run dev</w:t>
-      </w:r>
-    </w:p>
-    <w:p>
-      <w:pPr>
-        <w:pStyle w:val="ListNumber"/>
-      </w:pPr>
-      <w:r>
-        <w:t>Open http://localhost:5173 in browser</w:t>
-      </w:r>
-    </w:p>
-    <w:p>
-      <w:pPr>
-        <w:pStyle w:val="Heading1"/>
-      </w:pPr>
-      <w:r>
-        <w:t>16. Data Flow Diagrams (Text)</w:t>
-      </w:r>
-    </w:p>
-    <w:p>
-      <w:r>
-        <w:rPr>
-          <w:b/>
-        </w:rPr>
-        <w:t>Chat Message Flow:</w:t>
-      </w:r>
-    </w:p>
-    <w:p>
-      <w:r>
-        <w:rPr>
-          <w:b w:val="0"/>
-        </w:rPr>
-        <w:t>User Input → ChatPage.jsx → api.js (POST /api/chat) → vite proxy → app.py /chat → slot_intent OR chroma_db.search → suggestions.py → chat_log_service → JSON response → MessageBubble.jsx + FollowUpSuggestions.jsx</w:t>
-      </w:r>
-    </w:p>
-    <w:p>
-      <w:r>
-        <w:rPr>
-          <w:b w:val="0"/>
-        </w:rPr>
-      </w:r>
-    </w:p>
-    <w:p>
-      <w:r>
-        <w:rPr>
-          <w:b/>
-        </w:rPr>
-        <w:t>Login Flow:</w:t>
-      </w:r>
-    </w:p>
-    <w:p>
-      <w:r>
-        <w:rPr>
-          <w:b w:val="0"/>
-        </w:rPr>
-        <w:t>AuthModal → api.js → auth_router → otp_service → email_service → Gmail → User inbox → User enters OTP → verify → JWT → AuthContext → localStorage</w:t>
-      </w:r>
-    </w:p>
-    <w:p>
-      <w:pPr>
-        <w:pStyle w:val="Heading1"/>
-      </w:pPr>
-      <w:r>
-        <w:t>17. Common Viva Questions &amp; Answers</w:t>
+        <w:t>18. Viva Questions &amp; Answers</w:t>
       </w:r>
     </w:p>
     <w:tbl>
@@ -5228,7 +4197,7 @@
           </w:tcPr>
           <w:p>
             <w:r>
-              <w:t>What type of chatbot is this?</w:t>
+              <w:t>What chunking method is used?</w:t>
             </w:r>
           </w:p>
         </w:tc>
@@ -5238,7 +4207,7 @@
           </w:tcPr>
           <w:p>
             <w:r>
-              <w:t>Retrieval-based (not generative). Answers come only from stored FAQ data via semantic search. No LLM generation.</w:t>
+              <w:t>Atomic FAQ chunking — each Excel Q&amp;A row = 1 document. No text splitting.</w:t>
             </w:r>
           </w:p>
         </w:tc>
@@ -5250,7 +4219,7 @@
           </w:tcPr>
           <w:p>
             <w:r>
-              <w:t>What is semantic search?</w:t>
+              <w:t>What is embedded — question or answer?</w:t>
             </w:r>
           </w:p>
         </w:tc>
@@ -5260,7 +4229,7 @@
           </w:tcPr>
           <w:p>
             <w:r>
-              <w:t>Search based on meaning, not exact keywords. 'Creta price' and 'cost of Hyundai Creta' map to similar vectors and find the same FAQ.</w:t>
+              <w:t>Question only. Answer stored in ChromaDB metadata.</w:t>
             </w:r>
           </w:p>
         </w:tc>
@@ -5272,7 +4241,7 @@
           </w:tcPr>
           <w:p>
             <w:r>
-              <w:t>What is an embedding?</w:t>
+              <w:t>Why retrieval instead of LLM?</w:t>
             </w:r>
           </w:p>
         </w:tc>
@@ -5282,7 +4251,7 @@
           </w:tcPr>
           <w:p>
             <w:r>
-              <w:t>A numerical vector (list of numbers) representing the meaning of text. Similar meanings produce similar vectors.</w:t>
+              <w:t>No hallucination — showroom needs accurate prices/specs.</w:t>
             </w:r>
           </w:p>
         </w:tc>
@@ -5294,7 +4263,7 @@
           </w:tcPr>
           <w:p>
             <w:r>
-              <w:t>Why ChromaDB?</w:t>
+              <w:t>What is BGE-M3?</w:t>
             </w:r>
           </w:p>
         </w:tc>
@@ -5304,7 +4273,7 @@
           </w:tcPr>
           <w:p>
             <w:r>
-              <w:t>Specialized vector database optimized for fast similarity search among millions of vectors. Stores embeddings persistently on disk.</w:t>
+              <w:t>Multilingual embedding model producing 1024-dim semantic vectors.</w:t>
             </w:r>
           </w:p>
         </w:tc>
@@ -5326,7 +4295,7 @@
           </w:tcPr>
           <w:p>
             <w:r>
-              <w:t>Measures angle between two vectors. Value 1 = identical meaning, 0 = unrelated. We use threshold 0.55.</w:t>
+              <w:t>Measures angle between vectors; 1 = identical meaning.</w:t>
             </w:r>
           </w:p>
         </w:tc>
@@ -5338,7 +4307,7 @@
           </w:tcPr>
           <w:p>
             <w:r>
-              <w:t>Why BGE-M3 over MiniLM?</w:t>
+              <w:t>How does context work?</w:t>
             </w:r>
           </w:p>
         </w:tc>
@@ -5348,7 +4317,73 @@
           </w:tcPr>
           <w:p>
             <w:r>
-              <w:t>BGE-M3 is newer, larger, and more accurate for semantic search especially with varied phrasing.</w:t>
+              <w:t>JSON in chat_sessions — tracks last car, topic, pending clarifications.</w:t>
+            </w:r>
+          </w:p>
+        </w:tc>
+      </w:tr>
+      <w:tr>
+        <w:tc>
+          <w:tcPr>
+            <w:tcW w:type="dxa" w:w="4320"/>
+          </w:tcPr>
+          <w:p>
+            <w:r>
+              <w:t>What is ChromaDB HNSW?</w:t>
+            </w:r>
+          </w:p>
+        </w:tc>
+        <w:tc>
+          <w:tcPr>
+            <w:tcW w:type="dxa" w:w="4320"/>
+          </w:tcPr>
+          <w:p>
+            <w:r>
+              <w:t>Approximate nearest neighbor index for fast vector search.</w:t>
+            </w:r>
+          </w:p>
+        </w:tc>
+      </w:tr>
+      <w:tr>
+        <w:tc>
+          <w:tcPr>
+            <w:tcW w:type="dxa" w:w="4320"/>
+          </w:tcPr>
+          <w:p>
+            <w:r>
+              <w:t>How are typos handled?</w:t>
+            </w:r>
+          </w:p>
+        </w:tc>
+        <w:tc>
+          <w:tcPr>
+            <w:tcW w:type="dxa" w:w="4320"/>
+          </w:tcPr>
+          <w:p>
+            <w:r>
+              <w:t>normalize_message in context_service.py with SPELLING_FIXES dict.</w:t>
+            </w:r>
+          </w:p>
+        </w:tc>
+      </w:tr>
+      <w:tr>
+        <w:tc>
+          <w:tcPr>
+            <w:tcW w:type="dxa" w:w="4320"/>
+          </w:tcPr>
+          <w:p>
+            <w:r>
+              <w:t>Where is chat history?</w:t>
+            </w:r>
+          </w:p>
+        </w:tc>
+        <w:tc>
+          <w:tcPr>
+            <w:tcW w:type="dxa" w:w="4320"/>
+          </w:tcPr>
+          <w:p>
+            <w:r>
+              <w:t>SQLite chat_logs (admin + sidebar); session messages for current chat.</w:t>
             </w:r>
           </w:p>
         </w:tc>
@@ -5370,227 +4405,7 @@
           </w:tcPr>
           <w:p>
             <w:r>
-              <w:t>JSON Web Token — a signed token proving user identity. Sent in Authorization header. Stateless authentication.</w:t>
-            </w:r>
-          </w:p>
-        </w:tc>
-      </w:tr>
-      <w:tr>
-        <w:tc>
-          <w:tcPr>
-            <w:tcW w:type="dxa" w:w="4320"/>
-          </w:tcPr>
-          <w:p>
-            <w:r>
-              <w:t>Why bcrypt for passwords?</w:t>
-            </w:r>
-          </w:p>
-        </w:tc>
-        <w:tc>
-          <w:tcPr>
-            <w:tcW w:type="dxa" w:w="4320"/>
-          </w:tcPr>
-          <w:p>
-            <w:r>
-              <w:t>One-way hashing — even if database is stolen, passwords cannot be reversed.</w:t>
-            </w:r>
-          </w:p>
-        </w:tc>
-      </w:tr>
-      <w:tr>
-        <w:tc>
-          <w:tcPr>
-            <w:tcW w:type="dxa" w:w="4320"/>
-          </w:tcPr>
-          <w:p>
-            <w:r>
-              <w:t>What is 2FA OTP?</w:t>
-            </w:r>
-          </w:p>
-        </w:tc>
-        <w:tc>
-          <w:tcPr>
-            <w:tcW w:type="dxa" w:w="4320"/>
-          </w:tcPr>
-          <w:p>
-            <w:r>
-              <w:t>Two-Factor Authentication — password + email OTP. Even if password is stolen, attacker needs access to email.</w:t>
-            </w:r>
-          </w:p>
-        </w:tc>
-      </w:tr>
-      <w:tr>
-        <w:tc>
-          <w:tcPr>
-            <w:tcW w:type="dxa" w:w="4320"/>
-          </w:tcPr>
-          <w:p>
-            <w:r>
-              <w:t>What is FastAPI?</w:t>
-            </w:r>
-          </w:p>
-        </w:tc>
-        <w:tc>
-          <w:tcPr>
-            <w:tcW w:type="dxa" w:w="4320"/>
-          </w:tcPr>
-          <w:p>
-            <w:r>
-              <w:t>Modern Python API framework with automatic validation, docs, and async support.</w:t>
-            </w:r>
-          </w:p>
-        </w:tc>
-      </w:tr>
-      <w:tr>
-        <w:tc>
-          <w:tcPr>
-            <w:tcW w:type="dxa" w:w="4320"/>
-          </w:tcPr>
-          <w:p>
-            <w:r>
-              <w:t>What is SQLAlchemy ORM?</w:t>
-            </w:r>
-          </w:p>
-        </w:tc>
-        <w:tc>
-          <w:tcPr>
-            <w:tcW w:type="dxa" w:w="4320"/>
-          </w:tcPr>
-          <w:p>
-            <w:r>
-              <w:t>Maps Python classes to database tables so we write Python instead of SQL.</w:t>
-            </w:r>
-          </w:p>
-        </w:tc>
-      </w:tr>
-      <w:tr>
-        <w:tc>
-          <w:tcPr>
-            <w:tcW w:type="dxa" w:w="4320"/>
-          </w:tcPr>
-          <w:p>
-            <w:r>
-              <w:t>What is CORS?</w:t>
-            </w:r>
-          </w:p>
-        </w:tc>
-        <w:tc>
-          <w:tcPr>
-            <w:tcW w:type="dxa" w:w="4320"/>
-          </w:tcPr>
-          <w:p>
-            <w:r>
-              <w:t>Cross-Origin Resource Sharing. Browser security. Vite proxy avoids CORS in development.</w:t>
-            </w:r>
-          </w:p>
-        </w:tc>
-      </w:tr>
-      <w:tr>
-        <w:tc>
-          <w:tcPr>
-            <w:tcW w:type="dxa" w:w="4320"/>
-          </w:tcPr>
-          <w:p>
-            <w:r>
-              <w:t>What is Vite proxy?</w:t>
-            </w:r>
-          </w:p>
-        </w:tc>
-        <w:tc>
-          <w:tcPr>
-            <w:tcW w:type="dxa" w:w="4320"/>
-          </w:tcPr>
-          <w:p>
-            <w:r>
-              <w:t>Forwards /api requests from port 5173 to port 8000 so frontend and backend appear same-origin.</w:t>
-            </w:r>
-          </w:p>
-        </w:tc>
-      </w:tr>
-      <w:tr>
-        <w:tc>
-          <w:tcPr>
-            <w:tcW w:type="dxa" w:w="4320"/>
-          </w:tcPr>
-          <w:p>
-            <w:r>
-              <w:t>How are bookings prevented from double-booking?</w:t>
-            </w:r>
-          </w:p>
-        </w:tc>
-        <w:tc>
-          <w:tcPr>
-            <w:tcW w:type="dxa" w:w="4320"/>
-          </w:tcPr>
-          <w:p>
-            <w:r>
-              <w:t>Unique constraint on (booking_date + time_slot) in SQLite. Backend checks before insert.</w:t>
-            </w:r>
-          </w:p>
-        </w:tc>
-      </w:tr>
-      <w:tr>
-        <w:tc>
-          <w:tcPr>
-            <w:tcW w:type="dxa" w:w="4320"/>
-          </w:tcPr>
-          <w:p>
-            <w:r>
-              <w:t>What happens if no FAQ matches?</w:t>
-            </w:r>
-          </w:p>
-        </w:tc>
-        <w:tc>
-          <w:tcPr>
-            <w:tcW w:type="dxa" w:w="4320"/>
-          </w:tcPr>
-          <w:p>
-            <w:r>
-              <w:t>Returns 'Sorry, no data found.' — system does not invent an answer.</w:t>
-            </w:r>
-          </w:p>
-        </w:tc>
-      </w:tr>
-      <w:tr>
-        <w:tc>
-          <w:tcPr>
-            <w:tcW w:type="dxa" w:w="4320"/>
-          </w:tcPr>
-          <w:p>
-            <w:r>
-              <w:t>Where is chat history stored?</w:t>
-            </w:r>
-          </w:p>
-        </w:tc>
-        <w:tc>
-          <w:tcPr>
-            <w:tcW w:type="dxa" w:w="4320"/>
-          </w:tcPr>
-          <w:p>
-            <w:r>
-              <w:t>Browser localStorage per user ID. Backend chat_logs table for admin monitoring.</w:t>
-            </w:r>
-          </w:p>
-        </w:tc>
-      </w:tr>
-      <w:tr>
-        <w:tc>
-          <w:tcPr>
-            <w:tcW w:type="dxa" w:w="4320"/>
-          </w:tcPr>
-          <w:p>
-            <w:r>
-              <w:t>What is similarity threshold 0.55?</w:t>
-            </w:r>
-          </w:p>
-        </w:tc>
-        <w:tc>
-          <w:tcPr>
-            <w:tcW w:type="dxa" w:w="4320"/>
-          </w:tcPr>
-          <w:p>
-            <w:r>
-              <w:t>Configurable in .env. Lower = more permissive matches. Higher = stricter. 0.55 balances accuracy and recall.</w:t>
+              <w:t>Signed token proving identity; sent in Authorization header.</w:t>
             </w:r>
           </w:p>
         </w:tc>
@@ -5602,15 +4417,15 @@
         <w:pStyle w:val="Heading1"/>
       </w:pPr>
       <w:r>
-        <w:t>18. Limitations &amp; Future Scope</w:t>
+        <w:t>19. Limitations &amp; Future Scope</w:t>
       </w:r>
     </w:p>
     <w:p>
+      <w:pPr>
+        <w:pStyle w:val="ListBullet"/>
+      </w:pPr>
       <w:r>
-        <w:rPr>
-          <w:b/>
-        </w:rPr>
-        <w:t>Current Limitations:</w:t>
+        <w:t>Answers limited to FAQ Excel content</w:t>
       </w:r>
     </w:p>
     <w:p>
@@ -5618,7 +4433,7 @@
         <w:pStyle w:val="ListBullet"/>
       </w:pPr>
       <w:r>
-        <w:t>Answers limited to FAQ Excel content — cannot answer questions outside knowledge base</w:t>
+        <w:t>English FAQ only</w:t>
       </w:r>
     </w:p>
     <w:p>
@@ -5626,7 +4441,7 @@
         <w:pStyle w:val="ListBullet"/>
       </w:pPr>
       <w:r>
-        <w:t>Single language (English) for FAQ content</w:t>
+        <w:t>BGE-M3 ~2GB first-time download</w:t>
       </w:r>
     </w:p>
     <w:p>
@@ -5634,7 +4449,7 @@
         <w:pStyle w:val="ListBullet"/>
       </w:pPr>
       <w:r>
-        <w:t>Gmail SMTP has daily sending limits for personal accounts</w:t>
+        <w:t>SQLite for dev; PostgreSQL recommended for production</w:t>
       </w:r>
     </w:p>
     <w:p>
@@ -5642,150 +4457,7 @@
         <w:pStyle w:val="ListBullet"/>
       </w:pPr>
       <w:r>
-        <w:t>SQLite not ideal for very high concurrent users (production would use PostgreSQL)</w:t>
-      </w:r>
-    </w:p>
-    <w:p>
-      <w:pPr>
-        <w:pStyle w:val="ListBullet"/>
-      </w:pPr>
-      <w:r>
-        <w:t>Embeddings model requires ~2GB download on first run</w:t>
-      </w:r>
-    </w:p>
-    <w:p>
-      <w:pPr>
-        <w:pStyle w:val="ListBullet"/>
-      </w:pPr>
-      <w:r>
-        <w:t>No real-time websocket — uses request/response HTTP</w:t>
-      </w:r>
-    </w:p>
-    <w:p>
-      <w:r>
-        <w:rPr>
-          <w:b w:val="0"/>
-        </w:rPr>
-      </w:r>
-    </w:p>
-    <w:p>
-      <w:r>
-        <w:rPr>
-          <w:b/>
-        </w:rPr>
-        <w:t>Future Scope:</w:t>
-      </w:r>
-    </w:p>
-    <w:p>
-      <w:pPr>
-        <w:pStyle w:val="ListBullet"/>
-      </w:pPr>
-      <w:r>
-        <w:t>Add more languages (Hindi FAQ support)</w:t>
-      </w:r>
-    </w:p>
-    <w:p>
-      <w:pPr>
-        <w:pStyle w:val="ListBullet"/>
-      </w:pPr>
-      <w:r>
-        <w:t>Deploy to cloud (AWS/Azure) with PostgreSQL</w:t>
-      </w:r>
-    </w:p>
-    <w:p>
-      <w:pPr>
-        <w:pStyle w:val="ListBullet"/>
-      </w:pPr>
-      <w:r>
-        <w:t>Add voice input/output</w:t>
-      </w:r>
-    </w:p>
-    <w:p>
-      <w:pPr>
-        <w:pStyle w:val="ListBullet"/>
-      </w:pPr>
-      <w:r>
-        <w:t>Integrate live Hyundai API for real-time prices</w:t>
-      </w:r>
-    </w:p>
-    <w:p>
-      <w:pPr>
-        <w:pStyle w:val="ListBullet"/>
-      </w:pPr>
-      <w:r>
-        <w:t>Add analytics dashboard for popular questions</w:t>
-      </w:r>
-    </w:p>
-    <w:p>
-      <w:pPr>
-        <w:pStyle w:val="ListBullet"/>
-      </w:pPr>
-      <w:r>
-        <w:t>Use Redis for OTP caching and session management</w:t>
-      </w:r>
-    </w:p>
-    <w:p>
-      <w:pPr>
-        <w:pStyle w:val="ListBullet"/>
-      </w:pPr>
-      <w:r>
-        <w:t>Add rate limiting to prevent OTP abuse</w:t>
-      </w:r>
-    </w:p>
-    <w:p>
-      <w:pPr>
-        <w:pStyle w:val="Heading1"/>
-      </w:pPr>
-      <w:r>
-        <w:t>19. Security Notes Before GitHub</w:t>
-      </w:r>
-    </w:p>
-    <w:p>
-      <w:pPr>
-        <w:pStyle w:val="ListBullet"/>
-      </w:pPr>
-      <w:r>
-        <w:t>Never commit backend/.env — contains SMTP password and JWT secret</w:t>
-      </w:r>
-    </w:p>
-    <w:p>
-      <w:pPr>
-        <w:pStyle w:val="ListBullet"/>
-      </w:pPr>
-      <w:r>
-        <w:t>Never commit backend/app.db — contains user data</w:t>
-      </w:r>
-    </w:p>
-    <w:p>
-      <w:pPr>
-        <w:pStyle w:val="ListBullet"/>
-      </w:pPr>
-      <w:r>
-        <w:t>Admin passwords are currently hardcoded in source — move to .env before public repo</w:t>
-      </w:r>
-    </w:p>
-    <w:p>
-      <w:pPr>
-        <w:pStyle w:val="ListBullet"/>
-      </w:pPr>
-      <w:r>
-        <w:t>Regenerate Gmail App Password if ever exposed</w:t>
-      </w:r>
-    </w:p>
-    <w:p>
-      <w:pPr>
-        <w:pStyle w:val="ListBullet"/>
-      </w:pPr>
-      <w:r>
-        <w:t>Change JWT_SECRET in production</w:t>
-      </w:r>
-    </w:p>
-    <w:p>
-      <w:pPr>
-        <w:pStyle w:val="ListBullet"/>
-      </w:pPr>
-      <w:r>
-        <w:t>.gitignore already excludes .env, app.db, chroma_db/</w:t>
+        <w:t>Future: Hindi FAQs, cloud deploy, rate limiting, live price API</w:t>
       </w:r>
     </w:p>
     <w:p>
@@ -5804,7 +4476,7 @@
         </w:rPr>
         <w:t>— End of Document —</w:t>
         <w:br/>
-        <w:t>Hyundai Knowledge Assistant v2.1.0</w:t>
+        <w:t>Hyundai Knowledge Assistant v2.2.0</w:t>
       </w:r>
     </w:p>
     <w:sectPr>
